--- a/6-过程管理/流程制度规范类文件/060103-服务报告管理程序.docx
+++ b/6-过程管理/流程制度规范类文件/060103-服务报告管理程序.docx
@@ -1,11 +1,10 @@
 
 <file path=word/document.xml><?xml version="1.0" encoding="utf-8"?>
-<w:document xmlns:wpc="http://schemas.microsoft.com/office/word/2010/wordprocessingCanvas" xmlns:mc="http://schemas.openxmlformats.org/markup-compatibility/2006" xmlns:o="urn:schemas-microsoft-com:office:office" xmlns:r="http://schemas.openxmlformats.org/officeDocument/2006/relationships" xmlns:m="http://schemas.openxmlformats.org/officeDocument/2006/math" xmlns:v="urn:schemas-microsoft-com:vml" xmlns:wp14="http://schemas.microsoft.com/office/word/2010/wordprocessingDrawing" xmlns:wp="http://schemas.openxmlformats.org/drawingml/2006/wordprocessingDrawing" xmlns:w10="urn:schemas-microsoft-com:office:word" xmlns:w="http://schemas.openxmlformats.org/wordprocessingml/2006/main" xmlns:w14="http://schemas.microsoft.com/office/word/2010/wordml" xmlns:w15="http://schemas.microsoft.com/office/word/2012/wordml" xmlns:wne="http://schemas.microsoft.com/office/word/2006/wordml" xmlns:wpg="http://schemas.microsoft.com/office/word/2010/wordprocessingGroup" xmlns:wpi="http://schemas.microsoft.com/office/word/2010/wordprocessingInk" xmlns:wps="http://schemas.microsoft.com/office/word/2010/wordprocessingShape" mc:Ignorable="w14 w15 wp14">
-  <!-- Generated by Aspose.Words for .NET 13.3.0.1 -->
+<w:document xmlns:wpc="http://schemas.microsoft.com/office/word/2010/wordprocessingCanvas" xmlns:mc="http://schemas.openxmlformats.org/markup-compatibility/2006" xmlns:o="urn:schemas-microsoft-com:office:office" xmlns:r="http://schemas.openxmlformats.org/officeDocument/2006/relationships" xmlns:m="http://schemas.openxmlformats.org/officeDocument/2006/math" xmlns:v="urn:schemas-microsoft-com:vml" xmlns:wp14="http://schemas.microsoft.com/office/word/2010/wordprocessingDrawing" xmlns:wp="http://schemas.openxmlformats.org/drawingml/2006/wordprocessingDrawing" xmlns:w="http://schemas.openxmlformats.org/wordprocessingml/2006/main" xmlns:w14="http://schemas.microsoft.com/office/word/2010/wordml" xmlns:w10="urn:schemas-microsoft-com:office:word" xmlns:w15="http://schemas.microsoft.com/office/word/2012/wordml" xmlns:wpg="http://schemas.microsoft.com/office/word/2010/wordprocessingGroup" xmlns:wpi="http://schemas.microsoft.com/office/word/2010/wordprocessingInk" xmlns:wne="http://schemas.microsoft.com/office/word/2006/wordml" xmlns:wps="http://schemas.microsoft.com/office/word/2010/wordprocessingShape" xmlns:wpsCustomData="http://www.wps.cn/officeDocument/2013/wpsCustomData" mc:Ignorable="w14 w15 wp14">
   <w:body>
     <w:p>
       <w:pPr>
-        <w:pStyle w:val="a1"/>
+        <w:pStyle w:val="33"/>
         <w:keepNext w:val="0"/>
         <w:keepLines w:val="0"/>
         <w:pageBreakBefore w:val="0"/>
@@ -24,7 +23,7 @@
     </w:p>
     <w:p>
       <w:pPr>
-        <w:pStyle w:val="a1"/>
+        <w:pStyle w:val="33"/>
         <w:keepNext w:val="0"/>
         <w:keepLines w:val="0"/>
         <w:pageBreakBefore w:val="0"/>
@@ -46,7 +45,7 @@
     </w:p>
     <w:p>
       <w:pPr>
-        <w:pStyle w:val="a2"/>
+        <w:pStyle w:val="34"/>
         <w:keepNext w:val="0"/>
         <w:keepLines w:val="0"/>
         <w:pageBreakBefore w:val="0"/>
@@ -86,14 +85,14 @@
         <w:ind w:left="3285"/>
         <w:textAlignment w:val="baseline"/>
         <w:rPr>
-          <w:rFonts w:ascii="宋体" w:eastAsia="宋体" w:hAnsi="宋体" w:cs="宋体"/>
+          <w:rFonts w:ascii="宋体" w:hAnsi="宋体" w:eastAsia="宋体" w:cs="宋体"/>
           <w:sz w:val="36"/>
           <w:szCs w:val="36"/>
         </w:rPr>
       </w:pPr>
       <w:r>
         <w:rPr>
-          <w:rFonts w:ascii="宋体" w:eastAsia="宋体" w:hAnsi="宋体" w:cs="宋体"/>
+          <w:rFonts w:ascii="宋体" w:hAnsi="宋体" w:eastAsia="宋体" w:cs="宋体"/>
           <w:spacing w:val="-2"/>
           <w:sz w:val="36"/>
           <w:szCs w:val="36"/>
@@ -119,7 +118,7 @@
         <w:spacing w:before="196"/>
         <w:ind w:left="3699"/>
         <w:rPr>
-          <w:rFonts w:ascii="宋体" w:eastAsia="宋体" w:hAnsi="宋体" w:cs="宋体"/>
+          <w:rFonts w:ascii="宋体" w:hAnsi="宋体" w:eastAsia="宋体" w:cs="宋体"/>
           <w:sz w:val="24"/>
           <w:szCs w:val="24"/>
         </w:rPr>
@@ -141,14 +140,14 @@
         <w:adjustRightInd w:val="0"/>
         <w:snapToGrid w:val="0"/>
         <w:rPr>
-          <w:rFonts w:ascii="宋体" w:eastAsia="宋体" w:hAnsi="宋体" w:cs="宋体"/>
+          <w:rFonts w:ascii="宋体" w:hAnsi="宋体" w:eastAsia="宋体" w:cs="宋体"/>
           <w:sz w:val="24"/>
           <w:szCs w:val="24"/>
         </w:rPr>
         <w:sectPr>
           <w:pgSz w:w="11906" w:h="16839"/>
           <w:pgMar w:top="1431" w:right="1785" w:bottom="0" w:left="1785" w:header="0" w:footer="0" w:gutter="0"/>
-          <w:cols w:num="1" w:space="720"/>
+          <w:cols w:space="720" w:num="1"/>
         </w:sectPr>
       </w:pPr>
     </w:p>
@@ -171,7 +170,7 @@
         <w:ind w:left="3710"/>
         <w:outlineLvl w:val="0"/>
         <w:rPr>
-          <w:rFonts w:ascii="宋体" w:eastAsia="宋体" w:hAnsi="宋体" w:cs="宋体"/>
+          <w:rFonts w:ascii="宋体" w:hAnsi="宋体" w:eastAsia="宋体" w:cs="宋体"/>
           <w:sz w:val="28"/>
           <w:szCs w:val="28"/>
         </w:rPr>
@@ -179,7 +178,7 @@
       <w:bookmarkStart w:id="2" w:name="_Toc4053"/>
       <w:r>
         <w:rPr>
-          <w:rFonts w:ascii="宋体" w:eastAsia="宋体" w:hAnsi="宋体" w:cs="宋体"/>
+          <w:rFonts w:ascii="宋体" w:hAnsi="宋体" w:eastAsia="宋体" w:cs="宋体"/>
           <w:spacing w:val="-3"/>
           <w:sz w:val="28"/>
           <w:szCs w:val="28"/>
@@ -208,16 +207,16 @@
     </w:p>
     <w:tbl>
       <w:tblPr>
-        <w:tblStyle w:val="TableNormal0"/>
+        <w:tblStyle w:val="24"/>
         <w:tblW w:w="9072" w:type="dxa"/>
         <w:tblInd w:w="5" w:type="dxa"/>
         <w:tblBorders>
-          <w:top w:val="single" w:sz="4" w:space="0" w:color="000000"/>
-          <w:left w:val="single" w:sz="4" w:space="0" w:color="000000"/>
-          <w:bottom w:val="single" w:sz="4" w:space="0" w:color="000000"/>
-          <w:right w:val="single" w:sz="4" w:space="0" w:color="000000"/>
-          <w:insideH w:val="single" w:sz="4" w:space="0" w:color="000000"/>
-          <w:insideV w:val="single" w:sz="4" w:space="0" w:color="000000"/>
+          <w:top w:val="single" w:color="000000" w:sz="4" w:space="0"/>
+          <w:left w:val="single" w:color="000000" w:sz="4" w:space="0"/>
+          <w:bottom w:val="single" w:color="000000" w:sz="4" w:space="0"/>
+          <w:right w:val="single" w:color="000000" w:sz="4" w:space="0"/>
+          <w:insideH w:val="single" w:color="000000" w:sz="4" w:space="0"/>
+          <w:insideV w:val="single" w:color="000000" w:sz="4" w:space="0"/>
         </w:tblBorders>
         <w:tblLayout w:type="fixed"/>
         <w:tblCellMar>
@@ -236,17 +235,14 @@
       </w:tblGrid>
       <w:tr>
         <w:tblPrEx>
-          <w:tblW w:w="9072" w:type="dxa"/>
-          <w:tblInd w:w="5" w:type="dxa"/>
           <w:tblBorders>
-            <w:top w:val="single" w:sz="4" w:space="0" w:color="000000"/>
-            <w:left w:val="single" w:sz="4" w:space="0" w:color="000000"/>
-            <w:bottom w:val="single" w:sz="4" w:space="0" w:color="000000"/>
-            <w:right w:val="single" w:sz="4" w:space="0" w:color="000000"/>
-            <w:insideH w:val="single" w:sz="4" w:space="0" w:color="000000"/>
-            <w:insideV w:val="single" w:sz="4" w:space="0" w:color="000000"/>
+            <w:top w:val="single" w:color="000000" w:sz="4" w:space="0"/>
+            <w:left w:val="single" w:color="000000" w:sz="4" w:space="0"/>
+            <w:bottom w:val="single" w:color="000000" w:sz="4" w:space="0"/>
+            <w:right w:val="single" w:color="000000" w:sz="4" w:space="0"/>
+            <w:insideH w:val="single" w:color="000000" w:sz="4" w:space="0"/>
+            <w:insideV w:val="single" w:color="000000" w:sz="4" w:space="0"/>
           </w:tblBorders>
-          <w:tblLayout w:type="fixed"/>
           <w:tblCellMar>
             <w:top w:w="0" w:type="dxa"/>
             <w:left w:w="0" w:type="dxa"/>
@@ -255,7 +251,7 @@
           </w:tblCellMar>
         </w:tblPrEx>
         <w:trPr>
-          <w:trHeight w:val="611"/>
+          <w:trHeight w:val="611" w:hRule="atLeast"/>
         </w:trPr>
         <w:tc>
           <w:tcPr>
@@ -279,14 +275,14 @@
               <w:spacing w:before="199" w:line="220" w:lineRule="auto"/>
               <w:ind w:left="296"/>
               <w:rPr>
-                <w:rFonts w:ascii="宋体" w:eastAsia="宋体" w:hAnsi="宋体" w:cs="宋体"/>
+                <w:rFonts w:ascii="宋体" w:hAnsi="宋体" w:eastAsia="宋体" w:cs="宋体"/>
                 <w:sz w:val="21"/>
                 <w:szCs w:val="21"/>
               </w:rPr>
             </w:pPr>
             <w:r>
               <w:rPr>
-                <w:rFonts w:ascii="宋体" w:eastAsia="宋体" w:hAnsi="宋体" w:cs="宋体"/>
+                <w:rFonts w:ascii="宋体" w:hAnsi="宋体" w:eastAsia="宋体" w:cs="宋体"/>
                 <w:spacing w:val="-2"/>
                 <w:sz w:val="21"/>
                 <w:szCs w:val="21"/>
@@ -318,14 +314,14 @@
               <w:spacing w:before="200" w:line="218" w:lineRule="auto"/>
               <w:ind w:left="108"/>
               <w:rPr>
-                <w:rFonts w:ascii="宋体" w:eastAsia="宋体" w:hAnsi="宋体" w:cs="宋体"/>
+                <w:rFonts w:ascii="宋体" w:hAnsi="宋体" w:eastAsia="宋体" w:cs="宋体"/>
                 <w:sz w:val="21"/>
                 <w:szCs w:val="21"/>
               </w:rPr>
             </w:pPr>
             <w:r>
               <w:rPr>
-                <w:rFonts w:ascii="宋体" w:eastAsia="宋体" w:hAnsi="宋体" w:cs="宋体"/>
+                <w:rFonts w:ascii="宋体" w:hAnsi="宋体" w:eastAsia="宋体" w:cs="宋体"/>
                 <w:spacing w:val="-1"/>
                 <w:sz w:val="21"/>
                 <w:szCs w:val="21"/>
@@ -337,9 +333,14 @@
       </w:tr>
       <w:tr>
         <w:tblPrEx>
-          <w:tblW w:w="9072" w:type="dxa"/>
-          <w:tblInd w:w="5" w:type="dxa"/>
-          <w:tblLayout w:type="fixed"/>
+          <w:tblBorders>
+            <w:top w:val="single" w:color="000000" w:sz="4" w:space="0"/>
+            <w:left w:val="single" w:color="000000" w:sz="4" w:space="0"/>
+            <w:bottom w:val="single" w:color="000000" w:sz="4" w:space="0"/>
+            <w:right w:val="single" w:color="000000" w:sz="4" w:space="0"/>
+            <w:insideH w:val="single" w:color="000000" w:sz="4" w:space="0"/>
+            <w:insideV w:val="single" w:color="000000" w:sz="4" w:space="0"/>
+          </w:tblBorders>
           <w:tblCellMar>
             <w:top w:w="0" w:type="dxa"/>
             <w:left w:w="0" w:type="dxa"/>
@@ -348,7 +349,7 @@
           </w:tblCellMar>
         </w:tblPrEx>
         <w:trPr>
-          <w:trHeight w:val="606"/>
+          <w:trHeight w:val="606" w:hRule="atLeast"/>
         </w:trPr>
         <w:tc>
           <w:tcPr>
@@ -372,14 +373,14 @@
               <w:spacing w:before="196" w:line="220" w:lineRule="auto"/>
               <w:ind w:left="506"/>
               <w:rPr>
-                <w:rFonts w:ascii="宋体" w:eastAsia="宋体" w:hAnsi="宋体" w:cs="宋体"/>
+                <w:rFonts w:ascii="宋体" w:hAnsi="宋体" w:eastAsia="宋体" w:cs="宋体"/>
                 <w:sz w:val="21"/>
                 <w:szCs w:val="21"/>
               </w:rPr>
             </w:pPr>
             <w:r>
               <w:rPr>
-                <w:rFonts w:ascii="宋体" w:eastAsia="宋体" w:hAnsi="宋体" w:cs="宋体"/>
+                <w:rFonts w:ascii="宋体" w:hAnsi="宋体" w:eastAsia="宋体" w:cs="宋体"/>
                 <w:spacing w:val="-2"/>
                 <w:sz w:val="21"/>
                 <w:szCs w:val="21"/>
@@ -411,14 +412,14 @@
               <w:spacing w:before="197" w:line="219" w:lineRule="auto"/>
               <w:ind w:left="108"/>
               <w:rPr>
-                <w:rFonts w:ascii="宋体" w:eastAsia="宋体" w:hAnsi="宋体" w:cs="宋体"/>
+                <w:rFonts w:ascii="宋体" w:hAnsi="宋体" w:eastAsia="宋体" w:cs="宋体"/>
                 <w:sz w:val="21"/>
                 <w:szCs w:val="21"/>
               </w:rPr>
             </w:pPr>
             <w:r>
               <w:rPr>
-                <w:rFonts w:ascii="宋体" w:eastAsia="宋体" w:hAnsi="宋体" w:cs="宋体"/>
+                <w:rFonts w:ascii="宋体" w:hAnsi="宋体" w:eastAsia="宋体" w:cs="宋体"/>
                 <w:spacing w:val="-1"/>
                 <w:sz w:val="21"/>
                 <w:szCs w:val="21"/>
@@ -430,9 +431,14 @@
       </w:tr>
       <w:tr>
         <w:tblPrEx>
-          <w:tblW w:w="9072" w:type="dxa"/>
-          <w:tblInd w:w="5" w:type="dxa"/>
-          <w:tblLayout w:type="fixed"/>
+          <w:tblBorders>
+            <w:top w:val="single" w:color="000000" w:sz="4" w:space="0"/>
+            <w:left w:val="single" w:color="000000" w:sz="4" w:space="0"/>
+            <w:bottom w:val="single" w:color="000000" w:sz="4" w:space="0"/>
+            <w:right w:val="single" w:color="000000" w:sz="4" w:space="0"/>
+            <w:insideH w:val="single" w:color="000000" w:sz="4" w:space="0"/>
+            <w:insideV w:val="single" w:color="000000" w:sz="4" w:space="0"/>
+          </w:tblBorders>
           <w:tblCellMar>
             <w:top w:w="0" w:type="dxa"/>
             <w:left w:w="0" w:type="dxa"/>
@@ -441,7 +447,7 @@
           </w:tblCellMar>
         </w:tblPrEx>
         <w:trPr>
-          <w:trHeight w:val="607"/>
+          <w:trHeight w:val="607" w:hRule="atLeast"/>
         </w:trPr>
         <w:tc>
           <w:tcPr>
@@ -465,14 +471,14 @@
               <w:spacing w:before="199" w:line="219" w:lineRule="auto"/>
               <w:ind w:left="506"/>
               <w:rPr>
-                <w:rFonts w:ascii="宋体" w:eastAsia="宋体" w:hAnsi="宋体" w:cs="宋体"/>
+                <w:rFonts w:ascii="宋体" w:hAnsi="宋体" w:eastAsia="宋体" w:cs="宋体"/>
                 <w:sz w:val="21"/>
                 <w:szCs w:val="21"/>
               </w:rPr>
             </w:pPr>
             <w:r>
               <w:rPr>
-                <w:rFonts w:ascii="宋体" w:eastAsia="宋体" w:hAnsi="宋体" w:cs="宋体"/>
+                <w:rFonts w:ascii="宋体" w:hAnsi="宋体" w:eastAsia="宋体" w:cs="宋体"/>
                 <w:spacing w:val="-2"/>
                 <w:sz w:val="21"/>
                 <w:szCs w:val="21"/>
@@ -503,14 +509,14 @@
               <w:spacing w:before="199" w:line="219" w:lineRule="auto"/>
               <w:ind w:left="431"/>
               <w:rPr>
-                <w:rFonts w:ascii="宋体" w:eastAsia="宋体" w:hAnsi="宋体" w:cs="宋体"/>
+                <w:rFonts w:ascii="宋体" w:hAnsi="宋体" w:eastAsia="宋体" w:cs="宋体"/>
                 <w:sz w:val="21"/>
                 <w:szCs w:val="21"/>
               </w:rPr>
             </w:pPr>
             <w:r>
               <w:rPr>
-                <w:rFonts w:ascii="宋体" w:eastAsia="宋体" w:hAnsi="宋体" w:cs="宋体"/>
+                <w:rFonts w:ascii="宋体" w:hAnsi="宋体" w:eastAsia="宋体" w:cs="宋体"/>
                 <w:spacing w:val="-2"/>
                 <w:sz w:val="21"/>
                 <w:szCs w:val="21"/>
@@ -541,14 +547,14 @@
               <w:spacing w:before="199" w:line="219" w:lineRule="auto"/>
               <w:ind w:left="592"/>
               <w:rPr>
-                <w:rFonts w:ascii="宋体" w:eastAsia="宋体" w:hAnsi="宋体" w:cs="宋体"/>
+                <w:rFonts w:ascii="宋体" w:hAnsi="宋体" w:eastAsia="宋体" w:cs="宋体"/>
                 <w:sz w:val="21"/>
                 <w:szCs w:val="21"/>
               </w:rPr>
             </w:pPr>
             <w:r>
               <w:rPr>
-                <w:rFonts w:ascii="宋体" w:eastAsia="宋体" w:hAnsi="宋体" w:cs="宋体"/>
+                <w:rFonts w:ascii="宋体" w:hAnsi="宋体" w:eastAsia="宋体" w:cs="宋体"/>
                 <w:spacing w:val="-2"/>
                 <w:sz w:val="21"/>
                 <w:szCs w:val="21"/>
@@ -579,14 +585,14 @@
               <w:spacing w:before="199" w:line="220" w:lineRule="auto"/>
               <w:ind w:left="574"/>
               <w:rPr>
-                <w:rFonts w:ascii="宋体" w:eastAsia="宋体" w:hAnsi="宋体" w:cs="宋体"/>
+                <w:rFonts w:ascii="宋体" w:hAnsi="宋体" w:eastAsia="宋体" w:cs="宋体"/>
                 <w:sz w:val="21"/>
                 <w:szCs w:val="21"/>
               </w:rPr>
             </w:pPr>
             <w:r>
               <w:rPr>
-                <w:rFonts w:ascii="宋体" w:eastAsia="宋体" w:hAnsi="宋体" w:cs="宋体"/>
+                <w:rFonts w:ascii="宋体" w:hAnsi="宋体" w:eastAsia="宋体" w:cs="宋体"/>
                 <w:spacing w:val="-3"/>
                 <w:sz w:val="21"/>
                 <w:szCs w:val="21"/>
@@ -617,14 +623,14 @@
               <w:spacing w:before="199" w:line="220" w:lineRule="auto"/>
               <w:ind w:left="781"/>
               <w:rPr>
-                <w:rFonts w:ascii="宋体" w:eastAsia="宋体" w:hAnsi="宋体" w:cs="宋体"/>
+                <w:rFonts w:ascii="宋体" w:hAnsi="宋体" w:eastAsia="宋体" w:cs="宋体"/>
                 <w:sz w:val="21"/>
                 <w:szCs w:val="21"/>
               </w:rPr>
             </w:pPr>
             <w:r>
               <w:rPr>
-                <w:rFonts w:ascii="宋体" w:eastAsia="宋体" w:hAnsi="宋体" w:cs="宋体"/>
+                <w:rFonts w:ascii="宋体" w:hAnsi="宋体" w:eastAsia="宋体" w:cs="宋体"/>
                 <w:spacing w:val="-5"/>
                 <w:sz w:val="21"/>
                 <w:szCs w:val="21"/>
@@ -636,9 +642,14 @@
       </w:tr>
       <w:tr>
         <w:tblPrEx>
-          <w:tblW w:w="9072" w:type="dxa"/>
-          <w:tblInd w:w="5" w:type="dxa"/>
-          <w:tblLayout w:type="fixed"/>
+          <w:tblBorders>
+            <w:top w:val="single" w:color="000000" w:sz="4" w:space="0"/>
+            <w:left w:val="single" w:color="000000" w:sz="4" w:space="0"/>
+            <w:bottom w:val="single" w:color="000000" w:sz="4" w:space="0"/>
+            <w:right w:val="single" w:color="000000" w:sz="4" w:space="0"/>
+            <w:insideH w:val="single" w:color="000000" w:sz="4" w:space="0"/>
+            <w:insideV w:val="single" w:color="000000" w:sz="4" w:space="0"/>
+          </w:tblBorders>
           <w:tblCellMar>
             <w:top w:w="0" w:type="dxa"/>
             <w:left w:w="0" w:type="dxa"/>
@@ -647,7 +658,7 @@
           </w:tblCellMar>
         </w:tblPrEx>
         <w:trPr>
-          <w:trHeight w:val="474"/>
+          <w:trHeight w:val="474" w:hRule="atLeast"/>
         </w:trPr>
         <w:tc>
           <w:tcPr>
@@ -671,14 +682,14 @@
               <w:spacing w:before="163" w:line="239" w:lineRule="auto"/>
               <w:ind w:left="709"/>
               <w:rPr>
-                <w:rFonts w:ascii="宋体" w:eastAsia="宋体" w:hAnsi="宋体" w:cs="宋体"/>
+                <w:rFonts w:ascii="宋体" w:hAnsi="宋体" w:eastAsia="宋体" w:cs="宋体"/>
                 <w:sz w:val="21"/>
                 <w:szCs w:val="21"/>
               </w:rPr>
             </w:pPr>
             <w:r>
               <w:rPr>
-                <w:rFonts w:ascii="宋体" w:eastAsia="宋体" w:hAnsi="宋体" w:cs="宋体"/>
+                <w:rFonts w:ascii="宋体" w:hAnsi="宋体" w:eastAsia="宋体" w:cs="宋体"/>
                 <w:spacing w:val="-1"/>
                 <w:sz w:val="21"/>
                 <w:szCs w:val="21"/>
@@ -709,14 +720,14 @@
               <w:spacing w:before="163"/>
               <w:ind w:left="433"/>
               <w:rPr>
-                <w:rFonts w:ascii="宋体" w:eastAsia="宋体" w:hAnsi="宋体" w:cs="宋体"/>
+                <w:rFonts w:ascii="宋体" w:hAnsi="宋体" w:eastAsia="宋体" w:cs="宋体"/>
                 <w:sz w:val="21"/>
                 <w:szCs w:val="21"/>
               </w:rPr>
             </w:pPr>
             <w:r>
               <w:rPr>
-                <w:rFonts w:ascii="宋体" w:eastAsia="宋体" w:hAnsi="宋体" w:cs="宋体"/>
+                <w:rFonts w:ascii="宋体" w:hAnsi="宋体" w:eastAsia="宋体" w:cs="宋体"/>
                 <w:spacing w:val="-2"/>
                 <w:sz w:val="21"/>
                 <w:szCs w:val="21"/>
@@ -747,14 +758,14 @@
               <w:spacing w:before="133" w:line="219" w:lineRule="auto"/>
               <w:ind w:left="595"/>
               <w:rPr>
-                <w:rFonts w:ascii="宋体" w:eastAsia="宋体" w:hAnsi="宋体" w:cs="宋体"/>
+                <w:rFonts w:ascii="宋体" w:hAnsi="宋体" w:eastAsia="宋体" w:cs="宋体"/>
                 <w:sz w:val="21"/>
                 <w:szCs w:val="21"/>
               </w:rPr>
             </w:pPr>
             <w:r>
               <w:rPr>
-                <w:rFonts w:ascii="宋体" w:eastAsia="宋体" w:hAnsi="宋体" w:cs="宋体"/>
+                <w:rFonts w:ascii="宋体" w:hAnsi="宋体" w:eastAsia="宋体" w:cs="宋体"/>
                 <w:spacing w:val="-3"/>
                 <w:sz w:val="21"/>
                 <w:szCs w:val="21"/>
@@ -785,14 +796,14 @@
               <w:spacing w:before="134" w:line="220" w:lineRule="auto"/>
               <w:ind w:left="479"/>
               <w:rPr>
-                <w:rFonts w:ascii="宋体" w:eastAsia="宋体" w:hAnsi="宋体" w:cs="宋体"/>
+                <w:rFonts w:ascii="宋体" w:hAnsi="宋体" w:eastAsia="宋体" w:cs="宋体"/>
                 <w:sz w:val="21"/>
                 <w:szCs w:val="21"/>
               </w:rPr>
             </w:pPr>
             <w:r>
               <w:rPr>
-                <w:rFonts w:ascii="宋体" w:eastAsia="宋体" w:hAnsi="宋体" w:cs="宋体" w:hint="eastAsia"/>
+                <w:rFonts w:hint="eastAsia" w:ascii="宋体" w:hAnsi="宋体" w:eastAsia="宋体" w:cs="宋体"/>
                 <w:sz w:val="21"/>
                 <w:szCs w:val="21"/>
                 <w:lang w:val="en-US" w:eastAsia="zh-CN"/>
@@ -823,14 +834,14 @@
               <w:spacing w:before="133" w:line="220" w:lineRule="auto"/>
               <w:ind w:left="671"/>
               <w:rPr>
-                <w:rFonts w:ascii="宋体" w:eastAsia="宋体" w:hAnsi="宋体" w:cs="宋体"/>
+                <w:rFonts w:ascii="宋体" w:hAnsi="宋体" w:eastAsia="宋体" w:cs="宋体"/>
                 <w:sz w:val="21"/>
                 <w:szCs w:val="21"/>
               </w:rPr>
             </w:pPr>
             <w:r>
               <w:rPr>
-                <w:rFonts w:ascii="宋体" w:eastAsia="宋体" w:hAnsi="宋体" w:cs="宋体"/>
+                <w:rFonts w:ascii="宋体" w:hAnsi="宋体" w:eastAsia="宋体" w:cs="宋体"/>
                 <w:spacing w:val="-3"/>
                 <w:sz w:val="21"/>
                 <w:szCs w:val="21"/>
@@ -842,9 +853,14 @@
       </w:tr>
       <w:tr>
         <w:tblPrEx>
-          <w:tblW w:w="9072" w:type="dxa"/>
-          <w:tblInd w:w="5" w:type="dxa"/>
-          <w:tblLayout w:type="fixed"/>
+          <w:tblBorders>
+            <w:top w:val="single" w:color="000000" w:sz="4" w:space="0"/>
+            <w:left w:val="single" w:color="000000" w:sz="4" w:space="0"/>
+            <w:bottom w:val="single" w:color="000000" w:sz="4" w:space="0"/>
+            <w:right w:val="single" w:color="000000" w:sz="4" w:space="0"/>
+            <w:insideH w:val="single" w:color="000000" w:sz="4" w:space="0"/>
+            <w:insideV w:val="single" w:color="000000" w:sz="4" w:space="0"/>
+          </w:tblBorders>
           <w:tblCellMar>
             <w:top w:w="0" w:type="dxa"/>
             <w:left w:w="0" w:type="dxa"/>
@@ -853,7 +869,7 @@
           </w:tblCellMar>
         </w:tblPrEx>
         <w:trPr>
-          <w:trHeight w:val="528"/>
+          <w:trHeight w:val="528" w:hRule="atLeast"/>
         </w:trPr>
         <w:tc>
           <w:tcPr>
@@ -861,7 +877,7 @@
           </w:tcPr>
           <w:p>
             <w:pPr>
-              <w:pStyle w:val="TableText"/>
+              <w:pStyle w:val="25"/>
               <w:keepNext w:val="0"/>
               <w:keepLines w:val="0"/>
               <w:pageBreakBefore w:val="0"/>
@@ -884,7 +900,7 @@
           </w:tcPr>
           <w:p>
             <w:pPr>
-              <w:pStyle w:val="TableText"/>
+              <w:pStyle w:val="25"/>
               <w:keepNext w:val="0"/>
               <w:keepLines w:val="0"/>
               <w:pageBreakBefore w:val="0"/>
@@ -907,7 +923,7 @@
           </w:tcPr>
           <w:p>
             <w:pPr>
-              <w:pStyle w:val="TableText"/>
+              <w:pStyle w:val="25"/>
               <w:keepNext w:val="0"/>
               <w:keepLines w:val="0"/>
               <w:pageBreakBefore w:val="0"/>
@@ -930,7 +946,7 @@
           </w:tcPr>
           <w:p>
             <w:pPr>
-              <w:pStyle w:val="TableText"/>
+              <w:pStyle w:val="25"/>
               <w:keepNext w:val="0"/>
               <w:keepLines w:val="0"/>
               <w:pageBreakBefore w:val="0"/>
@@ -953,7 +969,7 @@
           </w:tcPr>
           <w:p>
             <w:pPr>
-              <w:pStyle w:val="TableText"/>
+              <w:pStyle w:val="25"/>
               <w:keepNext w:val="0"/>
               <w:keepLines w:val="0"/>
               <w:pageBreakBefore w:val="0"/>
@@ -973,9 +989,14 @@
       </w:tr>
       <w:tr>
         <w:tblPrEx>
-          <w:tblW w:w="9072" w:type="dxa"/>
-          <w:tblInd w:w="5" w:type="dxa"/>
-          <w:tblLayout w:type="fixed"/>
+          <w:tblBorders>
+            <w:top w:val="single" w:color="000000" w:sz="4" w:space="0"/>
+            <w:left w:val="single" w:color="000000" w:sz="4" w:space="0"/>
+            <w:bottom w:val="single" w:color="000000" w:sz="4" w:space="0"/>
+            <w:right w:val="single" w:color="000000" w:sz="4" w:space="0"/>
+            <w:insideH w:val="single" w:color="000000" w:sz="4" w:space="0"/>
+            <w:insideV w:val="single" w:color="000000" w:sz="4" w:space="0"/>
+          </w:tblBorders>
           <w:tblCellMar>
             <w:top w:w="0" w:type="dxa"/>
             <w:left w:w="0" w:type="dxa"/>
@@ -984,7 +1005,7 @@
           </w:tblCellMar>
         </w:tblPrEx>
         <w:trPr>
-          <w:trHeight w:val="528"/>
+          <w:trHeight w:val="528" w:hRule="atLeast"/>
         </w:trPr>
         <w:tc>
           <w:tcPr>
@@ -992,7 +1013,7 @@
           </w:tcPr>
           <w:p>
             <w:pPr>
-              <w:pStyle w:val="TableText"/>
+              <w:pStyle w:val="25"/>
               <w:keepNext w:val="0"/>
               <w:keepLines w:val="0"/>
               <w:pageBreakBefore w:val="0"/>
@@ -1015,7 +1036,7 @@
           </w:tcPr>
           <w:p>
             <w:pPr>
-              <w:pStyle w:val="TableText"/>
+              <w:pStyle w:val="25"/>
               <w:keepNext w:val="0"/>
               <w:keepLines w:val="0"/>
               <w:pageBreakBefore w:val="0"/>
@@ -1038,7 +1059,7 @@
           </w:tcPr>
           <w:p>
             <w:pPr>
-              <w:pStyle w:val="TableText"/>
+              <w:pStyle w:val="25"/>
               <w:keepNext w:val="0"/>
               <w:keepLines w:val="0"/>
               <w:pageBreakBefore w:val="0"/>
@@ -1061,7 +1082,7 @@
           </w:tcPr>
           <w:p>
             <w:pPr>
-              <w:pStyle w:val="TableText"/>
+              <w:pStyle w:val="25"/>
               <w:keepNext w:val="0"/>
               <w:keepLines w:val="0"/>
               <w:pageBreakBefore w:val="0"/>
@@ -1084,7 +1105,7 @@
           </w:tcPr>
           <w:p>
             <w:pPr>
-              <w:pStyle w:val="TableText"/>
+              <w:pStyle w:val="25"/>
               <w:keepNext w:val="0"/>
               <w:keepLines w:val="0"/>
               <w:pageBreakBefore w:val="0"/>
@@ -1104,9 +1125,14 @@
       </w:tr>
       <w:tr>
         <w:tblPrEx>
-          <w:tblW w:w="9072" w:type="dxa"/>
-          <w:tblInd w:w="5" w:type="dxa"/>
-          <w:tblLayout w:type="fixed"/>
+          <w:tblBorders>
+            <w:top w:val="single" w:color="000000" w:sz="4" w:space="0"/>
+            <w:left w:val="single" w:color="000000" w:sz="4" w:space="0"/>
+            <w:bottom w:val="single" w:color="000000" w:sz="4" w:space="0"/>
+            <w:right w:val="single" w:color="000000" w:sz="4" w:space="0"/>
+            <w:insideH w:val="single" w:color="000000" w:sz="4" w:space="0"/>
+            <w:insideV w:val="single" w:color="000000" w:sz="4" w:space="0"/>
+          </w:tblBorders>
           <w:tblCellMar>
             <w:top w:w="0" w:type="dxa"/>
             <w:left w:w="0" w:type="dxa"/>
@@ -1115,7 +1141,7 @@
           </w:tblCellMar>
         </w:tblPrEx>
         <w:trPr>
-          <w:trHeight w:val="528"/>
+          <w:trHeight w:val="528" w:hRule="atLeast"/>
         </w:trPr>
         <w:tc>
           <w:tcPr>
@@ -1123,7 +1149,7 @@
           </w:tcPr>
           <w:p>
             <w:pPr>
-              <w:pStyle w:val="TableText"/>
+              <w:pStyle w:val="25"/>
               <w:keepNext w:val="0"/>
               <w:keepLines w:val="0"/>
               <w:pageBreakBefore w:val="0"/>
@@ -1146,7 +1172,7 @@
           </w:tcPr>
           <w:p>
             <w:pPr>
-              <w:pStyle w:val="TableText"/>
+              <w:pStyle w:val="25"/>
               <w:keepNext w:val="0"/>
               <w:keepLines w:val="0"/>
               <w:pageBreakBefore w:val="0"/>
@@ -1169,7 +1195,7 @@
           </w:tcPr>
           <w:p>
             <w:pPr>
-              <w:pStyle w:val="TableText"/>
+              <w:pStyle w:val="25"/>
               <w:keepNext w:val="0"/>
               <w:keepLines w:val="0"/>
               <w:pageBreakBefore w:val="0"/>
@@ -1192,7 +1218,7 @@
           </w:tcPr>
           <w:p>
             <w:pPr>
-              <w:pStyle w:val="TableText"/>
+              <w:pStyle w:val="25"/>
               <w:keepNext w:val="0"/>
               <w:keepLines w:val="0"/>
               <w:pageBreakBefore w:val="0"/>
@@ -1215,7 +1241,7 @@
           </w:tcPr>
           <w:p>
             <w:pPr>
-              <w:pStyle w:val="TableText"/>
+              <w:pStyle w:val="25"/>
               <w:keepNext w:val="0"/>
               <w:keepLines w:val="0"/>
               <w:pageBreakBefore w:val="0"/>
@@ -1235,9 +1261,14 @@
       </w:tr>
       <w:tr>
         <w:tblPrEx>
-          <w:tblW w:w="9072" w:type="dxa"/>
-          <w:tblInd w:w="5" w:type="dxa"/>
-          <w:tblLayout w:type="fixed"/>
+          <w:tblBorders>
+            <w:top w:val="single" w:color="000000" w:sz="4" w:space="0"/>
+            <w:left w:val="single" w:color="000000" w:sz="4" w:space="0"/>
+            <w:bottom w:val="single" w:color="000000" w:sz="4" w:space="0"/>
+            <w:right w:val="single" w:color="000000" w:sz="4" w:space="0"/>
+            <w:insideH w:val="single" w:color="000000" w:sz="4" w:space="0"/>
+            <w:insideV w:val="single" w:color="000000" w:sz="4" w:space="0"/>
+          </w:tblBorders>
           <w:tblCellMar>
             <w:top w:w="0" w:type="dxa"/>
             <w:left w:w="0" w:type="dxa"/>
@@ -1246,7 +1277,7 @@
           </w:tblCellMar>
         </w:tblPrEx>
         <w:trPr>
-          <w:trHeight w:val="528"/>
+          <w:trHeight w:val="528" w:hRule="atLeast"/>
         </w:trPr>
         <w:tc>
           <w:tcPr>
@@ -1254,7 +1285,7 @@
           </w:tcPr>
           <w:p>
             <w:pPr>
-              <w:pStyle w:val="TableText"/>
+              <w:pStyle w:val="25"/>
               <w:keepNext w:val="0"/>
               <w:keepLines w:val="0"/>
               <w:pageBreakBefore w:val="0"/>
@@ -1277,7 +1308,7 @@
           </w:tcPr>
           <w:p>
             <w:pPr>
-              <w:pStyle w:val="TableText"/>
+              <w:pStyle w:val="25"/>
               <w:keepNext w:val="0"/>
               <w:keepLines w:val="0"/>
               <w:pageBreakBefore w:val="0"/>
@@ -1300,7 +1331,7 @@
           </w:tcPr>
           <w:p>
             <w:pPr>
-              <w:pStyle w:val="TableText"/>
+              <w:pStyle w:val="25"/>
               <w:keepNext w:val="0"/>
               <w:keepLines w:val="0"/>
               <w:pageBreakBefore w:val="0"/>
@@ -1323,7 +1354,7 @@
           </w:tcPr>
           <w:p>
             <w:pPr>
-              <w:pStyle w:val="TableText"/>
+              <w:pStyle w:val="25"/>
               <w:keepNext w:val="0"/>
               <w:keepLines w:val="0"/>
               <w:pageBreakBefore w:val="0"/>
@@ -1346,7 +1377,7 @@
           </w:tcPr>
           <w:p>
             <w:pPr>
-              <w:pStyle w:val="TableText"/>
+              <w:pStyle w:val="25"/>
               <w:keepNext w:val="0"/>
               <w:keepLines w:val="0"/>
               <w:pageBreakBefore w:val="0"/>
@@ -1366,9 +1397,14 @@
       </w:tr>
       <w:tr>
         <w:tblPrEx>
-          <w:tblW w:w="9072" w:type="dxa"/>
-          <w:tblInd w:w="5" w:type="dxa"/>
-          <w:tblLayout w:type="fixed"/>
+          <w:tblBorders>
+            <w:top w:val="single" w:color="000000" w:sz="4" w:space="0"/>
+            <w:left w:val="single" w:color="000000" w:sz="4" w:space="0"/>
+            <w:bottom w:val="single" w:color="000000" w:sz="4" w:space="0"/>
+            <w:right w:val="single" w:color="000000" w:sz="4" w:space="0"/>
+            <w:insideH w:val="single" w:color="000000" w:sz="4" w:space="0"/>
+            <w:insideV w:val="single" w:color="000000" w:sz="4" w:space="0"/>
+          </w:tblBorders>
           <w:tblCellMar>
             <w:top w:w="0" w:type="dxa"/>
             <w:left w:w="0" w:type="dxa"/>
@@ -1377,7 +1413,7 @@
           </w:tblCellMar>
         </w:tblPrEx>
         <w:trPr>
-          <w:trHeight w:val="589"/>
+          <w:trHeight w:val="589" w:hRule="atLeast"/>
         </w:trPr>
         <w:tc>
           <w:tcPr>
@@ -1385,7 +1421,7 @@
           </w:tcPr>
           <w:p>
             <w:pPr>
-              <w:pStyle w:val="TableText"/>
+              <w:pStyle w:val="25"/>
               <w:keepNext w:val="0"/>
               <w:keepLines w:val="0"/>
               <w:pageBreakBefore w:val="0"/>
@@ -1408,7 +1444,7 @@
           </w:tcPr>
           <w:p>
             <w:pPr>
-              <w:pStyle w:val="TableText"/>
+              <w:pStyle w:val="25"/>
               <w:keepNext w:val="0"/>
               <w:keepLines w:val="0"/>
               <w:pageBreakBefore w:val="0"/>
@@ -1431,7 +1467,7 @@
           </w:tcPr>
           <w:p>
             <w:pPr>
-              <w:pStyle w:val="TableText"/>
+              <w:pStyle w:val="25"/>
               <w:keepNext w:val="0"/>
               <w:keepLines w:val="0"/>
               <w:pageBreakBefore w:val="0"/>
@@ -1454,7 +1490,7 @@
           </w:tcPr>
           <w:p>
             <w:pPr>
-              <w:pStyle w:val="TableText"/>
+              <w:pStyle w:val="25"/>
               <w:keepNext w:val="0"/>
               <w:keepLines w:val="0"/>
               <w:pageBreakBefore w:val="0"/>
@@ -1477,7 +1513,7 @@
           </w:tcPr>
           <w:p>
             <w:pPr>
-              <w:pStyle w:val="TableText"/>
+              <w:pStyle w:val="25"/>
               <w:keepNext w:val="0"/>
               <w:keepLines w:val="0"/>
               <w:pageBreakBefore w:val="0"/>
@@ -1498,7 +1534,7 @@
     </w:tbl>
     <w:p>
       <w:pPr>
-        <w:pStyle w:val="BodyText"/>
+        <w:pStyle w:val="12"/>
         <w:keepNext w:val="0"/>
         <w:keepLines w:val="0"/>
         <w:pageBreakBefore w:val="0"/>
@@ -1532,14 +1568,14 @@
         <w:sectPr>
           <w:pgSz w:w="11906" w:h="16839"/>
           <w:pgMar w:top="1431" w:right="1127" w:bottom="0" w:left="1696" w:header="0" w:footer="0" w:gutter="0"/>
-          <w:cols w:num="1" w:space="720"/>
+          <w:cols w:space="720" w:num="1"/>
         </w:sectPr>
       </w:pPr>
     </w:p>
     <w:sdt>
       <w:sdtPr>
         <w:rPr>
-          <w:rFonts w:ascii="宋体" w:eastAsia="宋体" w:hAnsi="宋体" w:cs="Arial"/>
+          <w:rFonts w:ascii="宋体" w:hAnsi="宋体" w:eastAsia="宋体" w:cs="Arial"/>
           <w:snapToGrid w:val="0"/>
           <w:color w:val="000000"/>
           <w:kern w:val="0"/>
@@ -1555,7 +1591,7 @@
       </w:sdtPr>
       <w:sdtEndPr>
         <w:rPr>
-          <w:rFonts w:ascii="Times New Roman" w:eastAsia="Times New Roman" w:hAnsi="Times New Roman" w:cs="Times New Roman"/>
+          <w:rFonts w:ascii="Times New Roman" w:hAnsi="Times New Roman" w:eastAsia="Times New Roman" w:cs="Times New Roman"/>
           <w:snapToGrid w:val="0"/>
           <w:color w:val="000000"/>
           <w:kern w:val="0"/>
@@ -1581,12 +1617,12 @@
             <w:adjustRightInd w:val="0"/>
             <w:snapToGrid w:val="0"/>
             <w:spacing w:before="0" w:beforeLines="0" w:after="0" w:afterLines="0" w:line="240" w:lineRule="auto"/>
-            <w:ind w:left="0" w:right="0" w:firstLine="0" w:leftChars="0" w:rightChars="0" w:firstLineChars="0"/>
+            <w:ind w:left="0" w:leftChars="0" w:right="0" w:rightChars="0" w:firstLine="0" w:firstLineChars="0"/>
             <w:jc w:val="center"/>
           </w:pPr>
           <w:r>
             <w:rPr>
-              <w:rFonts w:ascii="宋体" w:eastAsia="宋体" w:hAnsi="宋体"/>
+              <w:rFonts w:ascii="宋体" w:hAnsi="宋体" w:eastAsia="宋体"/>
               <w:sz w:val="21"/>
             </w:rPr>
             <w:t>目录</w:t>
@@ -1594,14 +1630,14 @@
         </w:p>
         <w:p>
           <w:pPr>
-            <w:pStyle w:val="TOC1"/>
+            <w:pStyle w:val="16"/>
             <w:tabs>
               <w:tab w:val="right" w:leader="dot" w:pos="8501"/>
             </w:tabs>
           </w:pPr>
           <w:r>
             <w:rPr>
-              <w:rFonts w:ascii="Times New Roman" w:eastAsia="Times New Roman" w:hAnsi="Times New Roman" w:cs="Times New Roman"/>
+              <w:rFonts w:ascii="Times New Roman" w:hAnsi="Times New Roman" w:eastAsia="Times New Roman" w:cs="Times New Roman"/>
               <w:sz w:val="21"/>
               <w:szCs w:val="21"/>
             </w:rPr>
@@ -1609,7 +1645,7 @@
           </w:r>
           <w:r>
             <w:rPr>
-              <w:rFonts w:ascii="Times New Roman" w:eastAsia="Times New Roman" w:hAnsi="Times New Roman" w:cs="Times New Roman"/>
+              <w:rFonts w:ascii="Times New Roman" w:hAnsi="Times New Roman" w:eastAsia="Times New Roman" w:cs="Times New Roman"/>
               <w:sz w:val="21"/>
               <w:szCs w:val="21"/>
             </w:rPr>
@@ -1617,7 +1653,7 @@
           </w:r>
           <w:r>
             <w:rPr>
-              <w:rFonts w:ascii="Times New Roman" w:eastAsia="Times New Roman" w:hAnsi="Times New Roman" w:cs="Times New Roman"/>
+              <w:rFonts w:ascii="Times New Roman" w:hAnsi="Times New Roman" w:eastAsia="Times New Roman" w:cs="Times New Roman"/>
               <w:sz w:val="21"/>
               <w:szCs w:val="21"/>
             </w:rPr>
@@ -1625,21 +1661,21 @@
           </w:r>
           <w:r>
             <w:rPr>
-              <w:rFonts w:ascii="Times New Roman" w:eastAsia="Times New Roman" w:hAnsi="Times New Roman" w:cs="Times New Roman"/>
+              <w:rFonts w:ascii="Times New Roman" w:hAnsi="Times New Roman" w:eastAsia="Times New Roman" w:cs="Times New Roman"/>
               <w:szCs w:val="21"/>
             </w:rPr>
             <w:fldChar w:fldCharType="begin"/>
           </w:r>
           <w:r>
             <w:rPr>
-              <w:rFonts w:ascii="Times New Roman" w:eastAsia="Times New Roman" w:hAnsi="Times New Roman" w:cs="Times New Roman"/>
+              <w:rFonts w:ascii="Times New Roman" w:hAnsi="Times New Roman" w:eastAsia="Times New Roman" w:cs="Times New Roman"/>
               <w:szCs w:val="21"/>
             </w:rPr>
             <w:instrText xml:space="preserve"> HYPERLINK \l _Toc13744 </w:instrText>
           </w:r>
           <w:r>
             <w:rPr>
-              <w:rFonts w:ascii="Times New Roman" w:eastAsia="Times New Roman" w:hAnsi="Times New Roman" w:cs="Times New Roman"/>
+              <w:rFonts w:ascii="Times New Roman" w:hAnsi="Times New Roman" w:eastAsia="Times New Roman" w:cs="Times New Roman"/>
               <w:szCs w:val="21"/>
             </w:rPr>
             <w:fldChar w:fldCharType="separate"/>
@@ -1667,7 +1703,7 @@
           </w:r>
           <w:r>
             <w:rPr>
-              <w:rFonts w:ascii="Times New Roman" w:eastAsia="Times New Roman" w:hAnsi="Times New Roman" w:cs="Times New Roman"/>
+              <w:rFonts w:ascii="Times New Roman" w:hAnsi="Times New Roman" w:eastAsia="Times New Roman" w:cs="Times New Roman"/>
               <w:szCs w:val="21"/>
             </w:rPr>
             <w:fldChar w:fldCharType="end"/>
@@ -1675,28 +1711,28 @@
         </w:p>
         <w:p>
           <w:pPr>
-            <w:pStyle w:val="TOC1"/>
+            <w:pStyle w:val="16"/>
             <w:tabs>
               <w:tab w:val="right" w:leader="dot" w:pos="8501"/>
             </w:tabs>
           </w:pPr>
           <w:r>
             <w:rPr>
-              <w:rFonts w:ascii="Times New Roman" w:eastAsia="Times New Roman" w:hAnsi="Times New Roman" w:cs="Times New Roman"/>
+              <w:rFonts w:ascii="Times New Roman" w:hAnsi="Times New Roman" w:eastAsia="Times New Roman" w:cs="Times New Roman"/>
               <w:szCs w:val="21"/>
             </w:rPr>
             <w:fldChar w:fldCharType="begin"/>
           </w:r>
           <w:r>
             <w:rPr>
-              <w:rFonts w:ascii="Times New Roman" w:eastAsia="Times New Roman" w:hAnsi="Times New Roman" w:cs="Times New Roman"/>
+              <w:rFonts w:ascii="Times New Roman" w:hAnsi="Times New Roman" w:eastAsia="Times New Roman" w:cs="Times New Roman"/>
               <w:szCs w:val="21"/>
             </w:rPr>
             <w:instrText xml:space="preserve"> HYPERLINK \l _Toc30109 </w:instrText>
           </w:r>
           <w:r>
             <w:rPr>
-              <w:rFonts w:ascii="Times New Roman" w:eastAsia="Times New Roman" w:hAnsi="Times New Roman" w:cs="Times New Roman"/>
+              <w:rFonts w:ascii="Times New Roman" w:hAnsi="Times New Roman" w:eastAsia="Times New Roman" w:cs="Times New Roman"/>
               <w:szCs w:val="21"/>
             </w:rPr>
             <w:fldChar w:fldCharType="separate"/>
@@ -1724,7 +1760,7 @@
           </w:r>
           <w:r>
             <w:rPr>
-              <w:rFonts w:ascii="Times New Roman" w:eastAsia="Times New Roman" w:hAnsi="Times New Roman" w:cs="Times New Roman"/>
+              <w:rFonts w:ascii="Times New Roman" w:hAnsi="Times New Roman" w:eastAsia="Times New Roman" w:cs="Times New Roman"/>
               <w:szCs w:val="21"/>
             </w:rPr>
             <w:fldChar w:fldCharType="end"/>
@@ -1732,35 +1768,35 @@
         </w:p>
         <w:p>
           <w:pPr>
-            <w:pStyle w:val="TOC1"/>
+            <w:pStyle w:val="16"/>
             <w:tabs>
               <w:tab w:val="right" w:leader="dot" w:pos="8501"/>
             </w:tabs>
           </w:pPr>
           <w:r>
             <w:rPr>
-              <w:rFonts w:ascii="Times New Roman" w:eastAsia="Times New Roman" w:hAnsi="Times New Roman" w:cs="Times New Roman"/>
+              <w:rFonts w:ascii="Times New Roman" w:hAnsi="Times New Roman" w:eastAsia="Times New Roman" w:cs="Times New Roman"/>
               <w:szCs w:val="21"/>
             </w:rPr>
             <w:fldChar w:fldCharType="begin"/>
           </w:r>
           <w:r>
             <w:rPr>
-              <w:rFonts w:ascii="Times New Roman" w:eastAsia="Times New Roman" w:hAnsi="Times New Roman" w:cs="Times New Roman"/>
+              <w:rFonts w:ascii="Times New Roman" w:hAnsi="Times New Roman" w:eastAsia="Times New Roman" w:cs="Times New Roman"/>
               <w:szCs w:val="21"/>
             </w:rPr>
             <w:instrText xml:space="preserve"> HYPERLINK \l _Toc4053 </w:instrText>
           </w:r>
           <w:r>
             <w:rPr>
-              <w:rFonts w:ascii="Times New Roman" w:eastAsia="Times New Roman" w:hAnsi="Times New Roman" w:cs="Times New Roman"/>
+              <w:rFonts w:ascii="Times New Roman" w:hAnsi="Times New Roman" w:eastAsia="Times New Roman" w:cs="Times New Roman"/>
               <w:szCs w:val="21"/>
             </w:rPr>
             <w:fldChar w:fldCharType="separate"/>
           </w:r>
           <w:r>
             <w:rPr>
-              <w:rFonts w:ascii="宋体" w:eastAsia="宋体" w:hAnsi="宋体" w:cs="宋体"/>
+              <w:rFonts w:ascii="宋体" w:hAnsi="宋体" w:eastAsia="宋体" w:cs="宋体"/>
               <w:spacing w:val="-3"/>
               <w:szCs w:val="28"/>
             </w:rPr>
@@ -1786,7 +1822,7 @@
           </w:r>
           <w:r>
             <w:rPr>
-              <w:rFonts w:ascii="Times New Roman" w:eastAsia="Times New Roman" w:hAnsi="Times New Roman" w:cs="Times New Roman"/>
+              <w:rFonts w:ascii="Times New Roman" w:hAnsi="Times New Roman" w:eastAsia="Times New Roman" w:cs="Times New Roman"/>
               <w:szCs w:val="21"/>
             </w:rPr>
             <w:fldChar w:fldCharType="end"/>
@@ -1794,28 +1830,28 @@
         </w:p>
         <w:p>
           <w:pPr>
-            <w:pStyle w:val="TOC1"/>
+            <w:pStyle w:val="16"/>
             <w:tabs>
               <w:tab w:val="right" w:leader="dot" w:pos="8501"/>
             </w:tabs>
           </w:pPr>
           <w:r>
             <w:rPr>
-              <w:rFonts w:ascii="Times New Roman" w:eastAsia="Times New Roman" w:hAnsi="Times New Roman" w:cs="Times New Roman"/>
+              <w:rFonts w:ascii="Times New Roman" w:hAnsi="Times New Roman" w:eastAsia="Times New Roman" w:cs="Times New Roman"/>
               <w:szCs w:val="21"/>
             </w:rPr>
             <w:fldChar w:fldCharType="begin"/>
           </w:r>
           <w:r>
             <w:rPr>
-              <w:rFonts w:ascii="Times New Roman" w:eastAsia="Times New Roman" w:hAnsi="Times New Roman" w:cs="Times New Roman"/>
+              <w:rFonts w:ascii="Times New Roman" w:hAnsi="Times New Roman" w:eastAsia="Times New Roman" w:cs="Times New Roman"/>
               <w:szCs w:val="21"/>
             </w:rPr>
             <w:instrText xml:space="preserve"> HYPERLINK \l _Toc1700 </w:instrText>
           </w:r>
           <w:r>
             <w:rPr>
-              <w:rFonts w:ascii="Times New Roman" w:eastAsia="Times New Roman" w:hAnsi="Times New Roman" w:cs="Times New Roman"/>
+              <w:rFonts w:ascii="Times New Roman" w:hAnsi="Times New Roman" w:eastAsia="Times New Roman" w:cs="Times New Roman"/>
               <w:szCs w:val="21"/>
             </w:rPr>
             <w:fldChar w:fldCharType="separate"/>
@@ -1849,7 +1885,7 @@
           </w:r>
           <w:r>
             <w:rPr>
-              <w:rFonts w:ascii="Times New Roman" w:eastAsia="Times New Roman" w:hAnsi="Times New Roman" w:cs="Times New Roman"/>
+              <w:rFonts w:ascii="Times New Roman" w:hAnsi="Times New Roman" w:eastAsia="Times New Roman" w:cs="Times New Roman"/>
               <w:szCs w:val="21"/>
             </w:rPr>
             <w:fldChar w:fldCharType="end"/>
@@ -1857,28 +1893,28 @@
         </w:p>
         <w:p>
           <w:pPr>
-            <w:pStyle w:val="TOC2"/>
+            <w:pStyle w:val="17"/>
             <w:tabs>
               <w:tab w:val="right" w:leader="dot" w:pos="8501"/>
             </w:tabs>
           </w:pPr>
           <w:r>
             <w:rPr>
-              <w:rFonts w:ascii="Times New Roman" w:eastAsia="Times New Roman" w:hAnsi="Times New Roman" w:cs="Times New Roman"/>
+              <w:rFonts w:ascii="Times New Roman" w:hAnsi="Times New Roman" w:eastAsia="Times New Roman" w:cs="Times New Roman"/>
               <w:szCs w:val="21"/>
             </w:rPr>
             <w:fldChar w:fldCharType="begin"/>
           </w:r>
           <w:r>
             <w:rPr>
-              <w:rFonts w:ascii="Times New Roman" w:eastAsia="Times New Roman" w:hAnsi="Times New Roman" w:cs="Times New Roman"/>
+              <w:rFonts w:ascii="Times New Roman" w:hAnsi="Times New Roman" w:eastAsia="Times New Roman" w:cs="Times New Roman"/>
               <w:szCs w:val="21"/>
             </w:rPr>
             <w:instrText xml:space="preserve"> HYPERLINK \l _Toc6022 </w:instrText>
           </w:r>
           <w:r>
             <w:rPr>
-              <w:rFonts w:ascii="Times New Roman" w:eastAsia="Times New Roman" w:hAnsi="Times New Roman" w:cs="Times New Roman"/>
+              <w:rFonts w:ascii="Times New Roman" w:hAnsi="Times New Roman" w:eastAsia="Times New Roman" w:cs="Times New Roman"/>
               <w:szCs w:val="21"/>
             </w:rPr>
             <w:fldChar w:fldCharType="separate"/>
@@ -1912,7 +1948,7 @@
           </w:r>
           <w:r>
             <w:rPr>
-              <w:rFonts w:ascii="Times New Roman" w:eastAsia="Times New Roman" w:hAnsi="Times New Roman" w:cs="Times New Roman"/>
+              <w:rFonts w:ascii="Times New Roman" w:hAnsi="Times New Roman" w:eastAsia="Times New Roman" w:cs="Times New Roman"/>
               <w:szCs w:val="21"/>
             </w:rPr>
             <w:fldChar w:fldCharType="end"/>
@@ -1920,28 +1956,28 @@
         </w:p>
         <w:p>
           <w:pPr>
-            <w:pStyle w:val="TOC2"/>
+            <w:pStyle w:val="17"/>
             <w:tabs>
               <w:tab w:val="right" w:leader="dot" w:pos="8501"/>
             </w:tabs>
           </w:pPr>
           <w:r>
             <w:rPr>
-              <w:rFonts w:ascii="Times New Roman" w:eastAsia="Times New Roman" w:hAnsi="Times New Roman" w:cs="Times New Roman"/>
+              <w:rFonts w:ascii="Times New Roman" w:hAnsi="Times New Roman" w:eastAsia="Times New Roman" w:cs="Times New Roman"/>
               <w:szCs w:val="21"/>
             </w:rPr>
             <w:fldChar w:fldCharType="begin"/>
           </w:r>
           <w:r>
             <w:rPr>
-              <w:rFonts w:ascii="Times New Roman" w:eastAsia="Times New Roman" w:hAnsi="Times New Roman" w:cs="Times New Roman"/>
+              <w:rFonts w:ascii="Times New Roman" w:hAnsi="Times New Roman" w:eastAsia="Times New Roman" w:cs="Times New Roman"/>
               <w:szCs w:val="21"/>
             </w:rPr>
             <w:instrText xml:space="preserve"> HYPERLINK \l _Toc29665 </w:instrText>
           </w:r>
           <w:r>
             <w:rPr>
-              <w:rFonts w:ascii="Times New Roman" w:eastAsia="Times New Roman" w:hAnsi="Times New Roman" w:cs="Times New Roman"/>
+              <w:rFonts w:ascii="Times New Roman" w:hAnsi="Times New Roman" w:eastAsia="Times New Roman" w:cs="Times New Roman"/>
               <w:szCs w:val="21"/>
             </w:rPr>
             <w:fldChar w:fldCharType="separate"/>
@@ -1975,7 +2011,7 @@
           </w:r>
           <w:r>
             <w:rPr>
-              <w:rFonts w:ascii="Times New Roman" w:eastAsia="Times New Roman" w:hAnsi="Times New Roman" w:cs="Times New Roman"/>
+              <w:rFonts w:ascii="Times New Roman" w:hAnsi="Times New Roman" w:eastAsia="Times New Roman" w:cs="Times New Roman"/>
               <w:szCs w:val="21"/>
             </w:rPr>
             <w:fldChar w:fldCharType="end"/>
@@ -1983,28 +2019,28 @@
         </w:p>
         <w:p>
           <w:pPr>
-            <w:pStyle w:val="TOC1"/>
+            <w:pStyle w:val="16"/>
             <w:tabs>
               <w:tab w:val="right" w:leader="dot" w:pos="8501"/>
             </w:tabs>
           </w:pPr>
           <w:r>
             <w:rPr>
-              <w:rFonts w:ascii="Times New Roman" w:eastAsia="Times New Roman" w:hAnsi="Times New Roman" w:cs="Times New Roman"/>
+              <w:rFonts w:ascii="Times New Roman" w:hAnsi="Times New Roman" w:eastAsia="Times New Roman" w:cs="Times New Roman"/>
               <w:szCs w:val="21"/>
             </w:rPr>
             <w:fldChar w:fldCharType="begin"/>
           </w:r>
           <w:r>
             <w:rPr>
-              <w:rFonts w:ascii="Times New Roman" w:eastAsia="Times New Roman" w:hAnsi="Times New Roman" w:cs="Times New Roman"/>
+              <w:rFonts w:ascii="Times New Roman" w:hAnsi="Times New Roman" w:eastAsia="Times New Roman" w:cs="Times New Roman"/>
               <w:szCs w:val="21"/>
             </w:rPr>
             <w:instrText xml:space="preserve"> HYPERLINK \l _Toc9465 </w:instrText>
           </w:r>
           <w:r>
             <w:rPr>
-              <w:rFonts w:ascii="Times New Roman" w:eastAsia="Times New Roman" w:hAnsi="Times New Roman" w:cs="Times New Roman"/>
+              <w:rFonts w:ascii="Times New Roman" w:hAnsi="Times New Roman" w:eastAsia="Times New Roman" w:cs="Times New Roman"/>
               <w:szCs w:val="21"/>
             </w:rPr>
             <w:fldChar w:fldCharType="separate"/>
@@ -2038,7 +2074,7 @@
           </w:r>
           <w:r>
             <w:rPr>
-              <w:rFonts w:ascii="Times New Roman" w:eastAsia="Times New Roman" w:hAnsi="Times New Roman" w:cs="Times New Roman"/>
+              <w:rFonts w:ascii="Times New Roman" w:hAnsi="Times New Roman" w:eastAsia="Times New Roman" w:cs="Times New Roman"/>
               <w:szCs w:val="21"/>
             </w:rPr>
             <w:fldChar w:fldCharType="end"/>
@@ -2046,28 +2082,28 @@
         </w:p>
         <w:p>
           <w:pPr>
-            <w:pStyle w:val="TOC2"/>
+            <w:pStyle w:val="17"/>
             <w:tabs>
               <w:tab w:val="right" w:leader="dot" w:pos="8501"/>
             </w:tabs>
           </w:pPr>
           <w:r>
             <w:rPr>
-              <w:rFonts w:ascii="Times New Roman" w:eastAsia="Times New Roman" w:hAnsi="Times New Roman" w:cs="Times New Roman"/>
+              <w:rFonts w:ascii="Times New Roman" w:hAnsi="Times New Roman" w:eastAsia="Times New Roman" w:cs="Times New Roman"/>
               <w:szCs w:val="21"/>
             </w:rPr>
             <w:fldChar w:fldCharType="begin"/>
           </w:r>
           <w:r>
             <w:rPr>
-              <w:rFonts w:ascii="Times New Roman" w:eastAsia="Times New Roman" w:hAnsi="Times New Roman" w:cs="Times New Roman"/>
+              <w:rFonts w:ascii="Times New Roman" w:hAnsi="Times New Roman" w:eastAsia="Times New Roman" w:cs="Times New Roman"/>
               <w:szCs w:val="21"/>
             </w:rPr>
             <w:instrText xml:space="preserve"> HYPERLINK \l _Toc9644 </w:instrText>
           </w:r>
           <w:r>
             <w:rPr>
-              <w:rFonts w:ascii="Times New Roman" w:eastAsia="Times New Roman" w:hAnsi="Times New Roman" w:cs="Times New Roman"/>
+              <w:rFonts w:ascii="Times New Roman" w:hAnsi="Times New Roman" w:eastAsia="Times New Roman" w:cs="Times New Roman"/>
               <w:szCs w:val="21"/>
             </w:rPr>
             <w:fldChar w:fldCharType="separate"/>
@@ -2101,7 +2137,7 @@
           </w:r>
           <w:r>
             <w:rPr>
-              <w:rFonts w:ascii="Times New Roman" w:eastAsia="Times New Roman" w:hAnsi="Times New Roman" w:cs="Times New Roman"/>
+              <w:rFonts w:ascii="Times New Roman" w:hAnsi="Times New Roman" w:eastAsia="Times New Roman" w:cs="Times New Roman"/>
               <w:szCs w:val="21"/>
             </w:rPr>
             <w:fldChar w:fldCharType="end"/>
@@ -2109,28 +2145,28 @@
         </w:p>
         <w:p>
           <w:pPr>
-            <w:pStyle w:val="TOC2"/>
+            <w:pStyle w:val="17"/>
             <w:tabs>
               <w:tab w:val="right" w:leader="dot" w:pos="8501"/>
             </w:tabs>
           </w:pPr>
           <w:r>
             <w:rPr>
-              <w:rFonts w:ascii="Times New Roman" w:eastAsia="Times New Roman" w:hAnsi="Times New Roman" w:cs="Times New Roman"/>
+              <w:rFonts w:ascii="Times New Roman" w:hAnsi="Times New Roman" w:eastAsia="Times New Roman" w:cs="Times New Roman"/>
               <w:szCs w:val="21"/>
             </w:rPr>
             <w:fldChar w:fldCharType="begin"/>
           </w:r>
           <w:r>
             <w:rPr>
-              <w:rFonts w:ascii="Times New Roman" w:eastAsia="Times New Roman" w:hAnsi="Times New Roman" w:cs="Times New Roman"/>
+              <w:rFonts w:ascii="Times New Roman" w:hAnsi="Times New Roman" w:eastAsia="Times New Roman" w:cs="Times New Roman"/>
               <w:szCs w:val="21"/>
             </w:rPr>
             <w:instrText xml:space="preserve"> HYPERLINK \l _Toc29776 </w:instrText>
           </w:r>
           <w:r>
             <w:rPr>
-              <w:rFonts w:ascii="Times New Roman" w:eastAsia="Times New Roman" w:hAnsi="Times New Roman" w:cs="Times New Roman"/>
+              <w:rFonts w:ascii="Times New Roman" w:hAnsi="Times New Roman" w:eastAsia="Times New Roman" w:cs="Times New Roman"/>
               <w:szCs w:val="21"/>
             </w:rPr>
             <w:fldChar w:fldCharType="separate"/>
@@ -2171,7 +2207,7 @@
           </w:r>
           <w:r>
             <w:rPr>
-              <w:rFonts w:ascii="Times New Roman" w:eastAsia="Times New Roman" w:hAnsi="Times New Roman" w:cs="Times New Roman"/>
+              <w:rFonts w:ascii="Times New Roman" w:hAnsi="Times New Roman" w:eastAsia="Times New Roman" w:cs="Times New Roman"/>
               <w:szCs w:val="21"/>
             </w:rPr>
             <w:fldChar w:fldCharType="end"/>
@@ -2179,28 +2215,28 @@
         </w:p>
         <w:p>
           <w:pPr>
-            <w:pStyle w:val="TOC2"/>
+            <w:pStyle w:val="17"/>
             <w:tabs>
               <w:tab w:val="right" w:leader="dot" w:pos="8501"/>
             </w:tabs>
           </w:pPr>
           <w:r>
             <w:rPr>
-              <w:rFonts w:ascii="Times New Roman" w:eastAsia="Times New Roman" w:hAnsi="Times New Roman" w:cs="Times New Roman"/>
+              <w:rFonts w:ascii="Times New Roman" w:hAnsi="Times New Roman" w:eastAsia="Times New Roman" w:cs="Times New Roman"/>
               <w:szCs w:val="21"/>
             </w:rPr>
             <w:fldChar w:fldCharType="begin"/>
           </w:r>
           <w:r>
             <w:rPr>
-              <w:rFonts w:ascii="Times New Roman" w:eastAsia="Times New Roman" w:hAnsi="Times New Roman" w:cs="Times New Roman"/>
+              <w:rFonts w:ascii="Times New Roman" w:hAnsi="Times New Roman" w:eastAsia="Times New Roman" w:cs="Times New Roman"/>
               <w:szCs w:val="21"/>
             </w:rPr>
             <w:instrText xml:space="preserve"> HYPERLINK \l _Toc12315 </w:instrText>
           </w:r>
           <w:r>
             <w:rPr>
-              <w:rFonts w:ascii="Times New Roman" w:eastAsia="Times New Roman" w:hAnsi="Times New Roman" w:cs="Times New Roman"/>
+              <w:rFonts w:ascii="Times New Roman" w:hAnsi="Times New Roman" w:eastAsia="Times New Roman" w:cs="Times New Roman"/>
               <w:szCs w:val="21"/>
             </w:rPr>
             <w:fldChar w:fldCharType="separate"/>
@@ -2251,7 +2287,7 @@
           </w:r>
           <w:r>
             <w:rPr>
-              <w:rFonts w:ascii="Times New Roman" w:eastAsia="Times New Roman" w:hAnsi="Times New Roman" w:cs="Times New Roman"/>
+              <w:rFonts w:ascii="Times New Roman" w:hAnsi="Times New Roman" w:eastAsia="Times New Roman" w:cs="Times New Roman"/>
               <w:szCs w:val="21"/>
             </w:rPr>
             <w:fldChar w:fldCharType="end"/>
@@ -2259,28 +2295,28 @@
         </w:p>
         <w:p>
           <w:pPr>
-            <w:pStyle w:val="TOC2"/>
+            <w:pStyle w:val="17"/>
             <w:tabs>
               <w:tab w:val="right" w:leader="dot" w:pos="8501"/>
             </w:tabs>
           </w:pPr>
           <w:r>
             <w:rPr>
-              <w:rFonts w:ascii="Times New Roman" w:eastAsia="Times New Roman" w:hAnsi="Times New Roman" w:cs="Times New Roman"/>
+              <w:rFonts w:ascii="Times New Roman" w:hAnsi="Times New Roman" w:eastAsia="Times New Roman" w:cs="Times New Roman"/>
               <w:szCs w:val="21"/>
             </w:rPr>
             <w:fldChar w:fldCharType="begin"/>
           </w:r>
           <w:r>
             <w:rPr>
-              <w:rFonts w:ascii="Times New Roman" w:eastAsia="Times New Roman" w:hAnsi="Times New Roman" w:cs="Times New Roman"/>
+              <w:rFonts w:ascii="Times New Roman" w:hAnsi="Times New Roman" w:eastAsia="Times New Roman" w:cs="Times New Roman"/>
               <w:szCs w:val="21"/>
             </w:rPr>
             <w:instrText xml:space="preserve"> HYPERLINK \l _Toc30662 </w:instrText>
           </w:r>
           <w:r>
             <w:rPr>
-              <w:rFonts w:ascii="Times New Roman" w:eastAsia="Times New Roman" w:hAnsi="Times New Roman" w:cs="Times New Roman"/>
+              <w:rFonts w:ascii="Times New Roman" w:hAnsi="Times New Roman" w:eastAsia="Times New Roman" w:cs="Times New Roman"/>
               <w:szCs w:val="21"/>
             </w:rPr>
             <w:fldChar w:fldCharType="separate"/>
@@ -2314,7 +2350,7 @@
           </w:r>
           <w:r>
             <w:rPr>
-              <w:rFonts w:ascii="Times New Roman" w:eastAsia="Times New Roman" w:hAnsi="Times New Roman" w:cs="Times New Roman"/>
+              <w:rFonts w:ascii="Times New Roman" w:hAnsi="Times New Roman" w:eastAsia="Times New Roman" w:cs="Times New Roman"/>
               <w:szCs w:val="21"/>
             </w:rPr>
             <w:fldChar w:fldCharType="end"/>
@@ -2322,28 +2358,28 @@
         </w:p>
         <w:p>
           <w:pPr>
-            <w:pStyle w:val="TOC2"/>
+            <w:pStyle w:val="17"/>
             <w:tabs>
               <w:tab w:val="right" w:leader="dot" w:pos="8501"/>
             </w:tabs>
           </w:pPr>
           <w:r>
             <w:rPr>
-              <w:rFonts w:ascii="Times New Roman" w:eastAsia="Times New Roman" w:hAnsi="Times New Roman" w:cs="Times New Roman"/>
+              <w:rFonts w:ascii="Times New Roman" w:hAnsi="Times New Roman" w:eastAsia="Times New Roman" w:cs="Times New Roman"/>
               <w:szCs w:val="21"/>
             </w:rPr>
             <w:fldChar w:fldCharType="begin"/>
           </w:r>
           <w:r>
             <w:rPr>
-              <w:rFonts w:ascii="Times New Roman" w:eastAsia="Times New Roman" w:hAnsi="Times New Roman" w:cs="Times New Roman"/>
+              <w:rFonts w:ascii="Times New Roman" w:hAnsi="Times New Roman" w:eastAsia="Times New Roman" w:cs="Times New Roman"/>
               <w:szCs w:val="21"/>
             </w:rPr>
             <w:instrText xml:space="preserve"> HYPERLINK \l _Toc6417 </w:instrText>
           </w:r>
           <w:r>
             <w:rPr>
-              <w:rFonts w:ascii="Times New Roman" w:eastAsia="Times New Roman" w:hAnsi="Times New Roman" w:cs="Times New Roman"/>
+              <w:rFonts w:ascii="Times New Roman" w:hAnsi="Times New Roman" w:eastAsia="Times New Roman" w:cs="Times New Roman"/>
               <w:szCs w:val="21"/>
             </w:rPr>
             <w:fldChar w:fldCharType="separate"/>
@@ -2381,7 +2417,7 @@
           </w:r>
           <w:r>
             <w:rPr>
-              <w:rFonts w:ascii="Times New Roman" w:eastAsia="Times New Roman" w:hAnsi="Times New Roman" w:cs="Times New Roman"/>
+              <w:rFonts w:ascii="Times New Roman" w:hAnsi="Times New Roman" w:eastAsia="Times New Roman" w:cs="Times New Roman"/>
               <w:szCs w:val="21"/>
             </w:rPr>
             <w:fldChar w:fldCharType="end"/>
@@ -2389,28 +2425,28 @@
         </w:p>
         <w:p>
           <w:pPr>
-            <w:pStyle w:val="TOC3"/>
+            <w:pStyle w:val="13"/>
             <w:tabs>
               <w:tab w:val="right" w:leader="dot" w:pos="8501"/>
             </w:tabs>
           </w:pPr>
           <w:r>
             <w:rPr>
-              <w:rFonts w:ascii="Times New Roman" w:eastAsia="Times New Roman" w:hAnsi="Times New Roman" w:cs="Times New Roman"/>
+              <w:rFonts w:ascii="Times New Roman" w:hAnsi="Times New Roman" w:eastAsia="Times New Roman" w:cs="Times New Roman"/>
               <w:szCs w:val="21"/>
             </w:rPr>
             <w:fldChar w:fldCharType="begin"/>
           </w:r>
           <w:r>
             <w:rPr>
-              <w:rFonts w:ascii="Times New Roman" w:eastAsia="Times New Roman" w:hAnsi="Times New Roman" w:cs="Times New Roman"/>
+              <w:rFonts w:ascii="Times New Roman" w:hAnsi="Times New Roman" w:eastAsia="Times New Roman" w:cs="Times New Roman"/>
               <w:szCs w:val="21"/>
             </w:rPr>
             <w:instrText xml:space="preserve"> HYPERLINK \l _Toc20473 </w:instrText>
           </w:r>
           <w:r>
             <w:rPr>
-              <w:rFonts w:ascii="Times New Roman" w:eastAsia="Times New Roman" w:hAnsi="Times New Roman" w:cs="Times New Roman"/>
+              <w:rFonts w:ascii="Times New Roman" w:hAnsi="Times New Roman" w:eastAsia="Times New Roman" w:cs="Times New Roman"/>
               <w:szCs w:val="21"/>
             </w:rPr>
             <w:fldChar w:fldCharType="separate"/>
@@ -2447,7 +2483,7 @@
           </w:r>
           <w:r>
             <w:rPr>
-              <w:rFonts w:ascii="Times New Roman" w:eastAsia="Times New Roman" w:hAnsi="Times New Roman" w:cs="Times New Roman"/>
+              <w:rFonts w:ascii="Times New Roman" w:hAnsi="Times New Roman" w:eastAsia="Times New Roman" w:cs="Times New Roman"/>
               <w:szCs w:val="21"/>
             </w:rPr>
             <w:fldChar w:fldCharType="end"/>
@@ -2455,28 +2491,28 @@
         </w:p>
         <w:p>
           <w:pPr>
-            <w:pStyle w:val="TOC3"/>
+            <w:pStyle w:val="13"/>
             <w:tabs>
               <w:tab w:val="right" w:leader="dot" w:pos="8501"/>
             </w:tabs>
           </w:pPr>
           <w:r>
             <w:rPr>
-              <w:rFonts w:ascii="Times New Roman" w:eastAsia="Times New Roman" w:hAnsi="Times New Roman" w:cs="Times New Roman"/>
+              <w:rFonts w:ascii="Times New Roman" w:hAnsi="Times New Roman" w:eastAsia="Times New Roman" w:cs="Times New Roman"/>
               <w:szCs w:val="21"/>
             </w:rPr>
             <w:fldChar w:fldCharType="begin"/>
           </w:r>
           <w:r>
             <w:rPr>
-              <w:rFonts w:ascii="Times New Roman" w:eastAsia="Times New Roman" w:hAnsi="Times New Roman" w:cs="Times New Roman"/>
+              <w:rFonts w:ascii="Times New Roman" w:hAnsi="Times New Roman" w:eastAsia="Times New Roman" w:cs="Times New Roman"/>
               <w:szCs w:val="21"/>
             </w:rPr>
             <w:instrText xml:space="preserve"> HYPERLINK \l _Toc4055 </w:instrText>
           </w:r>
           <w:r>
             <w:rPr>
-              <w:rFonts w:ascii="Times New Roman" w:eastAsia="Times New Roman" w:hAnsi="Times New Roman" w:cs="Times New Roman"/>
+              <w:rFonts w:ascii="Times New Roman" w:hAnsi="Times New Roman" w:eastAsia="Times New Roman" w:cs="Times New Roman"/>
               <w:szCs w:val="21"/>
             </w:rPr>
             <w:fldChar w:fldCharType="separate"/>
@@ -2513,7 +2549,7 @@
           </w:r>
           <w:r>
             <w:rPr>
-              <w:rFonts w:ascii="Times New Roman" w:eastAsia="Times New Roman" w:hAnsi="Times New Roman" w:cs="Times New Roman"/>
+              <w:rFonts w:ascii="Times New Roman" w:hAnsi="Times New Roman" w:eastAsia="Times New Roman" w:cs="Times New Roman"/>
               <w:szCs w:val="21"/>
             </w:rPr>
             <w:fldChar w:fldCharType="end"/>
@@ -2521,28 +2557,28 @@
         </w:p>
         <w:p>
           <w:pPr>
-            <w:pStyle w:val="TOC3"/>
+            <w:pStyle w:val="13"/>
             <w:tabs>
               <w:tab w:val="right" w:leader="dot" w:pos="8501"/>
             </w:tabs>
           </w:pPr>
           <w:r>
             <w:rPr>
-              <w:rFonts w:ascii="Times New Roman" w:eastAsia="Times New Roman" w:hAnsi="Times New Roman" w:cs="Times New Roman"/>
+              <w:rFonts w:ascii="Times New Roman" w:hAnsi="Times New Roman" w:eastAsia="Times New Roman" w:cs="Times New Roman"/>
               <w:szCs w:val="21"/>
             </w:rPr>
             <w:fldChar w:fldCharType="begin"/>
           </w:r>
           <w:r>
             <w:rPr>
-              <w:rFonts w:ascii="Times New Roman" w:eastAsia="Times New Roman" w:hAnsi="Times New Roman" w:cs="Times New Roman"/>
+              <w:rFonts w:ascii="Times New Roman" w:hAnsi="Times New Roman" w:eastAsia="Times New Roman" w:cs="Times New Roman"/>
               <w:szCs w:val="21"/>
             </w:rPr>
             <w:instrText xml:space="preserve"> HYPERLINK \l _Toc17322 </w:instrText>
           </w:r>
           <w:r>
             <w:rPr>
-              <w:rFonts w:ascii="Times New Roman" w:eastAsia="Times New Roman" w:hAnsi="Times New Roman" w:cs="Times New Roman"/>
+              <w:rFonts w:ascii="Times New Roman" w:hAnsi="Times New Roman" w:eastAsia="Times New Roman" w:cs="Times New Roman"/>
               <w:szCs w:val="21"/>
             </w:rPr>
             <w:fldChar w:fldCharType="separate"/>
@@ -2579,7 +2615,7 @@
           </w:r>
           <w:r>
             <w:rPr>
-              <w:rFonts w:ascii="Times New Roman" w:eastAsia="Times New Roman" w:hAnsi="Times New Roman" w:cs="Times New Roman"/>
+              <w:rFonts w:ascii="Times New Roman" w:hAnsi="Times New Roman" w:eastAsia="Times New Roman" w:cs="Times New Roman"/>
               <w:szCs w:val="21"/>
             </w:rPr>
             <w:fldChar w:fldCharType="end"/>
@@ -2587,28 +2623,28 @@
         </w:p>
         <w:p>
           <w:pPr>
-            <w:pStyle w:val="TOC3"/>
+            <w:pStyle w:val="13"/>
             <w:tabs>
               <w:tab w:val="right" w:leader="dot" w:pos="8501"/>
             </w:tabs>
           </w:pPr>
           <w:r>
             <w:rPr>
-              <w:rFonts w:ascii="Times New Roman" w:eastAsia="Times New Roman" w:hAnsi="Times New Roman" w:cs="Times New Roman"/>
+              <w:rFonts w:ascii="Times New Roman" w:hAnsi="Times New Roman" w:eastAsia="Times New Roman" w:cs="Times New Roman"/>
               <w:szCs w:val="21"/>
             </w:rPr>
             <w:fldChar w:fldCharType="begin"/>
           </w:r>
           <w:r>
             <w:rPr>
-              <w:rFonts w:ascii="Times New Roman" w:eastAsia="Times New Roman" w:hAnsi="Times New Roman" w:cs="Times New Roman"/>
+              <w:rFonts w:ascii="Times New Roman" w:hAnsi="Times New Roman" w:eastAsia="Times New Roman" w:cs="Times New Roman"/>
               <w:szCs w:val="21"/>
             </w:rPr>
             <w:instrText xml:space="preserve"> HYPERLINK \l _Toc10844 </w:instrText>
           </w:r>
           <w:r>
             <w:rPr>
-              <w:rFonts w:ascii="Times New Roman" w:eastAsia="Times New Roman" w:hAnsi="Times New Roman" w:cs="Times New Roman"/>
+              <w:rFonts w:ascii="Times New Roman" w:hAnsi="Times New Roman" w:eastAsia="Times New Roman" w:cs="Times New Roman"/>
               <w:szCs w:val="21"/>
             </w:rPr>
             <w:fldChar w:fldCharType="separate"/>
@@ -2645,7 +2681,7 @@
           </w:r>
           <w:r>
             <w:rPr>
-              <w:rFonts w:ascii="Times New Roman" w:eastAsia="Times New Roman" w:hAnsi="Times New Roman" w:cs="Times New Roman"/>
+              <w:rFonts w:ascii="Times New Roman" w:hAnsi="Times New Roman" w:eastAsia="Times New Roman" w:cs="Times New Roman"/>
               <w:szCs w:val="21"/>
             </w:rPr>
             <w:fldChar w:fldCharType="end"/>
@@ -2653,28 +2689,28 @@
         </w:p>
         <w:p>
           <w:pPr>
-            <w:pStyle w:val="TOC3"/>
+            <w:pStyle w:val="13"/>
             <w:tabs>
               <w:tab w:val="right" w:leader="dot" w:pos="8501"/>
             </w:tabs>
           </w:pPr>
           <w:r>
             <w:rPr>
-              <w:rFonts w:ascii="Times New Roman" w:eastAsia="Times New Roman" w:hAnsi="Times New Roman" w:cs="Times New Roman"/>
+              <w:rFonts w:ascii="Times New Roman" w:hAnsi="Times New Roman" w:eastAsia="Times New Roman" w:cs="Times New Roman"/>
               <w:szCs w:val="21"/>
             </w:rPr>
             <w:fldChar w:fldCharType="begin"/>
           </w:r>
           <w:r>
             <w:rPr>
-              <w:rFonts w:ascii="Times New Roman" w:eastAsia="Times New Roman" w:hAnsi="Times New Roman" w:cs="Times New Roman"/>
+              <w:rFonts w:ascii="Times New Roman" w:hAnsi="Times New Roman" w:eastAsia="Times New Roman" w:cs="Times New Roman"/>
               <w:szCs w:val="21"/>
             </w:rPr>
             <w:instrText xml:space="preserve"> HYPERLINK \l _Toc6772 </w:instrText>
           </w:r>
           <w:r>
             <w:rPr>
-              <w:rFonts w:ascii="Times New Roman" w:eastAsia="Times New Roman" w:hAnsi="Times New Roman" w:cs="Times New Roman"/>
+              <w:rFonts w:ascii="Times New Roman" w:hAnsi="Times New Roman" w:eastAsia="Times New Roman" w:cs="Times New Roman"/>
               <w:szCs w:val="21"/>
             </w:rPr>
             <w:fldChar w:fldCharType="separate"/>
@@ -2711,7 +2747,7 @@
           </w:r>
           <w:r>
             <w:rPr>
-              <w:rFonts w:ascii="Times New Roman" w:eastAsia="Times New Roman" w:hAnsi="Times New Roman" w:cs="Times New Roman"/>
+              <w:rFonts w:ascii="Times New Roman" w:hAnsi="Times New Roman" w:eastAsia="Times New Roman" w:cs="Times New Roman"/>
               <w:szCs w:val="21"/>
             </w:rPr>
             <w:fldChar w:fldCharType="end"/>
@@ -2719,28 +2755,28 @@
         </w:p>
         <w:p>
           <w:pPr>
-            <w:pStyle w:val="TOC2"/>
+            <w:pStyle w:val="17"/>
             <w:tabs>
               <w:tab w:val="right" w:leader="dot" w:pos="8501"/>
             </w:tabs>
           </w:pPr>
           <w:r>
             <w:rPr>
-              <w:rFonts w:ascii="Times New Roman" w:eastAsia="Times New Roman" w:hAnsi="Times New Roman" w:cs="Times New Roman"/>
+              <w:rFonts w:ascii="Times New Roman" w:hAnsi="Times New Roman" w:eastAsia="Times New Roman" w:cs="Times New Roman"/>
               <w:szCs w:val="21"/>
             </w:rPr>
             <w:fldChar w:fldCharType="begin"/>
           </w:r>
           <w:r>
             <w:rPr>
-              <w:rFonts w:ascii="Times New Roman" w:eastAsia="Times New Roman" w:hAnsi="Times New Roman" w:cs="Times New Roman"/>
+              <w:rFonts w:ascii="Times New Roman" w:hAnsi="Times New Roman" w:eastAsia="Times New Roman" w:cs="Times New Roman"/>
               <w:szCs w:val="21"/>
             </w:rPr>
             <w:instrText xml:space="preserve"> HYPERLINK \l _Toc7567 </w:instrText>
           </w:r>
           <w:r>
             <w:rPr>
-              <w:rFonts w:ascii="Times New Roman" w:eastAsia="Times New Roman" w:hAnsi="Times New Roman" w:cs="Times New Roman"/>
+              <w:rFonts w:ascii="Times New Roman" w:hAnsi="Times New Roman" w:eastAsia="Times New Roman" w:cs="Times New Roman"/>
               <w:szCs w:val="21"/>
             </w:rPr>
             <w:fldChar w:fldCharType="separate"/>
@@ -2774,7 +2810,7 @@
           </w:r>
           <w:r>
             <w:rPr>
-              <w:rFonts w:ascii="Times New Roman" w:eastAsia="Times New Roman" w:hAnsi="Times New Roman" w:cs="Times New Roman"/>
+              <w:rFonts w:ascii="Times New Roman" w:hAnsi="Times New Roman" w:eastAsia="Times New Roman" w:cs="Times New Roman"/>
               <w:szCs w:val="21"/>
             </w:rPr>
             <w:fldChar w:fldCharType="end"/>
@@ -2782,28 +2818,28 @@
         </w:p>
         <w:p>
           <w:pPr>
-            <w:pStyle w:val="TOC1"/>
+            <w:pStyle w:val="16"/>
             <w:tabs>
               <w:tab w:val="right" w:leader="dot" w:pos="8501"/>
             </w:tabs>
           </w:pPr>
           <w:r>
             <w:rPr>
-              <w:rFonts w:ascii="Times New Roman" w:eastAsia="Times New Roman" w:hAnsi="Times New Roman" w:cs="Times New Roman"/>
+              <w:rFonts w:ascii="Times New Roman" w:hAnsi="Times New Roman" w:eastAsia="Times New Roman" w:cs="Times New Roman"/>
               <w:szCs w:val="21"/>
             </w:rPr>
             <w:fldChar w:fldCharType="begin"/>
           </w:r>
           <w:r>
             <w:rPr>
-              <w:rFonts w:ascii="Times New Roman" w:eastAsia="Times New Roman" w:hAnsi="Times New Roman" w:cs="Times New Roman"/>
+              <w:rFonts w:ascii="Times New Roman" w:hAnsi="Times New Roman" w:eastAsia="Times New Roman" w:cs="Times New Roman"/>
               <w:szCs w:val="21"/>
             </w:rPr>
             <w:instrText xml:space="preserve"> HYPERLINK \l _Toc6729 </w:instrText>
           </w:r>
           <w:r>
             <w:rPr>
-              <w:rFonts w:ascii="Times New Roman" w:eastAsia="Times New Roman" w:hAnsi="Times New Roman" w:cs="Times New Roman"/>
+              <w:rFonts w:ascii="Times New Roman" w:hAnsi="Times New Roman" w:eastAsia="Times New Roman" w:cs="Times New Roman"/>
               <w:szCs w:val="21"/>
             </w:rPr>
             <w:fldChar w:fldCharType="separate"/>
@@ -2835,7 +2871,7 @@
           </w:r>
           <w:r>
             <w:rPr>
-              <w:rFonts w:ascii="Times New Roman" w:eastAsia="Times New Roman" w:hAnsi="Times New Roman" w:cs="Times New Roman"/>
+              <w:rFonts w:ascii="Times New Roman" w:hAnsi="Times New Roman" w:eastAsia="Times New Roman" w:cs="Times New Roman"/>
               <w:szCs w:val="21"/>
             </w:rPr>
             <w:fldChar w:fldCharType="end"/>
@@ -2843,28 +2879,28 @@
         </w:p>
         <w:p>
           <w:pPr>
-            <w:pStyle w:val="TOC1"/>
+            <w:pStyle w:val="16"/>
             <w:tabs>
               <w:tab w:val="right" w:leader="dot" w:pos="8501"/>
             </w:tabs>
           </w:pPr>
           <w:r>
             <w:rPr>
-              <w:rFonts w:ascii="Times New Roman" w:eastAsia="Times New Roman" w:hAnsi="Times New Roman" w:cs="Times New Roman"/>
+              <w:rFonts w:ascii="Times New Roman" w:hAnsi="Times New Roman" w:eastAsia="Times New Roman" w:cs="Times New Roman"/>
               <w:szCs w:val="21"/>
             </w:rPr>
             <w:fldChar w:fldCharType="begin"/>
           </w:r>
           <w:r>
             <w:rPr>
-              <w:rFonts w:ascii="Times New Roman" w:eastAsia="Times New Roman" w:hAnsi="Times New Roman" w:cs="Times New Roman"/>
+              <w:rFonts w:ascii="Times New Roman" w:hAnsi="Times New Roman" w:eastAsia="Times New Roman" w:cs="Times New Roman"/>
               <w:szCs w:val="21"/>
             </w:rPr>
             <w:instrText xml:space="preserve"> HYPERLINK \l _Toc20847 </w:instrText>
           </w:r>
           <w:r>
             <w:rPr>
-              <w:rFonts w:ascii="Times New Roman" w:eastAsia="Times New Roman" w:hAnsi="Times New Roman" w:cs="Times New Roman"/>
+              <w:rFonts w:ascii="Times New Roman" w:hAnsi="Times New Roman" w:eastAsia="Times New Roman" w:cs="Times New Roman"/>
               <w:szCs w:val="21"/>
             </w:rPr>
             <w:fldChar w:fldCharType="separate"/>
@@ -2898,7 +2934,7 @@
           </w:r>
           <w:r>
             <w:rPr>
-              <w:rFonts w:ascii="Times New Roman" w:eastAsia="Times New Roman" w:hAnsi="Times New Roman" w:cs="Times New Roman"/>
+              <w:rFonts w:ascii="Times New Roman" w:hAnsi="Times New Roman" w:eastAsia="Times New Roman" w:cs="Times New Roman"/>
               <w:szCs w:val="21"/>
             </w:rPr>
             <w:fldChar w:fldCharType="end"/>
@@ -2921,7 +2957,7 @@
             <w:snapToGrid w:val="0"/>
             <w:spacing w:line="219" w:lineRule="auto"/>
             <w:rPr>
-              <w:rFonts w:ascii="Times New Roman" w:eastAsia="Times New Roman" w:hAnsi="Times New Roman" w:cs="Times New Roman"/>
+              <w:rFonts w:ascii="Times New Roman" w:hAnsi="Times New Roman" w:eastAsia="Times New Roman" w:cs="Times New Roman"/>
               <w:snapToGrid w:val="0"/>
               <w:color w:val="000000"/>
               <w:kern w:val="0"/>
@@ -2932,7 +2968,7 @@
           </w:pPr>
           <w:r>
             <w:rPr>
-              <w:rFonts w:ascii="Times New Roman" w:eastAsia="Times New Roman" w:hAnsi="Times New Roman" w:cs="Times New Roman"/>
+              <w:rFonts w:ascii="Times New Roman" w:hAnsi="Times New Roman" w:eastAsia="Times New Roman" w:cs="Times New Roman"/>
               <w:szCs w:val="21"/>
             </w:rPr>
             <w:fldChar w:fldCharType="end"/>
@@ -2957,7 +2993,7 @@
         <w:snapToGrid w:val="0"/>
         <w:spacing w:line="219" w:lineRule="auto"/>
         <w:rPr>
-          <w:rFonts w:ascii="Times New Roman" w:eastAsia="Times New Roman" w:hAnsi="Times New Roman" w:cs="Times New Roman"/>
+          <w:rFonts w:ascii="Times New Roman" w:hAnsi="Times New Roman" w:eastAsia="Times New Roman" w:cs="Times New Roman"/>
           <w:snapToGrid w:val="0"/>
           <w:color w:val="000000"/>
           <w:kern w:val="0"/>
@@ -2968,13 +3004,13 @@
         <w:sectPr>
           <w:pgSz w:w="11906" w:h="16839"/>
           <w:pgMar w:top="1431" w:right="1700" w:bottom="0" w:left="1705" w:header="0" w:footer="0" w:gutter="0"/>
-          <w:cols w:num="1" w:space="720"/>
+          <w:cols w:space="720" w:num="1"/>
         </w:sectPr>
       </w:pPr>
     </w:p>
     <w:p>
       <w:pPr>
-        <w:pStyle w:val="1"/>
+        <w:pStyle w:val="26"/>
         <w:keepNext w:val="0"/>
         <w:keepLines w:val="0"/>
         <w:pageBreakBefore w:val="0"/>
@@ -2997,7 +3033,7 @@
     </w:p>
     <w:p>
       <w:pPr>
-        <w:pStyle w:val="2"/>
+        <w:pStyle w:val="28"/>
         <w:keepNext w:val="0"/>
         <w:keepLines w:val="0"/>
         <w:pageBreakBefore w:val="0"/>
@@ -3022,7 +3058,7 @@
     </w:p>
     <w:p>
       <w:pPr>
-        <w:pStyle w:val="a"/>
+        <w:pStyle w:val="27"/>
         <w:bidi w:val="0"/>
       </w:pPr>
       <w:r>
@@ -3031,7 +3067,7 @@
     </w:p>
     <w:p>
       <w:pPr>
-        <w:pStyle w:val="2"/>
+        <w:pStyle w:val="28"/>
         <w:keepNext w:val="0"/>
         <w:keepLines w:val="0"/>
         <w:pageBreakBefore w:val="0"/>
@@ -3054,7 +3090,7 @@
     </w:p>
     <w:p>
       <w:pPr>
-        <w:pStyle w:val="a"/>
+        <w:pStyle w:val="27"/>
         <w:keepNext w:val="0"/>
         <w:keepLines w:val="0"/>
         <w:pageBreakBefore w:val="0"/>
@@ -3075,7 +3111,7 @@
     </w:p>
     <w:p>
       <w:pPr>
-        <w:pStyle w:val="1"/>
+        <w:pStyle w:val="26"/>
         <w:keepNext w:val="0"/>
         <w:keepLines w:val="0"/>
         <w:pageBreakBefore w:val="0"/>
@@ -3098,7 +3134,7 @@
     </w:p>
     <w:p>
       <w:pPr>
-        <w:pStyle w:val="2"/>
+        <w:pStyle w:val="28"/>
         <w:keepNext w:val="0"/>
         <w:keepLines w:val="0"/>
         <w:pageBreakBefore w:val="0"/>
@@ -3141,16 +3177,16 @@
     </w:p>
     <w:tbl>
       <w:tblPr>
-        <w:tblStyle w:val="TableNormal0"/>
+        <w:tblStyle w:val="24"/>
         <w:tblW w:w="8706" w:type="dxa"/>
         <w:tblInd w:w="17" w:type="dxa"/>
         <w:tblBorders>
-          <w:top w:val="single" w:sz="4" w:space="0" w:color="000000"/>
-          <w:left w:val="single" w:sz="4" w:space="0" w:color="000000"/>
-          <w:bottom w:val="single" w:sz="4" w:space="0" w:color="000000"/>
-          <w:right w:val="single" w:sz="4" w:space="0" w:color="000000"/>
-          <w:insideH w:val="single" w:sz="4" w:space="0" w:color="000000"/>
-          <w:insideV w:val="single" w:sz="4" w:space="0" w:color="000000"/>
+          <w:top w:val="single" w:color="000000" w:sz="4" w:space="0"/>
+          <w:left w:val="single" w:color="000000" w:sz="4" w:space="0"/>
+          <w:bottom w:val="single" w:color="000000" w:sz="4" w:space="0"/>
+          <w:right w:val="single" w:color="000000" w:sz="4" w:space="0"/>
+          <w:insideH w:val="single" w:color="000000" w:sz="4" w:space="0"/>
+          <w:insideV w:val="single" w:color="000000" w:sz="4" w:space="0"/>
         </w:tblBorders>
         <w:tblLayout w:type="fixed"/>
         <w:tblCellMar>
@@ -3167,17 +3203,14 @@
       </w:tblGrid>
       <w:tr>
         <w:tblPrEx>
-          <w:tblW w:w="8706" w:type="dxa"/>
-          <w:tblInd w:w="17" w:type="dxa"/>
           <w:tblBorders>
-            <w:top w:val="single" w:sz="4" w:space="0" w:color="000000"/>
-            <w:left w:val="single" w:sz="4" w:space="0" w:color="000000"/>
-            <w:bottom w:val="single" w:sz="4" w:space="0" w:color="000000"/>
-            <w:right w:val="single" w:sz="4" w:space="0" w:color="000000"/>
-            <w:insideH w:val="single" w:sz="4" w:space="0" w:color="000000"/>
-            <w:insideV w:val="single" w:sz="4" w:space="0" w:color="000000"/>
+            <w:top w:val="single" w:color="000000" w:sz="4" w:space="0"/>
+            <w:left w:val="single" w:color="000000" w:sz="4" w:space="0"/>
+            <w:bottom w:val="single" w:color="000000" w:sz="4" w:space="0"/>
+            <w:right w:val="single" w:color="000000" w:sz="4" w:space="0"/>
+            <w:insideH w:val="single" w:color="000000" w:sz="4" w:space="0"/>
+            <w:insideV w:val="single" w:color="000000" w:sz="4" w:space="0"/>
           </w:tblBorders>
-          <w:tblLayout w:type="fixed"/>
           <w:tblCellMar>
             <w:top w:w="0" w:type="dxa"/>
             <w:left w:w="0" w:type="dxa"/>
@@ -3186,14 +3219,14 @@
           </w:tblCellMar>
         </w:tblPrEx>
         <w:trPr>
-          <w:trHeight w:val="798"/>
+          <w:trHeight w:val="798" w:hRule="atLeast"/>
         </w:trPr>
         <w:tc>
           <w:tcPr>
             <w:tcW w:w="833" w:type="dxa"/>
             <w:tcBorders>
-              <w:top w:val="single" w:sz="12" w:space="0" w:color="000000"/>
-              <w:left w:val="single" w:sz="12" w:space="0" w:color="000000"/>
+              <w:top w:val="single" w:color="000000" w:sz="12" w:space="0"/>
+              <w:left w:val="single" w:color="000000" w:sz="12" w:space="0"/>
             </w:tcBorders>
             <w:shd w:val="clear" w:color="auto" w:fill="D8D8D8"/>
           </w:tcPr>
@@ -3214,14 +3247,14 @@
               <w:snapToGrid w:val="0"/>
               <w:spacing w:before="286" w:line="219" w:lineRule="auto"/>
               <w:rPr>
-                <w:rFonts w:ascii="宋体" w:eastAsia="宋体" w:hAnsi="宋体" w:cs="宋体"/>
+                <w:rFonts w:ascii="宋体" w:hAnsi="宋体" w:eastAsia="宋体" w:cs="宋体"/>
                 <w:sz w:val="24"/>
                 <w:szCs w:val="24"/>
               </w:rPr>
             </w:pPr>
             <w:r>
               <w:rPr>
-                <w:rFonts w:ascii="宋体" w:eastAsia="宋体" w:hAnsi="宋体" w:cs="宋体"/>
+                <w:rFonts w:ascii="宋体" w:hAnsi="宋体" w:eastAsia="宋体" w:cs="宋体"/>
                 <w:b/>
                 <w:bCs/>
                 <w:spacing w:val="-6"/>
@@ -3236,7 +3269,7 @@
           <w:tcPr>
             <w:tcW w:w="7083" w:type="dxa"/>
             <w:tcBorders>
-              <w:top w:val="single" w:sz="12" w:space="0" w:color="000000"/>
+              <w:top w:val="single" w:color="000000" w:sz="12" w:space="0"/>
             </w:tcBorders>
             <w:shd w:val="clear" w:color="auto" w:fill="D8D8D8"/>
           </w:tcPr>
@@ -3258,14 +3291,14 @@
               <w:spacing w:before="286" w:line="221" w:lineRule="auto"/>
               <w:ind w:left="3294"/>
               <w:rPr>
-                <w:rFonts w:ascii="宋体" w:eastAsia="宋体" w:hAnsi="宋体" w:cs="宋体"/>
+                <w:rFonts w:ascii="宋体" w:hAnsi="宋体" w:eastAsia="宋体" w:cs="宋体"/>
                 <w:sz w:val="24"/>
                 <w:szCs w:val="24"/>
               </w:rPr>
             </w:pPr>
             <w:r>
               <w:rPr>
-                <w:rFonts w:ascii="宋体" w:eastAsia="宋体" w:hAnsi="宋体" w:cs="宋体"/>
+                <w:rFonts w:ascii="宋体" w:hAnsi="宋体" w:eastAsia="宋体" w:cs="宋体"/>
                 <w:b/>
                 <w:bCs/>
                 <w:spacing w:val="-6"/>
@@ -3280,7 +3313,7 @@
           <w:tcPr>
             <w:tcW w:w="790" w:type="dxa"/>
             <w:tcBorders>
-              <w:top w:val="single" w:sz="12" w:space="0" w:color="000000"/>
+              <w:top w:val="single" w:color="000000" w:sz="12" w:space="0"/>
             </w:tcBorders>
             <w:shd w:val="clear" w:color="auto" w:fill="D8D8D8"/>
           </w:tcPr>
@@ -3301,7 +3334,7 @@
               <w:snapToGrid w:val="0"/>
               <w:spacing w:before="286" w:line="221" w:lineRule="auto"/>
               <w:rPr>
-                <w:rFonts w:ascii="宋体" w:eastAsia="宋体" w:hAnsi="宋体" w:cs="宋体" w:hint="eastAsia"/>
+                <w:rFonts w:hint="eastAsia" w:ascii="宋体" w:hAnsi="宋体" w:eastAsia="宋体" w:cs="宋体"/>
                 <w:b/>
                 <w:bCs/>
                 <w:spacing w:val="-6"/>
@@ -3312,7 +3345,7 @@
             </w:pPr>
             <w:r>
               <w:rPr>
-                <w:rFonts w:ascii="宋体" w:hAnsi="宋体" w:cs="宋体" w:hint="eastAsia"/>
+                <w:rFonts w:hint="eastAsia" w:ascii="宋体" w:hAnsi="宋体" w:cs="宋体"/>
                 <w:b/>
                 <w:bCs/>
                 <w:spacing w:val="-6"/>
@@ -3327,9 +3360,14 @@
       </w:tr>
       <w:tr>
         <w:tblPrEx>
-          <w:tblW w:w="8706" w:type="dxa"/>
-          <w:tblInd w:w="17" w:type="dxa"/>
-          <w:tblLayout w:type="fixed"/>
+          <w:tblBorders>
+            <w:top w:val="single" w:color="000000" w:sz="4" w:space="0"/>
+            <w:left w:val="single" w:color="000000" w:sz="4" w:space="0"/>
+            <w:bottom w:val="single" w:color="000000" w:sz="4" w:space="0"/>
+            <w:right w:val="single" w:color="000000" w:sz="4" w:space="0"/>
+            <w:insideH w:val="single" w:color="000000" w:sz="4" w:space="0"/>
+            <w:insideV w:val="single" w:color="000000" w:sz="4" w:space="0"/>
+          </w:tblBorders>
           <w:tblCellMar>
             <w:top w:w="0" w:type="dxa"/>
             <w:left w:w="0" w:type="dxa"/>
@@ -3338,13 +3376,13 @@
           </w:tblCellMar>
         </w:tblPrEx>
         <w:trPr>
-          <w:trHeight w:val="1570"/>
+          <w:trHeight w:val="1570" w:hRule="atLeast"/>
         </w:trPr>
         <w:tc>
           <w:tcPr>
             <w:tcW w:w="833" w:type="dxa"/>
             <w:tcBorders>
-              <w:left w:val="single" w:sz="12" w:space="0" w:color="000000"/>
+              <w:left w:val="single" w:color="000000" w:sz="12" w:space="0"/>
             </w:tcBorders>
           </w:tcPr>
           <w:p>
@@ -3364,14 +3402,14 @@
               <w:snapToGrid w:val="0"/>
               <w:spacing w:before="78" w:line="218" w:lineRule="auto"/>
               <w:rPr>
-                <w:rFonts w:ascii="宋体" w:eastAsia="宋体" w:hAnsi="宋体" w:cs="宋体"/>
+                <w:rFonts w:ascii="宋体" w:hAnsi="宋体" w:eastAsia="宋体" w:cs="宋体"/>
                 <w:sz w:val="24"/>
                 <w:szCs w:val="24"/>
               </w:rPr>
             </w:pPr>
             <w:r>
               <w:rPr>
-                <w:rFonts w:ascii="宋体" w:eastAsia="宋体" w:hAnsi="宋体" w:cs="宋体"/>
+                <w:rFonts w:ascii="宋体" w:hAnsi="宋体" w:eastAsia="宋体" w:cs="宋体"/>
                 <w:spacing w:val="-2"/>
                 <w:sz w:val="24"/>
                 <w:szCs w:val="24"/>
@@ -3402,14 +3440,14 @@
               <w:spacing w:before="220" w:line="218" w:lineRule="auto"/>
               <w:ind w:left="15"/>
               <w:rPr>
-                <w:rFonts w:ascii="宋体" w:eastAsia="宋体" w:hAnsi="宋体" w:cs="宋体"/>
+                <w:rFonts w:ascii="宋体" w:hAnsi="宋体" w:eastAsia="宋体" w:cs="宋体"/>
                 <w:sz w:val="21"/>
                 <w:szCs w:val="21"/>
               </w:rPr>
             </w:pPr>
             <w:r>
               <w:rPr>
-                <w:rFonts w:ascii="宋体" w:eastAsia="宋体" w:hAnsi="宋体" w:cs="宋体"/>
+                <w:rFonts w:ascii="宋体" w:hAnsi="宋体" w:eastAsia="宋体" w:cs="宋体"/>
                 <w:spacing w:val="-1"/>
                 <w:sz w:val="21"/>
                 <w:szCs w:val="21"/>
@@ -3435,14 +3473,14 @@
               <w:spacing w:before="220" w:line="218" w:lineRule="auto"/>
               <w:ind w:left="15"/>
               <w:rPr>
-                <w:rFonts w:ascii="宋体" w:eastAsia="宋体" w:hAnsi="宋体" w:cs="宋体"/>
+                <w:rFonts w:ascii="宋体" w:hAnsi="宋体" w:eastAsia="宋体" w:cs="宋体"/>
                 <w:sz w:val="21"/>
                 <w:szCs w:val="21"/>
               </w:rPr>
             </w:pPr>
             <w:r>
               <w:rPr>
-                <w:rFonts w:ascii="宋体" w:eastAsia="宋体" w:hAnsi="宋体" w:cs="宋体"/>
+                <w:rFonts w:ascii="宋体" w:hAnsi="宋体" w:eastAsia="宋体" w:cs="宋体"/>
                 <w:spacing w:val="-1"/>
                 <w:sz w:val="21"/>
                 <w:szCs w:val="21"/>
@@ -3468,14 +3506,14 @@
               <w:spacing w:before="219" w:line="217" w:lineRule="auto"/>
               <w:ind w:left="15"/>
               <w:rPr>
-                <w:rFonts w:ascii="宋体" w:eastAsia="宋体" w:hAnsi="宋体" w:cs="宋体"/>
+                <w:rFonts w:ascii="宋体" w:hAnsi="宋体" w:eastAsia="宋体" w:cs="宋体"/>
                 <w:sz w:val="21"/>
                 <w:szCs w:val="21"/>
               </w:rPr>
             </w:pPr>
             <w:r>
               <w:rPr>
-                <w:rFonts w:ascii="宋体" w:eastAsia="宋体" w:hAnsi="宋体" w:cs="宋体"/>
+                <w:rFonts w:ascii="宋体" w:hAnsi="宋体" w:eastAsia="宋体" w:cs="宋体"/>
                 <w:spacing w:val="-1"/>
                 <w:sz w:val="21"/>
                 <w:szCs w:val="21"/>
@@ -3506,7 +3544,7 @@
               <w:spacing w:before="219" w:line="217" w:lineRule="auto"/>
               <w:ind w:left="15"/>
               <w:rPr>
-                <w:rFonts w:ascii="宋体" w:eastAsia="宋体" w:hAnsi="宋体" w:cs="宋体" w:hint="default"/>
+                <w:rFonts w:hint="default" w:ascii="宋体" w:hAnsi="宋体" w:eastAsia="宋体" w:cs="宋体"/>
                 <w:spacing w:val="-1"/>
                 <w:sz w:val="21"/>
                 <w:szCs w:val="21"/>
@@ -3515,7 +3553,7 @@
             </w:pPr>
             <w:r>
               <w:rPr>
-                <w:rFonts w:ascii="宋体" w:hAnsi="宋体" w:cs="宋体" w:hint="eastAsia"/>
+                <w:rFonts w:hint="eastAsia" w:ascii="宋体" w:hAnsi="宋体" w:cs="宋体"/>
                 <w:spacing w:val="-1"/>
                 <w:sz w:val="21"/>
                 <w:szCs w:val="21"/>
@@ -3528,9 +3566,14 @@
       </w:tr>
       <w:tr>
         <w:tblPrEx>
-          <w:tblW w:w="8706" w:type="dxa"/>
-          <w:tblInd w:w="17" w:type="dxa"/>
-          <w:tblLayout w:type="fixed"/>
+          <w:tblBorders>
+            <w:top w:val="single" w:color="000000" w:sz="4" w:space="0"/>
+            <w:left w:val="single" w:color="000000" w:sz="4" w:space="0"/>
+            <w:bottom w:val="single" w:color="000000" w:sz="4" w:space="0"/>
+            <w:right w:val="single" w:color="000000" w:sz="4" w:space="0"/>
+            <w:insideH w:val="single" w:color="000000" w:sz="4" w:space="0"/>
+            <w:insideV w:val="single" w:color="000000" w:sz="4" w:space="0"/>
+          </w:tblBorders>
           <w:tblCellMar>
             <w:top w:w="0" w:type="dxa"/>
             <w:left w:w="0" w:type="dxa"/>
@@ -3539,13 +3582,13 @@
           </w:tblCellMar>
         </w:tblPrEx>
         <w:trPr>
-          <w:trHeight w:val="1109"/>
+          <w:trHeight w:val="1109" w:hRule="atLeast"/>
         </w:trPr>
         <w:tc>
           <w:tcPr>
             <w:tcW w:w="833" w:type="dxa"/>
             <w:tcBorders>
-              <w:left w:val="single" w:sz="12" w:space="0" w:color="000000"/>
+              <w:left w:val="single" w:color="000000" w:sz="12" w:space="0"/>
             </w:tcBorders>
           </w:tcPr>
           <w:p>
@@ -3565,14 +3608,14 @@
               <w:snapToGrid w:val="0"/>
               <w:spacing w:before="78" w:line="220" w:lineRule="auto"/>
               <w:rPr>
-                <w:rFonts w:ascii="宋体" w:eastAsia="宋体" w:hAnsi="宋体" w:cs="宋体"/>
+                <w:rFonts w:ascii="宋体" w:hAnsi="宋体" w:eastAsia="宋体" w:cs="宋体"/>
                 <w:sz w:val="24"/>
                 <w:szCs w:val="24"/>
               </w:rPr>
             </w:pPr>
             <w:r>
               <w:rPr>
-                <w:rFonts w:ascii="宋体" w:eastAsia="宋体" w:hAnsi="宋体" w:cs="宋体"/>
+                <w:rFonts w:ascii="宋体" w:hAnsi="宋体" w:eastAsia="宋体" w:cs="宋体"/>
                 <w:spacing w:val="-5"/>
                 <w:sz w:val="24"/>
                 <w:szCs w:val="24"/>
@@ -3603,14 +3646,14 @@
               <w:spacing w:before="225" w:line="218" w:lineRule="auto"/>
               <w:ind w:left="15"/>
               <w:rPr>
-                <w:rFonts w:ascii="宋体" w:eastAsia="宋体" w:hAnsi="宋体" w:cs="宋体"/>
+                <w:rFonts w:ascii="宋体" w:hAnsi="宋体" w:eastAsia="宋体" w:cs="宋体"/>
                 <w:sz w:val="21"/>
                 <w:szCs w:val="21"/>
               </w:rPr>
             </w:pPr>
             <w:r>
               <w:rPr>
-                <w:rFonts w:ascii="宋体" w:eastAsia="宋体" w:hAnsi="宋体" w:cs="宋体"/>
+                <w:rFonts w:ascii="宋体" w:hAnsi="宋体" w:eastAsia="宋体" w:cs="宋体"/>
                 <w:spacing w:val="-2"/>
                 <w:sz w:val="21"/>
                 <w:szCs w:val="21"/>
@@ -3636,14 +3679,14 @@
               <w:spacing w:before="220" w:line="220" w:lineRule="auto"/>
               <w:ind w:left="15"/>
               <w:rPr>
-                <w:rFonts w:ascii="宋体" w:eastAsia="宋体" w:hAnsi="宋体" w:cs="宋体"/>
+                <w:rFonts w:ascii="宋体" w:hAnsi="宋体" w:eastAsia="宋体" w:cs="宋体"/>
                 <w:sz w:val="21"/>
                 <w:szCs w:val="21"/>
               </w:rPr>
             </w:pPr>
             <w:r>
               <w:rPr>
-                <w:rFonts w:ascii="宋体" w:eastAsia="宋体" w:hAnsi="宋体" w:cs="宋体"/>
+                <w:rFonts w:ascii="宋体" w:hAnsi="宋体" w:eastAsia="宋体" w:cs="宋体"/>
                 <w:spacing w:val="-4"/>
                 <w:sz w:val="21"/>
                 <w:szCs w:val="21"/>
@@ -3652,7 +3695,7 @@
             </w:r>
             <w:r>
               <w:rPr>
-                <w:rFonts w:ascii="宋体" w:eastAsia="宋体" w:hAnsi="宋体" w:cs="宋体"/>
+                <w:rFonts w:ascii="宋体" w:hAnsi="宋体" w:eastAsia="宋体" w:cs="宋体"/>
                 <w:spacing w:val="-44"/>
                 <w:sz w:val="21"/>
                 <w:szCs w:val="21"/>
@@ -3661,7 +3704,7 @@
             </w:r>
             <w:r>
               <w:rPr>
-                <w:rFonts w:ascii="宋体" w:eastAsia="宋体" w:hAnsi="宋体" w:cs="宋体"/>
+                <w:rFonts w:ascii="宋体" w:hAnsi="宋体" w:eastAsia="宋体" w:cs="宋体"/>
                 <w:spacing w:val="-4"/>
                 <w:sz w:val="21"/>
                 <w:szCs w:val="21"/>
@@ -3670,7 +3713,7 @@
             </w:r>
             <w:r>
               <w:rPr>
-                <w:rFonts w:ascii="宋体" w:eastAsia="宋体" w:hAnsi="宋体" w:cs="宋体"/>
+                <w:rFonts w:ascii="宋体" w:hAnsi="宋体" w:eastAsia="宋体" w:cs="宋体"/>
                 <w:spacing w:val="-28"/>
                 <w:sz w:val="21"/>
                 <w:szCs w:val="21"/>
@@ -3679,7 +3722,7 @@
             </w:r>
             <w:r>
               <w:rPr>
-                <w:rFonts w:ascii="宋体" w:eastAsia="宋体" w:hAnsi="宋体" w:cs="宋体"/>
+                <w:rFonts w:ascii="宋体" w:hAnsi="宋体" w:eastAsia="宋体" w:cs="宋体"/>
                 <w:spacing w:val="-4"/>
                 <w:sz w:val="21"/>
                 <w:szCs w:val="21"/>
@@ -3710,7 +3753,7 @@
               <w:spacing w:before="220" w:line="220" w:lineRule="auto"/>
               <w:ind w:left="15"/>
               <w:rPr>
-                <w:rFonts w:ascii="宋体" w:eastAsia="宋体" w:hAnsi="宋体" w:cs="宋体" w:hint="default"/>
+                <w:rFonts w:hint="default" w:ascii="宋体" w:hAnsi="宋体" w:eastAsia="宋体" w:cs="宋体"/>
                 <w:spacing w:val="-4"/>
                 <w:sz w:val="21"/>
                 <w:szCs w:val="21"/>
@@ -3719,7 +3762,7 @@
             </w:pPr>
             <w:r>
               <w:rPr>
-                <w:rFonts w:ascii="宋体" w:hAnsi="宋体" w:cs="宋体" w:hint="eastAsia"/>
+                <w:rFonts w:hint="eastAsia" w:ascii="宋体" w:hAnsi="宋体" w:cs="宋体"/>
                 <w:spacing w:val="-4"/>
                 <w:sz w:val="21"/>
                 <w:szCs w:val="21"/>
@@ -3733,7 +3776,7 @@
     </w:tbl>
     <w:p>
       <w:pPr>
-        <w:pStyle w:val="2"/>
+        <w:pStyle w:val="28"/>
         <w:keepNext w:val="0"/>
         <w:keepLines w:val="0"/>
         <w:pageBreakBefore w:val="0"/>
@@ -3763,7 +3806,7 @@
     </w:p>
     <w:p>
       <w:pPr>
-        <w:pStyle w:val="a"/>
+        <w:pStyle w:val="27"/>
         <w:keepNext w:val="0"/>
         <w:keepLines w:val="0"/>
         <w:pageBreakBefore w:val="0"/>
@@ -3791,7 +3834,7 @@
     </w:p>
     <w:p>
       <w:pPr>
-        <w:pStyle w:val="a"/>
+        <w:pStyle w:val="27"/>
         <w:keepNext w:val="0"/>
         <w:keepLines w:val="0"/>
         <w:pageBreakBefore w:val="0"/>
@@ -3819,7 +3862,7 @@
     </w:p>
     <w:p>
       <w:pPr>
-        <w:pStyle w:val="2"/>
+        <w:pStyle w:val="28"/>
         <w:keepNext w:val="0"/>
         <w:keepLines w:val="0"/>
         <w:pageBreakBefore w:val="0"/>
@@ -3859,7 +3902,7 @@
     </w:p>
     <w:p>
       <w:pPr>
-        <w:pStyle w:val="a3"/>
+        <w:pStyle w:val="41"/>
         <w:keepNext w:val="0"/>
         <w:keepLines w:val="0"/>
         <w:pageBreakBefore w:val="0"/>
@@ -3880,7 +3923,7 @@
     </w:p>
     <w:p>
       <w:pPr>
-        <w:pStyle w:val="a3"/>
+        <w:pStyle w:val="41"/>
         <w:keepNext w:val="0"/>
         <w:keepLines w:val="0"/>
         <w:pageBreakBefore w:val="0"/>
@@ -3905,7 +3948,7 @@
     </w:p>
     <w:p>
       <w:pPr>
-        <w:pStyle w:val="a3"/>
+        <w:pStyle w:val="41"/>
         <w:keepNext w:val="0"/>
         <w:keepLines w:val="0"/>
         <w:pageBreakBefore w:val="0"/>
@@ -3930,7 +3973,7 @@
     </w:p>
     <w:p>
       <w:pPr>
-        <w:pStyle w:val="a3"/>
+        <w:pStyle w:val="41"/>
         <w:keepNext w:val="0"/>
         <w:keepLines w:val="0"/>
         <w:pageBreakBefore w:val="0"/>
@@ -3955,7 +3998,7 @@
     </w:p>
     <w:p>
       <w:pPr>
-        <w:pStyle w:val="a3"/>
+        <w:pStyle w:val="41"/>
         <w:keepNext w:val="0"/>
         <w:keepLines w:val="0"/>
         <w:pageBreakBefore w:val="0"/>
@@ -3980,7 +4023,7 @@
     </w:p>
     <w:p>
       <w:pPr>
-        <w:pStyle w:val="2"/>
+        <w:pStyle w:val="28"/>
         <w:keepNext w:val="0"/>
         <w:keepLines w:val="0"/>
         <w:pageBreakBefore w:val="0"/>
@@ -4003,17 +4046,18 @@
     </w:p>
     <w:tbl>
       <w:tblPr>
-        <w:tblStyle w:val="TableGrid"/>
+        <w:tblStyle w:val="21"/>
         <w:tblW w:w="0" w:type="auto"/>
-        <w:tblInd w:w="0" w:type="dxa"/>
+        <w:jc w:val="center"/>
         <w:tblBorders>
-          <w:top w:val="single" w:sz="4" w:space="0" w:color="auto"/>
-          <w:left w:val="single" w:sz="4" w:space="0" w:color="auto"/>
-          <w:bottom w:val="single" w:sz="4" w:space="0" w:color="auto"/>
-          <w:right w:val="single" w:sz="4" w:space="0" w:color="auto"/>
-          <w:insideH w:val="single" w:sz="4" w:space="0" w:color="auto"/>
-          <w:insideV w:val="single" w:sz="4" w:space="0" w:color="auto"/>
+          <w:top w:val="single" w:color="auto" w:sz="4" w:space="0"/>
+          <w:left w:val="single" w:color="auto" w:sz="4" w:space="0"/>
+          <w:bottom w:val="single" w:color="auto" w:sz="4" w:space="0"/>
+          <w:right w:val="single" w:color="auto" w:sz="4" w:space="0"/>
+          <w:insideH w:val="single" w:color="auto" w:sz="4" w:space="0"/>
+          <w:insideV w:val="single" w:color="auto" w:sz="4" w:space="0"/>
         </w:tblBorders>
+        <w:tblLayout w:type="autofit"/>
         <w:tblCellMar>
           <w:top w:w="0" w:type="dxa"/>
           <w:left w:w="108" w:type="dxa"/>
@@ -4033,15 +4077,13 @@
       </w:tblGrid>
       <w:tr>
         <w:tblPrEx>
-          <w:tblW w:w="0" w:type="auto"/>
-          <w:tblInd w:w="0" w:type="dxa"/>
           <w:tblBorders>
-            <w:top w:val="single" w:sz="4" w:space="0" w:color="auto"/>
-            <w:left w:val="single" w:sz="4" w:space="0" w:color="auto"/>
-            <w:bottom w:val="single" w:sz="4" w:space="0" w:color="auto"/>
-            <w:right w:val="single" w:sz="4" w:space="0" w:color="auto"/>
-            <w:insideH w:val="single" w:sz="4" w:space="0" w:color="auto"/>
-            <w:insideV w:val="single" w:sz="4" w:space="0" w:color="auto"/>
+            <w:top w:val="single" w:color="auto" w:sz="4" w:space="0"/>
+            <w:left w:val="single" w:color="auto" w:sz="4" w:space="0"/>
+            <w:bottom w:val="single" w:color="auto" w:sz="4" w:space="0"/>
+            <w:right w:val="single" w:color="auto" w:sz="4" w:space="0"/>
+            <w:insideH w:val="single" w:color="auto" w:sz="4" w:space="0"/>
+            <w:insideV w:val="single" w:color="auto" w:sz="4" w:space="0"/>
           </w:tblBorders>
           <w:tblCellMar>
             <w:top w:w="0" w:type="dxa"/>
@@ -4050,6 +4092,9 @@
             <w:right w:w="108" w:type="dxa"/>
           </w:tblCellMar>
         </w:tblPrEx>
+        <w:trPr>
+          <w:jc w:val="center"/>
+        </w:trPr>
         <w:tc>
           <w:tcPr>
             <w:tcW w:w="833" w:type="dxa"/>
@@ -4080,7 +4125,7 @@
             </w:pPr>
             <w:r>
               <w:rPr>
-                <w:rFonts w:ascii="宋体" w:eastAsia="宋体" w:hAnsi="宋体" w:cs="宋体" w:hint="eastAsia"/>
+                <w:rFonts w:hint="eastAsia" w:ascii="宋体" w:hAnsi="宋体" w:eastAsia="宋体" w:cs="宋体"/>
                 <w:b/>
                 <w:bCs/>
                 <w:i w:val="0"/>
@@ -4097,7 +4142,7 @@
             </w:r>
             <w:r>
               <w:rPr>
-                <w:rStyle w:val="font21"/>
+                <w:rStyle w:val="31"/>
                 <w:snapToGrid w:val="0"/>
                 <w:color w:val="000000"/>
                 <w:sz w:val="15"/>
@@ -4108,7 +4153,7 @@
             </w:r>
             <w:r>
               <w:rPr>
-                <w:rStyle w:val="font11"/>
+                <w:rStyle w:val="32"/>
                 <w:snapToGrid w:val="0"/>
                 <w:color w:val="000000"/>
                 <w:sz w:val="15"/>
@@ -4149,7 +4194,7 @@
             </w:pPr>
             <w:r>
               <w:rPr>
-                <w:rFonts w:ascii="宋体" w:eastAsia="宋体" w:hAnsi="宋体" w:cs="宋体" w:hint="eastAsia"/>
+                <w:rFonts w:hint="eastAsia" w:ascii="宋体" w:hAnsi="宋体" w:eastAsia="宋体" w:cs="宋体"/>
                 <w:b/>
                 <w:bCs/>
                 <w:i w:val="0"/>
@@ -4196,7 +4241,7 @@
             </w:pPr>
             <w:r>
               <w:rPr>
-                <w:rFonts w:ascii="宋体" w:eastAsia="宋体" w:hAnsi="宋体" w:cs="宋体" w:hint="eastAsia"/>
+                <w:rFonts w:hint="eastAsia" w:ascii="宋体" w:hAnsi="宋体" w:eastAsia="宋体" w:cs="宋体"/>
                 <w:b/>
                 <w:bCs/>
                 <w:i w:val="0"/>
@@ -4213,7 +4258,7 @@
             </w:r>
             <w:r>
               <w:rPr>
-                <w:rStyle w:val="font21"/>
+                <w:rStyle w:val="31"/>
                 <w:snapToGrid w:val="0"/>
                 <w:color w:val="000000"/>
                 <w:sz w:val="15"/>
@@ -4224,7 +4269,7 @@
             </w:r>
             <w:r>
               <w:rPr>
-                <w:rStyle w:val="font11"/>
+                <w:rStyle w:val="32"/>
                 <w:snapToGrid w:val="0"/>
                 <w:color w:val="000000"/>
                 <w:sz w:val="15"/>
@@ -4235,7 +4280,7 @@
             </w:r>
             <w:r>
               <w:rPr>
-                <w:rStyle w:val="font21"/>
+                <w:rStyle w:val="31"/>
                 <w:snapToGrid w:val="0"/>
                 <w:color w:val="000000"/>
                 <w:sz w:val="15"/>
@@ -4246,7 +4291,7 @@
             </w:r>
             <w:r>
               <w:rPr>
-                <w:rStyle w:val="font11"/>
+                <w:rStyle w:val="32"/>
                 <w:snapToGrid w:val="0"/>
                 <w:color w:val="000000"/>
                 <w:sz w:val="15"/>
@@ -4287,7 +4332,7 @@
             </w:pPr>
             <w:r>
               <w:rPr>
-                <w:rFonts w:ascii="宋体" w:eastAsia="宋体" w:hAnsi="宋体" w:cs="宋体" w:hint="eastAsia"/>
+                <w:rFonts w:hint="eastAsia" w:ascii="宋体" w:hAnsi="宋体" w:eastAsia="宋体" w:cs="宋体"/>
                 <w:b/>
                 <w:bCs/>
                 <w:i w:val="0"/>
@@ -4304,7 +4349,7 @@
             </w:r>
             <w:r>
               <w:rPr>
-                <w:rStyle w:val="font21"/>
+                <w:rStyle w:val="31"/>
                 <w:snapToGrid w:val="0"/>
                 <w:color w:val="000000"/>
                 <w:sz w:val="15"/>
@@ -4315,7 +4360,7 @@
             </w:r>
             <w:r>
               <w:rPr>
-                <w:rStyle w:val="font11"/>
+                <w:rStyle w:val="32"/>
                 <w:snapToGrid w:val="0"/>
                 <w:color w:val="000000"/>
                 <w:sz w:val="15"/>
@@ -4326,7 +4371,7 @@
             </w:r>
             <w:r>
               <w:rPr>
-                <w:rStyle w:val="font21"/>
+                <w:rStyle w:val="31"/>
                 <w:snapToGrid w:val="0"/>
                 <w:color w:val="000000"/>
                 <w:sz w:val="15"/>
@@ -4337,7 +4382,7 @@
             </w:r>
             <w:r>
               <w:rPr>
-                <w:rStyle w:val="font11"/>
+                <w:rStyle w:val="32"/>
                 <w:snapToGrid w:val="0"/>
                 <w:color w:val="000000"/>
                 <w:sz w:val="15"/>
@@ -4378,7 +4423,7 @@
             </w:pPr>
             <w:r>
               <w:rPr>
-                <w:rFonts w:ascii="宋体" w:eastAsia="宋体" w:hAnsi="宋体" w:cs="宋体" w:hint="eastAsia"/>
+                <w:rFonts w:hint="eastAsia" w:ascii="宋体" w:hAnsi="宋体" w:eastAsia="宋体" w:cs="宋体"/>
                 <w:b/>
                 <w:bCs/>
                 <w:i w:val="0"/>
@@ -4395,7 +4440,7 @@
             </w:r>
             <w:r>
               <w:rPr>
-                <w:rStyle w:val="font21"/>
+                <w:rStyle w:val="31"/>
                 <w:snapToGrid w:val="0"/>
                 <w:color w:val="000000"/>
                 <w:sz w:val="15"/>
@@ -4406,7 +4451,7 @@
             </w:r>
             <w:r>
               <w:rPr>
-                <w:rStyle w:val="font11"/>
+                <w:rStyle w:val="32"/>
                 <w:snapToGrid w:val="0"/>
                 <w:color w:val="000000"/>
                 <w:sz w:val="15"/>
@@ -4417,7 +4462,7 @@
             </w:r>
             <w:r>
               <w:rPr>
-                <w:rStyle w:val="font21"/>
+                <w:rStyle w:val="31"/>
                 <w:snapToGrid w:val="0"/>
                 <w:color w:val="000000"/>
                 <w:sz w:val="15"/>
@@ -4428,7 +4473,7 @@
             </w:r>
             <w:r>
               <w:rPr>
-                <w:rStyle w:val="font11"/>
+                <w:rStyle w:val="32"/>
                 <w:snapToGrid w:val="0"/>
                 <w:color w:val="000000"/>
                 <w:sz w:val="15"/>
@@ -4439,7 +4484,7 @@
             </w:r>
             <w:r>
               <w:rPr>
-                <w:rStyle w:val="font21"/>
+                <w:rStyle w:val="31"/>
                 <w:snapToGrid w:val="0"/>
                 <w:color w:val="000000"/>
                 <w:sz w:val="15"/>
@@ -4450,7 +4495,7 @@
             </w:r>
             <w:r>
               <w:rPr>
-                <w:rStyle w:val="font11"/>
+                <w:rStyle w:val="32"/>
                 <w:snapToGrid w:val="0"/>
                 <w:color w:val="000000"/>
                 <w:sz w:val="15"/>
@@ -4491,7 +4536,7 @@
             </w:pPr>
             <w:r>
               <w:rPr>
-                <w:rFonts w:ascii="宋体" w:eastAsia="宋体" w:hAnsi="宋体" w:cs="宋体" w:hint="eastAsia"/>
+                <w:rFonts w:hint="eastAsia" w:ascii="宋体" w:hAnsi="宋体" w:eastAsia="宋体" w:cs="宋体"/>
                 <w:b/>
                 <w:bCs/>
                 <w:i w:val="0"/>
@@ -4508,7 +4553,7 @@
             </w:r>
             <w:r>
               <w:rPr>
-                <w:rStyle w:val="font21"/>
+                <w:rStyle w:val="31"/>
                 <w:snapToGrid w:val="0"/>
                 <w:color w:val="000000"/>
                 <w:sz w:val="15"/>
@@ -4519,7 +4564,7 @@
             </w:r>
             <w:r>
               <w:rPr>
-                <w:rStyle w:val="font11"/>
+                <w:rStyle w:val="32"/>
                 <w:snapToGrid w:val="0"/>
                 <w:color w:val="000000"/>
                 <w:sz w:val="15"/>
@@ -4530,7 +4575,7 @@
             </w:r>
             <w:r>
               <w:rPr>
-                <w:rStyle w:val="font21"/>
+                <w:rStyle w:val="31"/>
                 <w:snapToGrid w:val="0"/>
                 <w:color w:val="000000"/>
                 <w:sz w:val="15"/>
@@ -4541,7 +4586,7 @@
             </w:r>
             <w:r>
               <w:rPr>
-                <w:rStyle w:val="font11"/>
+                <w:rStyle w:val="32"/>
                 <w:snapToGrid w:val="0"/>
                 <w:color w:val="000000"/>
                 <w:sz w:val="15"/>
@@ -4552,7 +4597,7 @@
             </w:r>
             <w:r>
               <w:rPr>
-                <w:rStyle w:val="font21"/>
+                <w:rStyle w:val="31"/>
                 <w:snapToGrid w:val="0"/>
                 <w:color w:val="000000"/>
                 <w:sz w:val="15"/>
@@ -4563,7 +4608,7 @@
             </w:r>
             <w:r>
               <w:rPr>
-                <w:rStyle w:val="font11"/>
+                <w:rStyle w:val="32"/>
                 <w:snapToGrid w:val="0"/>
                 <w:color w:val="000000"/>
                 <w:sz w:val="15"/>
@@ -4604,7 +4649,7 @@
             </w:pPr>
             <w:r>
               <w:rPr>
-                <w:rFonts w:ascii="宋体" w:eastAsia="宋体" w:hAnsi="宋体" w:cs="宋体" w:hint="eastAsia"/>
+                <w:rFonts w:hint="eastAsia" w:ascii="宋体" w:hAnsi="宋体" w:eastAsia="宋体" w:cs="宋体"/>
                 <w:b/>
                 <w:bCs/>
                 <w:i w:val="0"/>
@@ -4651,7 +4696,7 @@
             </w:pPr>
             <w:r>
               <w:rPr>
-                <w:rFonts w:ascii="宋体" w:eastAsia="宋体" w:hAnsi="宋体" w:cs="宋体" w:hint="eastAsia"/>
+                <w:rFonts w:hint="eastAsia" w:ascii="宋体" w:hAnsi="宋体" w:eastAsia="宋体" w:cs="宋体"/>
                 <w:b/>
                 <w:bCs/>
                 <w:i w:val="0"/>
@@ -4671,8 +4716,14 @@
       </w:tr>
       <w:tr>
         <w:tblPrEx>
-          <w:tblW w:w="0" w:type="auto"/>
-          <w:tblInd w:w="0" w:type="dxa"/>
+          <w:tblBorders>
+            <w:top w:val="single" w:color="auto" w:sz="4" w:space="0"/>
+            <w:left w:val="single" w:color="auto" w:sz="4" w:space="0"/>
+            <w:bottom w:val="single" w:color="auto" w:sz="4" w:space="0"/>
+            <w:right w:val="single" w:color="auto" w:sz="4" w:space="0"/>
+            <w:insideH w:val="single" w:color="auto" w:sz="4" w:space="0"/>
+            <w:insideV w:val="single" w:color="auto" w:sz="4" w:space="0"/>
+          </w:tblBorders>
           <w:tblCellMar>
             <w:top w:w="0" w:type="dxa"/>
             <w:left w:w="108" w:type="dxa"/>
@@ -4680,10 +4731,14 @@
             <w:right w:w="108" w:type="dxa"/>
           </w:tblCellMar>
         </w:tblPrEx>
+        <w:trPr>
+          <w:jc w:val="center"/>
+        </w:trPr>
         <w:tc>
           <w:tcPr>
             <w:tcW w:w="833" w:type="dxa"/>
             <w:shd w:val="clear" w:color="auto" w:fill="auto"/>
+            <w:vAlign w:val="center"/>
           </w:tcPr>
           <w:p>
             <w:pPr>
@@ -4704,7 +4759,7 @@
               <w:jc w:val="left"/>
               <w:textAlignment w:val="center"/>
               <w:rPr>
-                <w:rFonts w:ascii="宋体" w:eastAsia="宋体" w:hAnsi="宋体" w:cs="宋体" w:hint="eastAsia"/>
+                <w:rFonts w:hint="eastAsia" w:ascii="宋体" w:hAnsi="宋体" w:eastAsia="宋体" w:cs="宋体"/>
                 <w:i w:val="0"/>
                 <w:iCs w:val="0"/>
                 <w:snapToGrid w:val="0"/>
@@ -4716,9 +4771,10 @@
                 <w:lang w:val="en-US" w:eastAsia="en-US" w:bidi="ar-SA"/>
               </w:rPr>
             </w:pPr>
-            <w:r>
-              <w:rPr>
-                <w:rFonts w:ascii="宋体" w:eastAsia="宋体" w:hAnsi="宋体" w:cs="宋体" w:hint="eastAsia"/>
+            <w:bookmarkStart w:id="24" w:name="_GoBack" w:colFirst="0" w:colLast="0"/>
+            <w:r>
+              <w:rPr>
+                <w:rFonts w:hint="eastAsia" w:ascii="宋体" w:hAnsi="宋体" w:eastAsia="宋体" w:cs="宋体"/>
                 <w:i w:val="0"/>
                 <w:iCs w:val="0"/>
                 <w:snapToGrid w:val="0"/>
@@ -4757,7 +4813,7 @@
               <w:jc w:val="left"/>
               <w:textAlignment w:val="center"/>
               <w:rPr>
-                <w:rFonts w:ascii="宋体" w:eastAsia="宋体" w:hAnsi="宋体" w:cs="宋体" w:hint="eastAsia"/>
+                <w:rFonts w:hint="eastAsia" w:ascii="宋体" w:hAnsi="宋体" w:eastAsia="宋体" w:cs="宋体"/>
                 <w:i w:val="0"/>
                 <w:iCs w:val="0"/>
                 <w:snapToGrid w:val="0"/>
@@ -4771,7 +4827,7 @@
             </w:pPr>
             <w:r>
               <w:rPr>
-                <w:rFonts w:ascii="宋体" w:eastAsia="宋体" w:hAnsi="宋体" w:cs="宋体" w:hint="eastAsia"/>
+                <w:rFonts w:hint="eastAsia" w:ascii="宋体" w:hAnsi="宋体" w:eastAsia="宋体" w:cs="宋体"/>
                 <w:i w:val="0"/>
                 <w:iCs w:val="0"/>
                 <w:snapToGrid w:val="0"/>
@@ -4810,7 +4866,7 @@
               <w:jc w:val="left"/>
               <w:textAlignment w:val="center"/>
               <w:rPr>
-                <w:rFonts w:ascii="宋体" w:eastAsia="宋体" w:hAnsi="宋体" w:cs="宋体" w:hint="eastAsia"/>
+                <w:rFonts w:hint="eastAsia" w:ascii="宋体" w:hAnsi="宋体" w:eastAsia="宋体" w:cs="宋体"/>
                 <w:i w:val="0"/>
                 <w:iCs w:val="0"/>
                 <w:snapToGrid w:val="0"/>
@@ -4824,7 +4880,7 @@
             </w:pPr>
             <w:r>
               <w:rPr>
-                <w:rFonts w:ascii="宋体" w:eastAsia="宋体" w:hAnsi="宋体" w:cs="宋体" w:hint="eastAsia"/>
+                <w:rFonts w:hint="eastAsia" w:ascii="宋体" w:hAnsi="宋体" w:eastAsia="宋体" w:cs="宋体"/>
                 <w:i w:val="0"/>
                 <w:iCs w:val="0"/>
                 <w:snapToGrid w:val="0"/>
@@ -4863,7 +4919,7 @@
               <w:jc w:val="left"/>
               <w:textAlignment w:val="center"/>
               <w:rPr>
-                <w:rFonts w:ascii="宋体" w:eastAsia="宋体" w:hAnsi="宋体" w:cs="宋体" w:hint="eastAsia"/>
+                <w:rFonts w:hint="eastAsia" w:ascii="宋体" w:hAnsi="宋体" w:eastAsia="宋体" w:cs="宋体"/>
                 <w:i w:val="0"/>
                 <w:iCs w:val="0"/>
                 <w:snapToGrid w:val="0"/>
@@ -4877,7 +4933,7 @@
             </w:pPr>
             <w:r>
               <w:rPr>
-                <w:rFonts w:ascii="宋体" w:eastAsia="宋体" w:hAnsi="宋体" w:cs="宋体" w:hint="eastAsia"/>
+                <w:rFonts w:hint="eastAsia" w:ascii="宋体" w:hAnsi="宋体" w:eastAsia="宋体" w:cs="宋体"/>
                 <w:i w:val="0"/>
                 <w:iCs w:val="0"/>
                 <w:snapToGrid w:val="0"/>
@@ -4916,7 +4972,7 @@
               <w:jc w:val="left"/>
               <w:textAlignment w:val="center"/>
               <w:rPr>
-                <w:rFonts w:ascii="宋体" w:eastAsia="宋体" w:hAnsi="宋体" w:cs="宋体" w:hint="eastAsia"/>
+                <w:rFonts w:hint="eastAsia" w:ascii="宋体" w:hAnsi="宋体" w:eastAsia="宋体" w:cs="宋体"/>
                 <w:i w:val="0"/>
                 <w:iCs w:val="0"/>
                 <w:snapToGrid w:val="0"/>
@@ -4930,7 +4986,7 @@
             </w:pPr>
             <w:r>
               <w:rPr>
-                <w:rFonts w:ascii="宋体" w:eastAsia="宋体" w:hAnsi="宋体" w:cs="宋体" w:hint="eastAsia"/>
+                <w:rFonts w:hint="eastAsia" w:ascii="宋体" w:hAnsi="宋体" w:eastAsia="宋体" w:cs="宋体"/>
                 <w:i w:val="0"/>
                 <w:iCs w:val="0"/>
                 <w:snapToGrid w:val="0"/>
@@ -4969,7 +5025,7 @@
               <w:jc w:val="left"/>
               <w:textAlignment w:val="center"/>
               <w:rPr>
-                <w:rFonts w:ascii="宋体" w:eastAsia="宋体" w:hAnsi="宋体" w:cs="宋体" w:hint="eastAsia"/>
+                <w:rFonts w:hint="eastAsia" w:ascii="宋体" w:hAnsi="宋体" w:eastAsia="宋体" w:cs="宋体"/>
                 <w:i w:val="0"/>
                 <w:iCs w:val="0"/>
                 <w:snapToGrid w:val="0"/>
@@ -4983,7 +5039,7 @@
             </w:pPr>
             <w:r>
               <w:rPr>
-                <w:rFonts w:ascii="宋体" w:eastAsia="宋体" w:hAnsi="宋体" w:cs="宋体" w:hint="eastAsia"/>
+                <w:rFonts w:hint="eastAsia" w:ascii="宋体" w:hAnsi="宋体" w:eastAsia="宋体" w:cs="宋体"/>
                 <w:i w:val="0"/>
                 <w:iCs w:val="0"/>
                 <w:snapToGrid w:val="0"/>
@@ -5022,7 +5078,7 @@
               <w:jc w:val="left"/>
               <w:textAlignment w:val="center"/>
               <w:rPr>
-                <w:rFonts w:ascii="宋体" w:eastAsia="宋体" w:hAnsi="宋体" w:cs="宋体" w:hint="eastAsia"/>
+                <w:rFonts w:hint="eastAsia" w:ascii="宋体" w:hAnsi="宋体" w:eastAsia="宋体" w:cs="宋体"/>
                 <w:i w:val="0"/>
                 <w:iCs w:val="0"/>
                 <w:snapToGrid w:val="0"/>
@@ -5036,7 +5092,7 @@
             </w:pPr>
             <w:r>
               <w:rPr>
-                <w:rFonts w:ascii="宋体" w:eastAsia="宋体" w:hAnsi="宋体" w:cs="宋体" w:hint="eastAsia"/>
+                <w:rFonts w:hint="eastAsia" w:ascii="宋体" w:hAnsi="宋体" w:eastAsia="宋体" w:cs="宋体"/>
                 <w:i w:val="0"/>
                 <w:iCs w:val="0"/>
                 <w:snapToGrid w:val="0"/>
@@ -5051,7 +5107,7 @@
             </w:r>
             <w:r>
               <w:rPr>
-                <w:rFonts w:ascii="宋体" w:eastAsia="宋体" w:hAnsi="宋体" w:cs="宋体" w:hint="eastAsia"/>
+                <w:rFonts w:hint="eastAsia" w:ascii="宋体" w:hAnsi="宋体" w:eastAsia="宋体" w:cs="宋体"/>
                 <w:i w:val="0"/>
                 <w:iCs w:val="0"/>
                 <w:snapToGrid w:val="0"/>
@@ -5062,11 +5118,11 @@
                 <w:u w:val="none"/>
                 <w:lang w:val="en-US" w:eastAsia="zh-CN"/>
               </w:rPr>
-              <w:br/>
-            </w:r>
-            <w:r>
-              <w:rPr>
-                <w:rFonts w:ascii="宋体" w:eastAsia="宋体" w:hAnsi="宋体" w:cs="宋体" w:hint="eastAsia"/>
+              <w:br w:type="textWrapping"/>
+            </w:r>
+            <w:r>
+              <w:rPr>
+                <w:rFonts w:hint="eastAsia" w:ascii="宋体" w:hAnsi="宋体" w:eastAsia="宋体" w:cs="宋体"/>
                 <w:i w:val="0"/>
                 <w:iCs w:val="0"/>
                 <w:snapToGrid w:val="0"/>
@@ -5081,7 +5137,7 @@
             </w:r>
             <w:r>
               <w:rPr>
-                <w:rFonts w:ascii="宋体" w:eastAsia="宋体" w:hAnsi="宋体" w:cs="宋体" w:hint="eastAsia"/>
+                <w:rFonts w:hint="eastAsia" w:ascii="宋体" w:hAnsi="宋体" w:eastAsia="宋体" w:cs="宋体"/>
                 <w:i w:val="0"/>
                 <w:iCs w:val="0"/>
                 <w:snapToGrid w:val="0"/>
@@ -5092,11 +5148,11 @@
                 <w:u w:val="none"/>
                 <w:lang w:val="en-US" w:eastAsia="zh-CN"/>
               </w:rPr>
-              <w:br/>
-            </w:r>
-            <w:r>
-              <w:rPr>
-                <w:rFonts w:ascii="宋体" w:eastAsia="宋体" w:hAnsi="宋体" w:cs="宋体" w:hint="eastAsia"/>
+              <w:br w:type="textWrapping"/>
+            </w:r>
+            <w:r>
+              <w:rPr>
+                <w:rFonts w:hint="eastAsia" w:ascii="宋体" w:hAnsi="宋体" w:eastAsia="宋体" w:cs="宋体"/>
                 <w:i w:val="0"/>
                 <w:iCs w:val="0"/>
                 <w:snapToGrid w:val="0"/>
@@ -5135,7 +5191,7 @@
               <w:jc w:val="left"/>
               <w:textAlignment w:val="center"/>
               <w:rPr>
-                <w:rFonts w:ascii="宋体" w:eastAsia="宋体" w:hAnsi="宋体" w:cs="宋体" w:hint="eastAsia"/>
+                <w:rFonts w:hint="eastAsia" w:ascii="宋体" w:hAnsi="宋体" w:eastAsia="宋体" w:cs="宋体"/>
                 <w:i w:val="0"/>
                 <w:iCs w:val="0"/>
                 <w:snapToGrid w:val="0"/>
@@ -5149,7 +5205,7 @@
             </w:pPr>
             <w:r>
               <w:rPr>
-                <w:rFonts w:ascii="宋体" w:eastAsia="宋体" w:hAnsi="宋体" w:cs="宋体" w:hint="eastAsia"/>
+                <w:rFonts w:hint="eastAsia" w:ascii="宋体" w:hAnsi="宋体" w:eastAsia="宋体" w:cs="宋体"/>
                 <w:i w:val="0"/>
                 <w:iCs w:val="0"/>
                 <w:snapToGrid w:val="0"/>
@@ -5182,7 +5238,7 @@
               <w:jc w:val="left"/>
               <w:textAlignment w:val="center"/>
               <w:rPr>
-                <w:rFonts w:ascii="宋体" w:eastAsia="宋体" w:hAnsi="宋体" w:cs="宋体" w:hint="eastAsia"/>
+                <w:rFonts w:hint="eastAsia" w:ascii="宋体" w:hAnsi="宋体" w:eastAsia="宋体" w:cs="宋体"/>
                 <w:i w:val="0"/>
                 <w:iCs w:val="0"/>
                 <w:snapToGrid w:val="0"/>
@@ -5196,7 +5252,7 @@
             </w:pPr>
             <w:r>
               <w:rPr>
-                <w:rFonts w:ascii="宋体" w:eastAsia="宋体" w:hAnsi="宋体" w:cs="宋体" w:hint="eastAsia"/>
+                <w:rFonts w:hint="eastAsia" w:ascii="宋体" w:hAnsi="宋体" w:eastAsia="宋体" w:cs="宋体"/>
                 <w:i w:val="0"/>
                 <w:iCs w:val="0"/>
                 <w:snapToGrid w:val="0"/>
@@ -5211,7 +5267,7 @@
             </w:r>
             <w:r>
               <w:rPr>
-                <w:rFonts w:ascii="宋体" w:eastAsia="宋体" w:hAnsi="宋体" w:cs="宋体" w:hint="eastAsia"/>
+                <w:rFonts w:hint="eastAsia" w:ascii="宋体" w:hAnsi="宋体" w:eastAsia="宋体" w:cs="宋体"/>
                 <w:i w:val="0"/>
                 <w:iCs w:val="0"/>
                 <w:snapToGrid w:val="0"/>
@@ -5222,11 +5278,11 @@
                 <w:u w:val="none"/>
                 <w:lang w:val="en-US" w:eastAsia="zh-CN"/>
               </w:rPr>
-              <w:br/>
-            </w:r>
-            <w:r>
-              <w:rPr>
-                <w:rFonts w:ascii="宋体" w:eastAsia="宋体" w:hAnsi="宋体" w:cs="宋体" w:hint="eastAsia"/>
+              <w:br w:type="textWrapping"/>
+            </w:r>
+            <w:r>
+              <w:rPr>
+                <w:rFonts w:hint="eastAsia" w:ascii="宋体" w:hAnsi="宋体" w:eastAsia="宋体" w:cs="宋体"/>
                 <w:i w:val="0"/>
                 <w:iCs w:val="0"/>
                 <w:snapToGrid w:val="0"/>
@@ -5241,7 +5297,7 @@
             </w:r>
             <w:r>
               <w:rPr>
-                <w:rFonts w:ascii="宋体" w:eastAsia="宋体" w:hAnsi="宋体" w:cs="宋体" w:hint="eastAsia"/>
+                <w:rFonts w:hint="eastAsia" w:ascii="宋体" w:hAnsi="宋体" w:eastAsia="宋体" w:cs="宋体"/>
                 <w:i w:val="0"/>
                 <w:iCs w:val="0"/>
                 <w:snapToGrid w:val="0"/>
@@ -5252,11 +5308,11 @@
                 <w:u w:val="none"/>
                 <w:lang w:val="en-US" w:eastAsia="zh-CN"/>
               </w:rPr>
-              <w:br/>
-            </w:r>
-            <w:r>
-              <w:rPr>
-                <w:rFonts w:ascii="宋体" w:eastAsia="宋体" w:hAnsi="宋体" w:cs="宋体" w:hint="eastAsia"/>
+              <w:br w:type="textWrapping"/>
+            </w:r>
+            <w:r>
+              <w:rPr>
+                <w:rFonts w:hint="eastAsia" w:ascii="宋体" w:hAnsi="宋体" w:eastAsia="宋体" w:cs="宋体"/>
                 <w:i w:val="0"/>
                 <w:iCs w:val="0"/>
                 <w:snapToGrid w:val="0"/>
@@ -5274,8 +5330,14 @@
       </w:tr>
       <w:tr>
         <w:tblPrEx>
-          <w:tblW w:w="0" w:type="auto"/>
-          <w:tblInd w:w="0" w:type="dxa"/>
+          <w:tblBorders>
+            <w:top w:val="single" w:color="auto" w:sz="4" w:space="0"/>
+            <w:left w:val="single" w:color="auto" w:sz="4" w:space="0"/>
+            <w:bottom w:val="single" w:color="auto" w:sz="4" w:space="0"/>
+            <w:right w:val="single" w:color="auto" w:sz="4" w:space="0"/>
+            <w:insideH w:val="single" w:color="auto" w:sz="4" w:space="0"/>
+            <w:insideV w:val="single" w:color="auto" w:sz="4" w:space="0"/>
+          </w:tblBorders>
           <w:tblCellMar>
             <w:top w:w="0" w:type="dxa"/>
             <w:left w:w="108" w:type="dxa"/>
@@ -5283,9 +5345,13 @@
             <w:right w:w="108" w:type="dxa"/>
           </w:tblCellMar>
         </w:tblPrEx>
+        <w:trPr>
+          <w:jc w:val="center"/>
+        </w:trPr>
         <w:tc>
           <w:tcPr>
             <w:tcW w:w="833" w:type="dxa"/>
+            <w:vAlign w:val="center"/>
           </w:tcPr>
           <w:p>
             <w:pPr>
@@ -5313,7 +5379,7 @@
             </w:pPr>
             <w:r>
               <w:rPr>
-                <w:rFonts w:ascii="宋体" w:eastAsia="宋体" w:hAnsi="宋体" w:cs="宋体" w:hint="eastAsia"/>
+                <w:rFonts w:hint="eastAsia" w:ascii="宋体" w:hAnsi="宋体" w:eastAsia="宋体" w:cs="宋体"/>
                 <w:i w:val="0"/>
                 <w:iCs w:val="0"/>
                 <w:snapToGrid w:val="0"/>
@@ -5358,7 +5424,7 @@
             </w:pPr>
             <w:r>
               <w:rPr>
-                <w:rFonts w:ascii="宋体" w:eastAsia="宋体" w:hAnsi="宋体" w:cs="宋体" w:hint="eastAsia"/>
+                <w:rFonts w:hint="eastAsia" w:ascii="宋体" w:hAnsi="宋体" w:eastAsia="宋体" w:cs="宋体"/>
                 <w:i w:val="0"/>
                 <w:iCs w:val="0"/>
                 <w:snapToGrid w:val="0"/>
@@ -5403,7 +5469,7 @@
             </w:pPr>
             <w:r>
               <w:rPr>
-                <w:rFonts w:ascii="宋体" w:eastAsia="宋体" w:hAnsi="宋体" w:cs="宋体" w:hint="eastAsia"/>
+                <w:rFonts w:hint="eastAsia" w:ascii="宋体" w:hAnsi="宋体" w:eastAsia="宋体" w:cs="宋体"/>
                 <w:i w:val="0"/>
                 <w:iCs w:val="0"/>
                 <w:snapToGrid w:val="0"/>
@@ -5448,7 +5514,7 @@
             </w:pPr>
             <w:r>
               <w:rPr>
-                <w:rFonts w:ascii="宋体" w:eastAsia="宋体" w:hAnsi="宋体" w:cs="宋体" w:hint="eastAsia"/>
+                <w:rFonts w:hint="eastAsia" w:ascii="宋体" w:hAnsi="宋体" w:eastAsia="宋体" w:cs="宋体"/>
                 <w:i w:val="0"/>
                 <w:iCs w:val="0"/>
                 <w:snapToGrid w:val="0"/>
@@ -5493,7 +5559,7 @@
             </w:pPr>
             <w:r>
               <w:rPr>
-                <w:rFonts w:ascii="宋体" w:eastAsia="宋体" w:hAnsi="宋体" w:cs="宋体" w:hint="eastAsia"/>
+                <w:rFonts w:hint="eastAsia" w:ascii="宋体" w:hAnsi="宋体" w:eastAsia="宋体" w:cs="宋体"/>
                 <w:i w:val="0"/>
                 <w:iCs w:val="0"/>
                 <w:snapToGrid w:val="0"/>
@@ -5538,7 +5604,7 @@
             </w:pPr>
             <w:r>
               <w:rPr>
-                <w:rFonts w:ascii="宋体" w:eastAsia="宋体" w:hAnsi="宋体" w:cs="宋体" w:hint="eastAsia"/>
+                <w:rFonts w:hint="eastAsia" w:ascii="宋体" w:hAnsi="宋体" w:eastAsia="宋体" w:cs="宋体"/>
                 <w:i w:val="0"/>
                 <w:iCs w:val="0"/>
                 <w:snapToGrid w:val="0"/>
@@ -5583,7 +5649,7 @@
             </w:pPr>
             <w:r>
               <w:rPr>
-                <w:rFonts w:ascii="宋体" w:eastAsia="宋体" w:hAnsi="宋体" w:cs="宋体" w:hint="eastAsia"/>
+                <w:rFonts w:hint="eastAsia" w:ascii="宋体" w:hAnsi="宋体" w:eastAsia="宋体" w:cs="宋体"/>
                 <w:i w:val="0"/>
                 <w:iCs w:val="0"/>
                 <w:snapToGrid w:val="0"/>
@@ -5598,7 +5664,7 @@
             </w:r>
             <w:r>
               <w:rPr>
-                <w:rFonts w:ascii="宋体" w:eastAsia="宋体" w:hAnsi="宋体" w:cs="宋体" w:hint="eastAsia"/>
+                <w:rFonts w:hint="eastAsia" w:ascii="宋体" w:hAnsi="宋体" w:eastAsia="宋体" w:cs="宋体"/>
                 <w:i w:val="0"/>
                 <w:iCs w:val="0"/>
                 <w:snapToGrid w:val="0"/>
@@ -5609,11 +5675,11 @@
                 <w:u w:val="none"/>
                 <w:lang w:val="en-US" w:eastAsia="zh-CN"/>
               </w:rPr>
-              <w:br/>
-            </w:r>
-            <w:r>
-              <w:rPr>
-                <w:rFonts w:ascii="宋体" w:eastAsia="宋体" w:hAnsi="宋体" w:cs="宋体" w:hint="eastAsia"/>
+              <w:br w:type="textWrapping"/>
+            </w:r>
+            <w:r>
+              <w:rPr>
+                <w:rFonts w:hint="eastAsia" w:ascii="宋体" w:hAnsi="宋体" w:eastAsia="宋体" w:cs="宋体"/>
                 <w:i w:val="0"/>
                 <w:iCs w:val="0"/>
                 <w:snapToGrid w:val="0"/>
@@ -5628,7 +5694,7 @@
             </w:r>
             <w:r>
               <w:rPr>
-                <w:rFonts w:ascii="宋体" w:eastAsia="宋体" w:hAnsi="宋体" w:cs="宋体" w:hint="eastAsia"/>
+                <w:rFonts w:hint="eastAsia" w:ascii="宋体" w:hAnsi="宋体" w:eastAsia="宋体" w:cs="宋体"/>
                 <w:i w:val="0"/>
                 <w:iCs w:val="0"/>
                 <w:snapToGrid w:val="0"/>
@@ -5639,11 +5705,11 @@
                 <w:u w:val="none"/>
                 <w:lang w:val="en-US" w:eastAsia="zh-CN"/>
               </w:rPr>
-              <w:br/>
-            </w:r>
-            <w:r>
-              <w:rPr>
-                <w:rFonts w:ascii="宋体" w:eastAsia="宋体" w:hAnsi="宋体" w:cs="宋体" w:hint="eastAsia"/>
+              <w:br w:type="textWrapping"/>
+            </w:r>
+            <w:r>
+              <w:rPr>
+                <w:rFonts w:hint="eastAsia" w:ascii="宋体" w:hAnsi="宋体" w:eastAsia="宋体" w:cs="宋体"/>
                 <w:i w:val="0"/>
                 <w:iCs w:val="0"/>
                 <w:snapToGrid w:val="0"/>
@@ -5658,7 +5724,7 @@
             </w:r>
             <w:r>
               <w:rPr>
-                <w:rFonts w:ascii="宋体" w:eastAsia="宋体" w:hAnsi="宋体" w:cs="宋体" w:hint="eastAsia"/>
+                <w:rFonts w:hint="eastAsia" w:ascii="宋体" w:hAnsi="宋体" w:eastAsia="宋体" w:cs="宋体"/>
                 <w:i w:val="0"/>
                 <w:iCs w:val="0"/>
                 <w:snapToGrid w:val="0"/>
@@ -5669,11 +5735,11 @@
                 <w:u w:val="none"/>
                 <w:lang w:val="en-US" w:eastAsia="zh-CN"/>
               </w:rPr>
-              <w:br/>
-            </w:r>
-            <w:r>
-              <w:rPr>
-                <w:rFonts w:ascii="宋体" w:eastAsia="宋体" w:hAnsi="宋体" w:cs="宋体" w:hint="eastAsia"/>
+              <w:br w:type="textWrapping"/>
+            </w:r>
+            <w:r>
+              <w:rPr>
+                <w:rFonts w:hint="eastAsia" w:ascii="宋体" w:hAnsi="宋体" w:eastAsia="宋体" w:cs="宋体"/>
                 <w:i w:val="0"/>
                 <w:iCs w:val="0"/>
                 <w:snapToGrid w:val="0"/>
@@ -5718,7 +5784,7 @@
             </w:pPr>
             <w:r>
               <w:rPr>
-                <w:rFonts w:ascii="宋体" w:eastAsia="宋体" w:hAnsi="宋体" w:cs="宋体" w:hint="eastAsia"/>
+                <w:rFonts w:hint="eastAsia" w:ascii="宋体" w:hAnsi="宋体" w:eastAsia="宋体" w:cs="宋体"/>
                 <w:i w:val="0"/>
                 <w:iCs w:val="0"/>
                 <w:snapToGrid w:val="0"/>
@@ -5734,10 +5800,11 @@
           </w:p>
         </w:tc>
       </w:tr>
+      <w:bookmarkEnd w:id="24"/>
     </w:tbl>
     <w:p>
       <w:pPr>
-        <w:pStyle w:val="a3"/>
+        <w:pStyle w:val="41"/>
         <w:keepNext w:val="0"/>
         <w:keepLines w:val="0"/>
         <w:pageBreakBefore w:val="0"/>
@@ -5762,7 +5829,7 @@
     </w:p>
     <w:p>
       <w:pPr>
-        <w:pStyle w:val="a3"/>
+        <w:pStyle w:val="41"/>
         <w:keepNext w:val="0"/>
         <w:keepLines w:val="0"/>
         <w:pageBreakBefore w:val="0"/>
@@ -5787,7 +5854,7 @@
     </w:p>
     <w:p>
       <w:pPr>
-        <w:pStyle w:val="a3"/>
+        <w:pStyle w:val="41"/>
         <w:keepNext w:val="0"/>
         <w:keepLines w:val="0"/>
         <w:pageBreakBefore w:val="0"/>
@@ -5812,7 +5879,7 @@
     </w:p>
     <w:p>
       <w:pPr>
-        <w:pStyle w:val="a3"/>
+        <w:pStyle w:val="41"/>
         <w:keepNext w:val="0"/>
         <w:keepLines w:val="0"/>
         <w:pageBreakBefore w:val="0"/>
@@ -5837,7 +5904,7 @@
     </w:p>
     <w:p>
       <w:pPr>
-        <w:pStyle w:val="2"/>
+        <w:pStyle w:val="28"/>
         <w:keepNext w:val="0"/>
         <w:keepLines w:val="0"/>
         <w:pageBreakBefore w:val="0"/>
@@ -5866,7 +5933,7 @@
     </w:p>
     <w:p>
       <w:pPr>
-        <w:pStyle w:val="a"/>
+        <w:pStyle w:val="27"/>
         <w:bidi w:val="0"/>
         <w:rPr>
           <w:rFonts w:hint="eastAsia"/>
@@ -5881,7 +5948,7 @@
     </w:p>
     <w:p>
       <w:pPr>
-        <w:pStyle w:val="3"/>
+        <w:pStyle w:val="29"/>
         <w:bidi w:val="0"/>
         <w:rPr>
           <w:rFonts w:hint="eastAsia"/>
@@ -5898,7 +5965,7 @@
     </w:p>
     <w:p>
       <w:pPr>
-        <w:pStyle w:val="a"/>
+        <w:pStyle w:val="27"/>
         <w:bidi w:val="0"/>
         <w:rPr>
           <w:rFonts w:hint="eastAsia"/>
@@ -5921,7 +5988,7 @@
     </w:p>
     <w:p>
       <w:pPr>
-        <w:pStyle w:val="a"/>
+        <w:pStyle w:val="27"/>
         <w:bidi w:val="0"/>
         <w:rPr>
           <w:rFonts w:hint="eastAsia"/>
@@ -5944,7 +6011,7 @@
     </w:p>
     <w:p>
       <w:pPr>
-        <w:pStyle w:val="3"/>
+        <w:pStyle w:val="29"/>
         <w:bidi w:val="0"/>
         <w:rPr>
           <w:rFonts w:hint="eastAsia"/>
@@ -5961,7 +6028,7 @@
     </w:p>
     <w:p>
       <w:pPr>
-        <w:pStyle w:val="a"/>
+        <w:pStyle w:val="27"/>
         <w:bidi w:val="0"/>
         <w:rPr>
           <w:rFonts w:hint="eastAsia"/>
@@ -5976,7 +6043,7 @@
     </w:p>
     <w:p>
       <w:pPr>
-        <w:pStyle w:val="a"/>
+        <w:pStyle w:val="27"/>
         <w:bidi w:val="0"/>
         <w:rPr>
           <w:rFonts w:hint="eastAsia"/>
@@ -5991,7 +6058,7 @@
     </w:p>
     <w:p>
       <w:pPr>
-        <w:pStyle w:val="a"/>
+        <w:pStyle w:val="27"/>
         <w:bidi w:val="0"/>
         <w:rPr>
           <w:rFonts w:hint="eastAsia"/>
@@ -6006,7 +6073,7 @@
     </w:p>
     <w:p>
       <w:pPr>
-        <w:pStyle w:val="3"/>
+        <w:pStyle w:val="29"/>
         <w:bidi w:val="0"/>
         <w:rPr>
           <w:rFonts w:hint="eastAsia"/>
@@ -6023,7 +6090,7 @@
     </w:p>
     <w:p>
       <w:pPr>
-        <w:pStyle w:val="a"/>
+        <w:pStyle w:val="27"/>
         <w:bidi w:val="0"/>
         <w:rPr>
           <w:rFonts w:hint="eastAsia"/>
@@ -6038,7 +6105,7 @@
     </w:p>
     <w:p>
       <w:pPr>
-        <w:pStyle w:val="a"/>
+        <w:pStyle w:val="27"/>
         <w:bidi w:val="0"/>
         <w:rPr>
           <w:rFonts w:hint="eastAsia"/>
@@ -6053,7 +6120,7 @@
     </w:p>
     <w:p>
       <w:pPr>
-        <w:pStyle w:val="3"/>
+        <w:pStyle w:val="29"/>
         <w:bidi w:val="0"/>
         <w:rPr>
           <w:rFonts w:hint="eastAsia"/>
@@ -6070,7 +6137,7 @@
     </w:p>
     <w:p>
       <w:pPr>
-        <w:pStyle w:val="a"/>
+        <w:pStyle w:val="27"/>
         <w:bidi w:val="0"/>
         <w:rPr>
           <w:rFonts w:hint="eastAsia"/>
@@ -6085,7 +6152,7 @@
     </w:p>
     <w:p>
       <w:pPr>
-        <w:pStyle w:val="a"/>
+        <w:pStyle w:val="27"/>
         <w:bidi w:val="0"/>
         <w:rPr>
           <w:rFonts w:hint="eastAsia"/>
@@ -6100,7 +6167,7 @@
     </w:p>
     <w:p>
       <w:pPr>
-        <w:pStyle w:val="3"/>
+        <w:pStyle w:val="29"/>
         <w:bidi w:val="0"/>
         <w:rPr>
           <w:rFonts w:hint="eastAsia"/>
@@ -6117,7 +6184,7 @@
     </w:p>
     <w:p>
       <w:pPr>
-        <w:pStyle w:val="a"/>
+        <w:pStyle w:val="27"/>
         <w:bidi w:val="0"/>
         <w:rPr>
           <w:rFonts w:hint="eastAsia"/>
@@ -6132,7 +6199,7 @@
     </w:p>
     <w:p>
       <w:pPr>
-        <w:pStyle w:val="a"/>
+        <w:pStyle w:val="27"/>
         <w:bidi w:val="0"/>
       </w:pPr>
       <w:r>
@@ -6144,7 +6211,7 @@
     </w:p>
     <w:p>
       <w:pPr>
-        <w:pStyle w:val="2"/>
+        <w:pStyle w:val="28"/>
         <w:keepNext w:val="0"/>
         <w:keepLines w:val="0"/>
         <w:pageBreakBefore w:val="0"/>
@@ -6167,7 +6234,7 @@
     </w:p>
     <w:p>
       <w:pPr>
-        <w:pStyle w:val="a"/>
+        <w:pStyle w:val="27"/>
         <w:keepNext w:val="0"/>
         <w:keepLines w:val="0"/>
         <w:pageBreakBefore w:val="0"/>
@@ -6188,7 +6255,7 @@
     </w:p>
     <w:p>
       <w:pPr>
-        <w:pStyle w:val="a"/>
+        <w:pStyle w:val="27"/>
         <w:keepNext w:val="0"/>
         <w:keepLines w:val="0"/>
         <w:pageBreakBefore w:val="0"/>
@@ -6226,7 +6293,7 @@
     </w:p>
     <w:p>
       <w:pPr>
-        <w:pStyle w:val="a3"/>
+        <w:pStyle w:val="41"/>
         <w:keepNext w:val="0"/>
         <w:keepLines w:val="0"/>
         <w:pageBreakBefore w:val="0"/>
@@ -6251,7 +6318,7 @@
     </w:p>
     <w:p>
       <w:pPr>
-        <w:pStyle w:val="a3"/>
+        <w:pStyle w:val="41"/>
         <w:keepNext w:val="0"/>
         <w:keepLines w:val="0"/>
         <w:pageBreakBefore w:val="0"/>
@@ -6276,7 +6343,7 @@
     </w:p>
     <w:p>
       <w:pPr>
-        <w:pStyle w:val="a3"/>
+        <w:pStyle w:val="41"/>
         <w:keepNext w:val="0"/>
         <w:keepLines w:val="0"/>
         <w:pageBreakBefore w:val="0"/>
@@ -6311,7 +6378,7 @@
     </w:p>
     <w:p>
       <w:pPr>
-        <w:pStyle w:val="a3"/>
+        <w:pStyle w:val="41"/>
         <w:keepNext w:val="0"/>
         <w:keepLines w:val="0"/>
         <w:pageBreakBefore w:val="0"/>
@@ -6336,7 +6403,7 @@
     </w:p>
     <w:p>
       <w:pPr>
-        <w:pStyle w:val="a3"/>
+        <w:pStyle w:val="41"/>
         <w:keepNext w:val="0"/>
         <w:keepLines w:val="0"/>
         <w:pageBreakBefore w:val="0"/>
@@ -6361,7 +6428,7 @@
     </w:p>
     <w:p>
       <w:pPr>
-        <w:pStyle w:val="a3"/>
+        <w:pStyle w:val="41"/>
         <w:keepNext w:val="0"/>
         <w:keepLines w:val="0"/>
         <w:pageBreakBefore w:val="0"/>
@@ -6386,7 +6453,7 @@
     </w:p>
     <w:p>
       <w:pPr>
-        <w:pStyle w:val="a3"/>
+        <w:pStyle w:val="41"/>
         <w:keepNext w:val="0"/>
         <w:keepLines w:val="0"/>
         <w:pageBreakBefore w:val="0"/>
@@ -6411,7 +6478,7 @@
     </w:p>
     <w:p>
       <w:pPr>
-        <w:pStyle w:val="a"/>
+        <w:pStyle w:val="27"/>
         <w:keepNext w:val="0"/>
         <w:keepLines w:val="0"/>
         <w:pageBreakBefore w:val="0"/>
@@ -6464,17 +6531,12 @@
         <w:t>运维部</w:t>
       </w:r>
       <w:r>
-        <w:t>经理负责审批。服务总结针对该运维项目的各项指标达成情况进行分析总结，提出改进建议，旨在提升</w:t>
-      </w:r>
-      <w:bookmarkStart w:id="21" w:name="_GoBack"/>
-      <w:bookmarkEnd w:id="21"/>
-      <w:r>
-        <w:t>运维服务质量，向公司运维部经理汇报项目组的维护工作量及下一步工作改进情况，应包括如下信息：</w:t>
+        <w:t>经理负责审批。服务总结针对该运维项目的各项指标达成情况进行分析总结，提出改进建议，旨在提升运维服务质量，向公司运维部经理汇报项目组的维护工作量及下一步工作改进情况，应包括如下信息：</w:t>
       </w:r>
     </w:p>
     <w:p>
       <w:pPr>
-        <w:pStyle w:val="a3"/>
+        <w:pStyle w:val="41"/>
         <w:keepNext w:val="0"/>
         <w:keepLines w:val="0"/>
         <w:pageBreakBefore w:val="0"/>
@@ -6492,7 +6554,7 @@
         <w:bidi w:val="0"/>
         <w:adjustRightInd w:val="0"/>
         <w:snapToGrid w:val="0"/>
-        <w:ind w:left="425" w:hanging="425" w:leftChars="0" w:firstLineChars="0"/>
+        <w:ind w:left="425" w:leftChars="0" w:hanging="425" w:firstLineChars="0"/>
       </w:pPr>
       <w:r>
         <w:t>针对服务级别目标（SLA）的绩效达成情况。</w:t>
@@ -6500,7 +6562,7 @@
     </w:p>
     <w:p>
       <w:pPr>
-        <w:pStyle w:val="a3"/>
+        <w:pStyle w:val="41"/>
         <w:keepNext w:val="0"/>
         <w:keepLines w:val="0"/>
         <w:pageBreakBefore w:val="0"/>
@@ -6518,7 +6580,7 @@
         <w:bidi w:val="0"/>
         <w:adjustRightInd w:val="0"/>
         <w:snapToGrid w:val="0"/>
-        <w:ind w:left="425" w:hanging="425" w:leftChars="0" w:firstLineChars="0"/>
+        <w:ind w:left="425" w:leftChars="0" w:hanging="425" w:firstLineChars="0"/>
       </w:pPr>
       <w:r>
         <w:t>阶段（月）服务进展，如：处理事件、问题的数量。</w:t>
@@ -6526,7 +6588,7 @@
     </w:p>
     <w:p>
       <w:pPr>
-        <w:pStyle w:val="a3"/>
+        <w:pStyle w:val="41"/>
         <w:keepNext w:val="0"/>
         <w:keepLines w:val="0"/>
         <w:pageBreakBefore w:val="0"/>
@@ -6544,7 +6606,7 @@
         <w:bidi w:val="0"/>
         <w:adjustRightInd w:val="0"/>
         <w:snapToGrid w:val="0"/>
-        <w:ind w:left="425" w:hanging="425" w:leftChars="0" w:firstLineChars="0"/>
+        <w:ind w:left="425" w:leftChars="0" w:hanging="425" w:firstLineChars="0"/>
       </w:pPr>
       <w:r>
         <w:t>阶段（月）重大事件处理过程与结果，如：重大事件变更与发布。</w:t>
@@ -6552,7 +6614,7 @@
     </w:p>
     <w:p>
       <w:pPr>
-        <w:pStyle w:val="a3"/>
+        <w:pStyle w:val="41"/>
         <w:keepNext w:val="0"/>
         <w:keepLines w:val="0"/>
         <w:pageBreakBefore w:val="0"/>
@@ -6570,7 +6632,7 @@
         <w:bidi w:val="0"/>
         <w:adjustRightInd w:val="0"/>
         <w:snapToGrid w:val="0"/>
-        <w:ind w:left="425" w:hanging="425" w:leftChars="0" w:firstLineChars="0"/>
+        <w:ind w:left="425" w:leftChars="0" w:hanging="425" w:firstLineChars="0"/>
       </w:pPr>
       <w:r>
         <w:t>阶段（月）工作量特性，如：设备或人员的资源使用率情况。</w:t>
@@ -6578,7 +6640,7 @@
     </w:p>
     <w:p>
       <w:pPr>
-        <w:pStyle w:val="a3"/>
+        <w:pStyle w:val="41"/>
         <w:keepNext w:val="0"/>
         <w:keepLines w:val="0"/>
         <w:pageBreakBefore w:val="0"/>
@@ -6596,7 +6658,7 @@
         <w:bidi w:val="0"/>
         <w:adjustRightInd w:val="0"/>
         <w:snapToGrid w:val="0"/>
-        <w:ind w:left="425" w:hanging="425" w:leftChars="0" w:firstLineChars="0"/>
+        <w:ind w:left="425" w:leftChars="0" w:hanging="425" w:firstLineChars="0"/>
       </w:pPr>
       <w:r>
         <w:t>客户满意度情况。</w:t>
@@ -6604,7 +6666,7 @@
     </w:p>
     <w:p>
       <w:pPr>
-        <w:pStyle w:val="1"/>
+        <w:pStyle w:val="26"/>
         <w:keepNext w:val="0"/>
         <w:keepLines w:val="0"/>
         <w:pageBreakBefore w:val="0"/>
@@ -6623,8 +6685,8 @@
           <w:lang w:val="en-US" w:eastAsia="zh-CN"/>
         </w:rPr>
       </w:pPr>
-      <w:bookmarkStart w:id="22" w:name="_Toc21434"/>
-      <w:bookmarkStart w:id="23" w:name="_Toc6729"/>
+      <w:bookmarkStart w:id="21" w:name="_Toc21434"/>
+      <w:bookmarkStart w:id="22" w:name="_Toc6729"/>
       <w:r>
         <w:rPr>
           <w:rFonts w:hint="default"/>
@@ -6632,21 +6694,21 @@
         </w:rPr>
         <w:t>关键指标</w:t>
       </w:r>
+      <w:bookmarkEnd w:id="21"/>
       <w:bookmarkEnd w:id="22"/>
-      <w:bookmarkEnd w:id="23"/>
     </w:p>
     <w:tbl>
       <w:tblPr>
-        <w:tblStyle w:val="TableNormal0"/>
+        <w:tblStyle w:val="24"/>
         <w:tblW w:w="8197" w:type="dxa"/>
         <w:tblInd w:w="130" w:type="dxa"/>
         <w:tblBorders>
-          <w:top w:val="single" w:sz="2" w:space="0" w:color="000000"/>
-          <w:left w:val="single" w:sz="2" w:space="0" w:color="000000"/>
-          <w:bottom w:val="single" w:sz="2" w:space="0" w:color="000000"/>
-          <w:right w:val="single" w:sz="2" w:space="0" w:color="000000"/>
-          <w:insideH w:val="single" w:sz="2" w:space="0" w:color="000000"/>
-          <w:insideV w:val="single" w:sz="2" w:space="0" w:color="000000"/>
+          <w:top w:val="single" w:color="000000" w:sz="2" w:space="0"/>
+          <w:left w:val="single" w:color="000000" w:sz="2" w:space="0"/>
+          <w:bottom w:val="single" w:color="000000" w:sz="2" w:space="0"/>
+          <w:right w:val="single" w:color="000000" w:sz="2" w:space="0"/>
+          <w:insideH w:val="single" w:color="000000" w:sz="2" w:space="0"/>
+          <w:insideV w:val="single" w:color="000000" w:sz="2" w:space="0"/>
         </w:tblBorders>
         <w:tblLayout w:type="fixed"/>
         <w:tblCellMar>
@@ -6665,17 +6727,14 @@
       </w:tblGrid>
       <w:tr>
         <w:tblPrEx>
-          <w:tblW w:w="8197" w:type="dxa"/>
-          <w:tblInd w:w="130" w:type="dxa"/>
           <w:tblBorders>
-            <w:top w:val="single" w:sz="2" w:space="0" w:color="000000"/>
-            <w:left w:val="single" w:sz="2" w:space="0" w:color="000000"/>
-            <w:bottom w:val="single" w:sz="2" w:space="0" w:color="000000"/>
-            <w:right w:val="single" w:sz="2" w:space="0" w:color="000000"/>
-            <w:insideH w:val="single" w:sz="2" w:space="0" w:color="000000"/>
-            <w:insideV w:val="single" w:sz="2" w:space="0" w:color="000000"/>
+            <w:top w:val="single" w:color="000000" w:sz="2" w:space="0"/>
+            <w:left w:val="single" w:color="000000" w:sz="2" w:space="0"/>
+            <w:bottom w:val="single" w:color="000000" w:sz="2" w:space="0"/>
+            <w:right w:val="single" w:color="000000" w:sz="2" w:space="0"/>
+            <w:insideH w:val="single" w:color="000000" w:sz="2" w:space="0"/>
+            <w:insideV w:val="single" w:color="000000" w:sz="2" w:space="0"/>
           </w:tblBorders>
-          <w:tblLayout w:type="fixed"/>
           <w:tblCellMar>
             <w:top w:w="0" w:type="dxa"/>
             <w:left w:w="0" w:type="dxa"/>
@@ -6684,15 +6743,15 @@
           </w:tblCellMar>
         </w:tblPrEx>
         <w:trPr>
-          <w:trHeight w:val="296"/>
+          <w:trHeight w:val="296" w:hRule="atLeast"/>
         </w:trPr>
         <w:tc>
           <w:tcPr>
             <w:tcW w:w="727" w:type="dxa"/>
             <w:tcBorders>
-              <w:top w:val="single" w:sz="6" w:space="0" w:color="000000"/>
-              <w:left w:val="single" w:sz="6" w:space="0" w:color="000000"/>
-              <w:bottom w:val="single" w:sz="6" w:space="0" w:color="000000"/>
+              <w:top w:val="single" w:color="000000" w:sz="6" w:space="0"/>
+              <w:left w:val="single" w:color="000000" w:sz="6" w:space="0"/>
+              <w:bottom w:val="single" w:color="000000" w:sz="6" w:space="0"/>
             </w:tcBorders>
             <w:shd w:val="clear" w:color="auto" w:fill="C0C0C0"/>
           </w:tcPr>
@@ -6714,7 +6773,7 @@
               <w:spacing w:before="205" w:line="221" w:lineRule="auto"/>
               <w:ind w:left="195"/>
               <w:rPr>
-                <w:rFonts w:ascii="宋体" w:eastAsia="宋体" w:hAnsi="宋体" w:cs="宋体"/>
+                <w:rFonts w:ascii="宋体" w:hAnsi="宋体" w:eastAsia="宋体" w:cs="宋体"/>
                 <w:b/>
                 <w:bCs/>
                 <w:spacing w:val="-7"/>
@@ -6724,7 +6783,7 @@
             </w:pPr>
             <w:r>
               <w:rPr>
-                <w:rFonts w:ascii="宋体" w:eastAsia="宋体" w:hAnsi="宋体" w:cs="宋体"/>
+                <w:rFonts w:ascii="宋体" w:hAnsi="宋体" w:eastAsia="宋体" w:cs="宋体"/>
                 <w:b/>
                 <w:bCs/>
                 <w:spacing w:val="-7"/>
@@ -6739,8 +6798,8 @@
           <w:tcPr>
             <w:tcW w:w="1337" w:type="dxa"/>
             <w:tcBorders>
-              <w:top w:val="single" w:sz="6" w:space="0" w:color="000000"/>
-              <w:bottom w:val="single" w:sz="6" w:space="0" w:color="000000"/>
+              <w:top w:val="single" w:color="000000" w:sz="6" w:space="0"/>
+              <w:bottom w:val="single" w:color="000000" w:sz="6" w:space="0"/>
             </w:tcBorders>
             <w:shd w:val="clear" w:color="auto" w:fill="C0C0C0"/>
           </w:tcPr>
@@ -6762,7 +6821,7 @@
               <w:spacing w:before="205" w:line="221" w:lineRule="auto"/>
               <w:ind w:left="195"/>
               <w:rPr>
-                <w:rFonts w:ascii="宋体" w:eastAsia="宋体" w:hAnsi="宋体" w:cs="宋体"/>
+                <w:rFonts w:ascii="宋体" w:hAnsi="宋体" w:eastAsia="宋体" w:cs="宋体"/>
                 <w:b/>
                 <w:bCs/>
                 <w:spacing w:val="-7"/>
@@ -6772,7 +6831,7 @@
             </w:pPr>
             <w:r>
               <w:rPr>
-                <w:rFonts w:ascii="宋体" w:eastAsia="宋体" w:hAnsi="宋体" w:cs="宋体"/>
+                <w:rFonts w:ascii="宋体" w:hAnsi="宋体" w:eastAsia="宋体" w:cs="宋体"/>
                 <w:b/>
                 <w:bCs/>
                 <w:spacing w:val="-7"/>
@@ -6787,9 +6846,9 @@
           <w:tcPr>
             <w:tcW w:w="3545" w:type="dxa"/>
             <w:tcBorders>
-              <w:top w:val="single" w:sz="6" w:space="0" w:color="000000"/>
-              <w:bottom w:val="single" w:sz="6" w:space="0" w:color="000000"/>
-              <w:right w:val="single" w:sz="6" w:space="0" w:color="000000"/>
+              <w:top w:val="single" w:color="000000" w:sz="6" w:space="0"/>
+              <w:bottom w:val="single" w:color="000000" w:sz="6" w:space="0"/>
+              <w:right w:val="single" w:color="000000" w:sz="6" w:space="0"/>
             </w:tcBorders>
             <w:shd w:val="clear" w:color="auto" w:fill="C0C0C0"/>
           </w:tcPr>
@@ -6811,7 +6870,7 @@
               <w:spacing w:before="205" w:line="221" w:lineRule="auto"/>
               <w:ind w:left="195"/>
               <w:rPr>
-                <w:rFonts w:ascii="宋体" w:eastAsia="宋体" w:hAnsi="宋体" w:cs="宋体"/>
+                <w:rFonts w:ascii="宋体" w:hAnsi="宋体" w:eastAsia="宋体" w:cs="宋体"/>
                 <w:b/>
                 <w:bCs/>
                 <w:spacing w:val="-7"/>
@@ -6821,7 +6880,7 @@
             </w:pPr>
             <w:r>
               <w:rPr>
-                <w:rFonts w:ascii="宋体" w:eastAsia="宋体" w:hAnsi="宋体" w:cs="宋体"/>
+                <w:rFonts w:ascii="宋体" w:hAnsi="宋体" w:eastAsia="宋体" w:cs="宋体"/>
                 <w:b/>
                 <w:bCs/>
                 <w:spacing w:val="-7"/>
@@ -6836,9 +6895,9 @@
           <w:tcPr>
             <w:tcW w:w="1294" w:type="dxa"/>
             <w:tcBorders>
-              <w:top w:val="single" w:sz="6" w:space="0" w:color="000000"/>
-              <w:bottom w:val="single" w:sz="6" w:space="0" w:color="000000"/>
-              <w:right w:val="single" w:sz="6" w:space="0" w:color="000000"/>
+              <w:top w:val="single" w:color="000000" w:sz="6" w:space="0"/>
+              <w:bottom w:val="single" w:color="000000" w:sz="6" w:space="0"/>
+              <w:right w:val="single" w:color="000000" w:sz="6" w:space="0"/>
             </w:tcBorders>
             <w:shd w:val="clear" w:color="auto" w:fill="C0C0C0"/>
           </w:tcPr>
@@ -6860,7 +6919,7 @@
               <w:spacing w:before="205" w:line="221" w:lineRule="auto"/>
               <w:ind w:left="195"/>
               <w:rPr>
-                <w:rFonts w:ascii="宋体" w:eastAsia="宋体" w:hAnsi="宋体" w:cs="宋体" w:hint="default"/>
+                <w:rFonts w:hint="default" w:ascii="宋体" w:hAnsi="宋体" w:eastAsia="宋体" w:cs="宋体"/>
                 <w:b/>
                 <w:bCs/>
                 <w:spacing w:val="-7"/>
@@ -6871,7 +6930,7 @@
             </w:pPr>
             <w:r>
               <w:rPr>
-                <w:rFonts w:ascii="宋体" w:eastAsia="宋体" w:hAnsi="宋体" w:cs="宋体" w:hint="eastAsia"/>
+                <w:rFonts w:hint="eastAsia" w:ascii="宋体" w:hAnsi="宋体" w:eastAsia="宋体" w:cs="宋体"/>
                 <w:b/>
                 <w:bCs/>
                 <w:spacing w:val="-7"/>
@@ -6887,9 +6946,9 @@
           <w:tcPr>
             <w:tcW w:w="1294" w:type="dxa"/>
             <w:tcBorders>
-              <w:top w:val="single" w:sz="6" w:space="0" w:color="000000"/>
-              <w:bottom w:val="single" w:sz="6" w:space="0" w:color="000000"/>
-              <w:right w:val="single" w:sz="6" w:space="0" w:color="000000"/>
+              <w:top w:val="single" w:color="000000" w:sz="6" w:space="0"/>
+              <w:bottom w:val="single" w:color="000000" w:sz="6" w:space="0"/>
+              <w:right w:val="single" w:color="000000" w:sz="6" w:space="0"/>
             </w:tcBorders>
             <w:shd w:val="clear" w:color="auto" w:fill="C0C0C0"/>
           </w:tcPr>
@@ -6911,7 +6970,7 @@
               <w:spacing w:before="205" w:line="221" w:lineRule="auto"/>
               <w:ind w:left="195"/>
               <w:rPr>
-                <w:rFonts w:ascii="宋体" w:eastAsia="宋体" w:hAnsi="宋体" w:cs="宋体" w:hint="default"/>
+                <w:rFonts w:hint="default" w:ascii="宋体" w:hAnsi="宋体" w:eastAsia="宋体" w:cs="宋体"/>
                 <w:b/>
                 <w:bCs/>
                 <w:spacing w:val="-7"/>
@@ -6922,7 +6981,7 @@
             </w:pPr>
             <w:r>
               <w:rPr>
-                <w:rFonts w:ascii="宋体" w:hAnsi="宋体" w:cs="宋体" w:hint="eastAsia"/>
+                <w:rFonts w:hint="eastAsia" w:ascii="宋体" w:hAnsi="宋体" w:cs="宋体"/>
                 <w:b/>
                 <w:bCs/>
                 <w:spacing w:val="-7"/>
@@ -6937,9 +6996,14 @@
       </w:tr>
       <w:tr>
         <w:tblPrEx>
-          <w:tblW w:w="8197" w:type="dxa"/>
-          <w:tblInd w:w="130" w:type="dxa"/>
-          <w:tblLayout w:type="fixed"/>
+          <w:tblBorders>
+            <w:top w:val="single" w:color="000000" w:sz="2" w:space="0"/>
+            <w:left w:val="single" w:color="000000" w:sz="2" w:space="0"/>
+            <w:bottom w:val="single" w:color="000000" w:sz="2" w:space="0"/>
+            <w:right w:val="single" w:color="000000" w:sz="2" w:space="0"/>
+            <w:insideH w:val="single" w:color="000000" w:sz="2" w:space="0"/>
+            <w:insideV w:val="single" w:color="000000" w:sz="2" w:space="0"/>
+          </w:tblBorders>
           <w:tblCellMar>
             <w:top w:w="0" w:type="dxa"/>
             <w:left w:w="0" w:type="dxa"/>
@@ -6948,14 +7012,14 @@
           </w:tblCellMar>
         </w:tblPrEx>
         <w:trPr>
-          <w:trHeight w:val="652"/>
+          <w:trHeight w:val="652" w:hRule="atLeast"/>
         </w:trPr>
         <w:tc>
           <w:tcPr>
             <w:tcW w:w="727" w:type="dxa"/>
             <w:tcBorders>
-              <w:top w:val="single" w:sz="6" w:space="0" w:color="000000"/>
-              <w:left w:val="single" w:sz="6" w:space="0" w:color="000000"/>
+              <w:top w:val="single" w:color="000000" w:sz="6" w:space="0"/>
+              <w:left w:val="single" w:color="000000" w:sz="6" w:space="0"/>
             </w:tcBorders>
           </w:tcPr>
           <w:p>
@@ -6976,7 +7040,7 @@
               <w:spacing w:before="194" w:line="219" w:lineRule="auto"/>
               <w:ind w:left="123"/>
               <w:rPr>
-                <w:rFonts w:ascii="宋体" w:eastAsia="宋体" w:hAnsi="宋体" w:cs="宋体" w:hint="eastAsia"/>
+                <w:rFonts w:hint="eastAsia" w:ascii="宋体" w:hAnsi="宋体" w:eastAsia="宋体" w:cs="宋体"/>
                 <w:spacing w:val="-2"/>
                 <w:sz w:val="24"/>
                 <w:szCs w:val="24"/>
@@ -6985,7 +7049,7 @@
             </w:pPr>
             <w:r>
               <w:rPr>
-                <w:rFonts w:ascii="宋体" w:eastAsia="宋体" w:hAnsi="宋体" w:cs="宋体" w:hint="eastAsia"/>
+                <w:rFonts w:hint="eastAsia" w:ascii="宋体" w:hAnsi="宋体" w:eastAsia="宋体" w:cs="宋体"/>
                 <w:spacing w:val="-2"/>
                 <w:sz w:val="24"/>
                 <w:szCs w:val="24"/>
@@ -6999,7 +7063,7 @@
           <w:tcPr>
             <w:tcW w:w="1337" w:type="dxa"/>
             <w:tcBorders>
-              <w:top w:val="single" w:sz="6" w:space="0" w:color="000000"/>
+              <w:top w:val="single" w:color="000000" w:sz="6" w:space="0"/>
             </w:tcBorders>
           </w:tcPr>
           <w:p>
@@ -7020,7 +7084,7 @@
               <w:spacing w:before="194" w:line="219" w:lineRule="auto"/>
               <w:ind w:left="123"/>
               <w:rPr>
-                <w:rFonts w:ascii="宋体" w:eastAsia="宋体" w:hAnsi="宋体" w:cs="宋体" w:hint="default"/>
+                <w:rFonts w:hint="default" w:ascii="宋体" w:hAnsi="宋体" w:eastAsia="宋体" w:cs="宋体"/>
                 <w:spacing w:val="-2"/>
                 <w:sz w:val="24"/>
                 <w:szCs w:val="24"/>
@@ -7029,7 +7093,7 @@
             </w:pPr>
             <w:r>
               <w:rPr>
-                <w:rFonts w:ascii="宋体" w:eastAsia="宋体" w:hAnsi="宋体" w:cs="宋体" w:hint="eastAsia"/>
+                <w:rFonts w:hint="eastAsia" w:ascii="宋体" w:hAnsi="宋体" w:eastAsia="宋体" w:cs="宋体"/>
                 <w:spacing w:val="-2"/>
                 <w:sz w:val="24"/>
                 <w:szCs w:val="24"/>
@@ -7043,8 +7107,8 @@
           <w:tcPr>
             <w:tcW w:w="3545" w:type="dxa"/>
             <w:tcBorders>
-              <w:top w:val="single" w:sz="6" w:space="0" w:color="000000"/>
-              <w:right w:val="single" w:sz="6" w:space="0" w:color="000000"/>
+              <w:top w:val="single" w:color="000000" w:sz="6" w:space="0"/>
+              <w:right w:val="single" w:color="000000" w:sz="6" w:space="0"/>
             </w:tcBorders>
           </w:tcPr>
           <w:p>
@@ -7065,7 +7129,7 @@
               <w:spacing w:before="194" w:line="219" w:lineRule="auto"/>
               <w:ind w:left="123"/>
               <w:rPr>
-                <w:rFonts w:ascii="宋体" w:eastAsia="宋体" w:hAnsi="宋体" w:cs="宋体" w:hint="default"/>
+                <w:rFonts w:hint="default" w:ascii="宋体" w:hAnsi="宋体" w:eastAsia="宋体" w:cs="宋体"/>
                 <w:spacing w:val="-2"/>
                 <w:sz w:val="24"/>
                 <w:szCs w:val="24"/>
@@ -7074,7 +7138,7 @@
             </w:pPr>
             <w:r>
               <w:rPr>
-                <w:rFonts w:ascii="宋体" w:eastAsia="宋体" w:hAnsi="宋体" w:cs="宋体" w:hint="eastAsia"/>
+                <w:rFonts w:hint="eastAsia" w:ascii="宋体" w:hAnsi="宋体" w:eastAsia="宋体" w:cs="宋体"/>
                 <w:spacing w:val="-2"/>
                 <w:sz w:val="24"/>
                 <w:szCs w:val="24"/>
@@ -7088,8 +7152,8 @@
           <w:tcPr>
             <w:tcW w:w="1294" w:type="dxa"/>
             <w:tcBorders>
-              <w:top w:val="single" w:sz="6" w:space="0" w:color="000000"/>
-              <w:right w:val="single" w:sz="6" w:space="0" w:color="000000"/>
+              <w:top w:val="single" w:color="000000" w:sz="6" w:space="0"/>
+              <w:right w:val="single" w:color="000000" w:sz="6" w:space="0"/>
             </w:tcBorders>
           </w:tcPr>
           <w:p>
@@ -7110,7 +7174,7 @@
               <w:spacing w:before="194" w:line="219" w:lineRule="auto"/>
               <w:ind w:left="123"/>
               <w:rPr>
-                <w:rFonts w:ascii="宋体" w:eastAsia="宋体" w:hAnsi="宋体" w:cs="宋体" w:hint="eastAsia"/>
+                <w:rFonts w:hint="eastAsia" w:ascii="宋体" w:hAnsi="宋体" w:eastAsia="宋体" w:cs="宋体"/>
                 <w:spacing w:val="-2"/>
                 <w:sz w:val="24"/>
                 <w:szCs w:val="24"/>
@@ -7119,7 +7183,7 @@
             </w:pPr>
             <w:r>
               <w:rPr>
-                <w:rFonts w:ascii="宋体" w:eastAsia="宋体" w:hAnsi="宋体" w:cs="宋体" w:hint="eastAsia"/>
+                <w:rFonts w:hint="eastAsia" w:ascii="宋体" w:hAnsi="宋体" w:eastAsia="宋体" w:cs="宋体"/>
                 <w:spacing w:val="-2"/>
                 <w:sz w:val="24"/>
                 <w:szCs w:val="24"/>
@@ -7133,8 +7197,8 @@
           <w:tcPr>
             <w:tcW w:w="1294" w:type="dxa"/>
             <w:tcBorders>
-              <w:top w:val="single" w:sz="6" w:space="0" w:color="000000"/>
-              <w:right w:val="single" w:sz="6" w:space="0" w:color="000000"/>
+              <w:top w:val="single" w:color="000000" w:sz="6" w:space="0"/>
+              <w:right w:val="single" w:color="000000" w:sz="6" w:space="0"/>
             </w:tcBorders>
           </w:tcPr>
           <w:p>
@@ -7155,7 +7219,7 @@
               <w:spacing w:before="194" w:line="219" w:lineRule="auto"/>
               <w:ind w:left="123"/>
               <w:rPr>
-                <w:rFonts w:ascii="宋体" w:eastAsia="宋体" w:hAnsi="宋体" w:cs="宋体" w:hint="default"/>
+                <w:rFonts w:hint="default" w:ascii="宋体" w:hAnsi="宋体" w:eastAsia="宋体" w:cs="宋体"/>
                 <w:spacing w:val="-2"/>
                 <w:sz w:val="24"/>
                 <w:szCs w:val="24"/>
@@ -7164,7 +7228,7 @@
             </w:pPr>
             <w:r>
               <w:rPr>
-                <w:rFonts w:ascii="宋体" w:hAnsi="宋体" w:cs="宋体" w:hint="eastAsia"/>
+                <w:rFonts w:hint="eastAsia" w:ascii="宋体" w:hAnsi="宋体" w:cs="宋体"/>
                 <w:spacing w:val="-2"/>
                 <w:sz w:val="24"/>
                 <w:szCs w:val="24"/>
@@ -7178,7 +7242,7 @@
     </w:tbl>
     <w:p>
       <w:pPr>
-        <w:pStyle w:val="1"/>
+        <w:pStyle w:val="26"/>
         <w:keepNext w:val="0"/>
         <w:keepLines w:val="0"/>
         <w:pageBreakBefore w:val="0"/>
@@ -7193,15 +7257,15 @@
         <w:adjustRightInd w:val="0"/>
         <w:snapToGrid w:val="0"/>
       </w:pPr>
-      <w:bookmarkStart w:id="24" w:name="_Toc20847"/>
+      <w:bookmarkStart w:id="23" w:name="_Toc20847"/>
       <w:r>
         <w:t>相关文件模板</w:t>
       </w:r>
-      <w:bookmarkEnd w:id="24"/>
+      <w:bookmarkEnd w:id="23"/>
     </w:p>
     <w:p>
       <w:pPr>
-        <w:pStyle w:val="a3"/>
+        <w:pStyle w:val="41"/>
         <w:keepNext w:val="0"/>
         <w:keepLines w:val="0"/>
         <w:pageBreakBefore w:val="0"/>
@@ -7219,7 +7283,7 @@
         <w:bidi w:val="0"/>
         <w:adjustRightInd w:val="0"/>
         <w:snapToGrid w:val="0"/>
-        <w:ind w:left="425" w:hanging="425" w:leftChars="0" w:firstLineChars="0"/>
+        <w:ind w:left="425" w:leftChars="0" w:hanging="425" w:firstLineChars="0"/>
       </w:pPr>
       <w:r>
         <w:t>《服务报告模板》</w:t>
@@ -7227,7 +7291,7 @@
     </w:p>
     <w:p>
       <w:pPr>
-        <w:pStyle w:val="a3"/>
+        <w:pStyle w:val="41"/>
         <w:keepNext w:val="0"/>
         <w:keepLines w:val="0"/>
         <w:pageBreakBefore w:val="0"/>
@@ -7245,37 +7309,62 @@
         <w:bidi w:val="0"/>
         <w:adjustRightInd w:val="0"/>
         <w:snapToGrid w:val="0"/>
-        <w:ind w:left="425" w:hanging="425" w:leftChars="0" w:firstLineChars="0"/>
+        <w:ind w:left="425" w:leftChars="0" w:hanging="425" w:firstLineChars="0"/>
       </w:pPr>
       <w:r>
         <w:t>《服务总结模板》</w:t>
       </w:r>
     </w:p>
     <w:sectPr>
-      <w:footerReference w:type="default" r:id="rId4"/>
+      <w:footerReference r:id="rId5" w:type="default"/>
       <w:pgSz w:w="11906" w:h="16839"/>
       <w:pgMar w:top="1431" w:right="1785" w:bottom="1374" w:left="1785" w:header="0" w:footer="1211" w:gutter="0"/>
-      <w:cols w:num="1" w:space="720"/>
+      <w:cols w:space="720" w:num="1"/>
     </w:sectPr>
   </w:body>
 </w:document>
 </file>
 
+<file path=word/endnotes.xml><?xml version="1.0" encoding="utf-8"?>
+<w:endnotes xmlns:wpc="http://schemas.microsoft.com/office/word/2010/wordprocessingCanvas" xmlns:mc="http://schemas.openxmlformats.org/markup-compatibility/2006" xmlns:o="urn:schemas-microsoft-com:office:office" xmlns:r="http://schemas.openxmlformats.org/officeDocument/2006/relationships" xmlns:m="http://schemas.openxmlformats.org/officeDocument/2006/math" xmlns:v="urn:schemas-microsoft-com:vml" xmlns:wp14="http://schemas.microsoft.com/office/word/2010/wordprocessingDrawing" xmlns:wp="http://schemas.openxmlformats.org/drawingml/2006/wordprocessingDrawing" xmlns:w="http://schemas.openxmlformats.org/wordprocessingml/2006/main" xmlns:w14="http://schemas.microsoft.com/office/word/2010/wordml" xmlns:w15="http://schemas.microsoft.com/office/word/2012/wordml" xmlns:w10="urn:schemas-microsoft-com:office:word" xmlns:wpg="http://schemas.microsoft.com/office/word/2010/wordprocessingGroup" xmlns:wpi="http://schemas.microsoft.com/office/word/2010/wordprocessingInk" xmlns:wne="http://schemas.microsoft.com/office/word/2006/wordml" xmlns:wps="http://schemas.microsoft.com/office/word/2010/wordprocessingShape" xmlns:wpsCustomData="http://www.wps.cn/officeDocument/2013/wpsCustomData" mc:Ignorable="w14 w15 wp14">
+  <w:endnote w:type="separator" w:id="0">
+    <w:p>
+      <w:pPr>
+        <w:spacing w:line="240" w:lineRule="auto"/>
+      </w:pPr>
+      <w:r>
+        <w:separator/>
+      </w:r>
+    </w:p>
+  </w:endnote>
+  <w:endnote w:type="continuationSeparator" w:id="1">
+    <w:p>
+      <w:pPr>
+        <w:spacing w:line="240" w:lineRule="auto"/>
+      </w:pPr>
+      <w:r>
+        <w:continuationSeparator/>
+      </w:r>
+    </w:p>
+  </w:endnote>
+</w:endnotes>
+</file>
+
 <file path=word/footer1.xml><?xml version="1.0" encoding="utf-8"?>
-<w:ftr xmlns:wpc="http://schemas.microsoft.com/office/word/2010/wordprocessingCanvas" xmlns:mc="http://schemas.openxmlformats.org/markup-compatibility/2006" xmlns:o="urn:schemas-microsoft-com:office:office" xmlns:r="http://schemas.openxmlformats.org/officeDocument/2006/relationships" xmlns:m="http://schemas.openxmlformats.org/officeDocument/2006/math" xmlns:v="urn:schemas-microsoft-com:vml" xmlns:wp14="http://schemas.microsoft.com/office/word/2010/wordprocessingDrawing" xmlns:wp="http://schemas.openxmlformats.org/drawingml/2006/wordprocessingDrawing" xmlns:w10="urn:schemas-microsoft-com:office:word" xmlns:w="http://schemas.openxmlformats.org/wordprocessingml/2006/main" xmlns:w14="http://schemas.microsoft.com/office/word/2010/wordml" xmlns:w15="http://schemas.microsoft.com/office/word/2012/wordml" xmlns:wne="http://schemas.microsoft.com/office/word/2006/wordml" xmlns:wpg="http://schemas.microsoft.com/office/word/2010/wordprocessingGroup" xmlns:wpi="http://schemas.microsoft.com/office/word/2010/wordprocessingInk" xmlns:wps="http://schemas.microsoft.com/office/word/2010/wordprocessingShape" mc:Ignorable="w14 w15 wp14">
+<w:ftr xmlns:wpc="http://schemas.microsoft.com/office/word/2010/wordprocessingCanvas" xmlns:mc="http://schemas.openxmlformats.org/markup-compatibility/2006" xmlns:o="urn:schemas-microsoft-com:office:office" xmlns:r="http://schemas.openxmlformats.org/officeDocument/2006/relationships" xmlns:m="http://schemas.openxmlformats.org/officeDocument/2006/math" xmlns:v="urn:schemas-microsoft-com:vml" xmlns:wp14="http://schemas.microsoft.com/office/word/2010/wordprocessingDrawing" xmlns:wp="http://schemas.openxmlformats.org/drawingml/2006/wordprocessingDrawing" xmlns:w10="urn:schemas-microsoft-com:office:word" xmlns:w="http://schemas.openxmlformats.org/wordprocessingml/2006/main" xmlns:w14="http://schemas.microsoft.com/office/word/2010/wordml" xmlns:w15="http://schemas.microsoft.com/office/word/2012/wordml" xmlns:wpg="http://schemas.microsoft.com/office/word/2010/wordprocessingGroup" xmlns:wpi="http://schemas.microsoft.com/office/word/2010/wordprocessingInk" xmlns:wne="http://schemas.microsoft.com/office/word/2006/wordml" xmlns:wps="http://schemas.microsoft.com/office/word/2010/wordprocessingShape" xmlns:wpsCustomData="http://www.wps.cn/officeDocument/2013/wpsCustomData" mc:Ignorable="w14 w15 wp14">
   <w:p>
     <w:pPr>
       <w:spacing w:line="166" w:lineRule="auto"/>
       <w:ind w:left="4125"/>
       <w:rPr>
-        <w:rFonts w:ascii="Calibri" w:eastAsia="Calibri" w:hAnsi="Calibri" w:cs="Calibri"/>
+        <w:rFonts w:ascii="Calibri" w:hAnsi="Calibri" w:eastAsia="Calibri" w:cs="Calibri"/>
         <w:sz w:val="18"/>
         <w:szCs w:val="18"/>
       </w:rPr>
     </w:pPr>
     <w:r>
       <w:rPr>
-        <w:rFonts w:ascii="Calibri" w:eastAsia="Calibri" w:hAnsi="Calibri" w:cs="Calibri"/>
+        <w:rFonts w:ascii="Calibri" w:hAnsi="Calibri" w:eastAsia="Calibri" w:cs="Calibri"/>
         <w:sz w:val="18"/>
         <w:szCs w:val="18"/>
       </w:rPr>
@@ -7285,13 +7374,38 @@
 </w:ftr>
 </file>
 
+<file path=word/footnotes.xml><?xml version="1.0" encoding="utf-8"?>
+<w:footnotes xmlns:wpc="http://schemas.microsoft.com/office/word/2010/wordprocessingCanvas" xmlns:mc="http://schemas.openxmlformats.org/markup-compatibility/2006" xmlns:o="urn:schemas-microsoft-com:office:office" xmlns:r="http://schemas.openxmlformats.org/officeDocument/2006/relationships" xmlns:m="http://schemas.openxmlformats.org/officeDocument/2006/math" xmlns:v="urn:schemas-microsoft-com:vml" xmlns:wp14="http://schemas.microsoft.com/office/word/2010/wordprocessingDrawing" xmlns:wp="http://schemas.openxmlformats.org/drawingml/2006/wordprocessingDrawing" xmlns:w="http://schemas.openxmlformats.org/wordprocessingml/2006/main" xmlns:w14="http://schemas.microsoft.com/office/word/2010/wordml" xmlns:w15="http://schemas.microsoft.com/office/word/2012/wordml" xmlns:w10="urn:schemas-microsoft-com:office:word" xmlns:wpg="http://schemas.microsoft.com/office/word/2010/wordprocessingGroup" xmlns:wpi="http://schemas.microsoft.com/office/word/2010/wordprocessingInk" xmlns:wne="http://schemas.microsoft.com/office/word/2006/wordml" xmlns:wps="http://schemas.microsoft.com/office/word/2010/wordprocessingShape" xmlns:wpsCustomData="http://www.wps.cn/officeDocument/2013/wpsCustomData" mc:Ignorable="w14 w15 wp14">
+  <w:footnote w:type="separator" w:id="0">
+    <w:p>
+      <w:pPr>
+        <w:spacing w:line="360" w:lineRule="auto"/>
+      </w:pPr>
+      <w:r>
+        <w:separator/>
+      </w:r>
+    </w:p>
+  </w:footnote>
+  <w:footnote w:type="continuationSeparator" w:id="1">
+    <w:p>
+      <w:pPr>
+        <w:spacing w:line="360" w:lineRule="auto"/>
+      </w:pPr>
+      <w:r>
+        <w:continuationSeparator/>
+      </w:r>
+    </w:p>
+  </w:footnote>
+</w:footnotes>
+</file>
+
 <file path=word/numbering.xml><?xml version="1.0" encoding="utf-8"?>
-<w:numbering xmlns:wpc="http://schemas.microsoft.com/office/word/2010/wordprocessingCanvas" xmlns:mc="http://schemas.openxmlformats.org/markup-compatibility/2006" xmlns:o="urn:schemas-microsoft-com:office:office" xmlns:r="http://schemas.openxmlformats.org/officeDocument/2006/relationships" xmlns:m="http://schemas.openxmlformats.org/officeDocument/2006/math" xmlns:v="urn:schemas-microsoft-com:vml" xmlns:wp14="http://schemas.microsoft.com/office/word/2010/wordprocessingDrawing" xmlns:wp="http://schemas.openxmlformats.org/drawingml/2006/wordprocessingDrawing" xmlns:w10="urn:schemas-microsoft-com:office:word" xmlns:w="http://schemas.openxmlformats.org/wordprocessingml/2006/main" xmlns:w14="http://schemas.microsoft.com/office/word/2010/wordml" xmlns:w15="http://schemas.microsoft.com/office/word/2012/wordml" xmlns:wne="http://schemas.microsoft.com/office/word/2006/wordml" xmlns:wpg="http://schemas.microsoft.com/office/word/2010/wordprocessingGroup" xmlns:wpi="http://schemas.microsoft.com/office/word/2010/wordprocessingInk" xmlns:wps="http://schemas.microsoft.com/office/word/2010/wordprocessingShape" mc:Ignorable="w14 w15 wp14">
+<w:numbering xmlns:wpc="http://schemas.microsoft.com/office/word/2010/wordprocessingCanvas" xmlns:mc="http://schemas.openxmlformats.org/markup-compatibility/2006" xmlns:o="urn:schemas-microsoft-com:office:office" xmlns:r="http://schemas.openxmlformats.org/officeDocument/2006/relationships" xmlns:m="http://schemas.openxmlformats.org/officeDocument/2006/math" xmlns:v="urn:schemas-microsoft-com:vml" xmlns:wp14="http://schemas.microsoft.com/office/word/2010/wordprocessingDrawing" xmlns:wp="http://schemas.openxmlformats.org/drawingml/2006/wordprocessingDrawing" xmlns:w10="urn:schemas-microsoft-com:office:word" xmlns:w="http://schemas.openxmlformats.org/wordprocessingml/2006/main" xmlns:w14="http://schemas.microsoft.com/office/word/2010/wordml" xmlns:wpg="http://schemas.microsoft.com/office/word/2010/wordprocessingGroup" xmlns:wpi="http://schemas.microsoft.com/office/word/2010/wordprocessingInk" xmlns:wne="http://schemas.microsoft.com/office/word/2006/wordml" xmlns:wps="http://schemas.microsoft.com/office/word/2010/wordprocessingShape" xmlns:wpsCustomData="http://www.wps.cn/officeDocument/2013/wpsCustomData" mc:Ignorable="w14 wp14">
   <w:abstractNum w:abstractNumId="0">
     <w:nsid w:val="81D3AEB3"/>
     <w:multiLevelType w:val="singleLevel"/>
     <w:tmpl w:val="81D3AEB3"/>
-    <w:lvl w:ilvl="0">
+    <w:lvl w:ilvl="0" w:tentative="0">
       <w:start w:val="1"/>
       <w:numFmt w:val="decimal"/>
       <w:lvlText w:val="%1."/>
@@ -7308,7 +7422,7 @@
     <w:nsid w:val="85FC4EDA"/>
     <w:multiLevelType w:val="singleLevel"/>
     <w:tmpl w:val="85FC4EDA"/>
-    <w:lvl w:ilvl="0">
+    <w:lvl w:ilvl="0" w:tentative="0">
       <w:start w:val="1"/>
       <w:numFmt w:val="decimal"/>
       <w:lvlText w:val="%1."/>
@@ -7325,7 +7439,7 @@
     <w:nsid w:val="8B62F2A1"/>
     <w:multiLevelType w:val="singleLevel"/>
     <w:tmpl w:val="8B62F2A1"/>
-    <w:lvl w:ilvl="0">
+    <w:lvl w:ilvl="0" w:tentative="0">
       <w:start w:val="1"/>
       <w:numFmt w:val="decimal"/>
       <w:lvlText w:val="%1."/>
@@ -7342,10 +7456,10 @@
     <w:nsid w:val="8E964DCE"/>
     <w:multiLevelType w:val="multilevel"/>
     <w:tmpl w:val="8E964DCE"/>
-    <w:lvl w:ilvl="0">
+    <w:lvl w:ilvl="0" w:tentative="0">
       <w:start w:val="1"/>
       <w:numFmt w:val="decimal"/>
-      <w:pStyle w:val="Heading1"/>
+      <w:pStyle w:val="2"/>
       <w:lvlText w:val="%1."/>
       <w:lvlJc w:val="left"/>
       <w:pPr>
@@ -7355,10 +7469,10 @@
         <w:rFonts w:hint="default"/>
       </w:rPr>
     </w:lvl>
-    <w:lvl w:ilvl="1">
+    <w:lvl w:ilvl="1" w:tentative="0">
       <w:start w:val="1"/>
       <w:numFmt w:val="decimal"/>
-      <w:pStyle w:val="Heading2"/>
+      <w:pStyle w:val="3"/>
       <w:lvlText w:val="%1.%2."/>
       <w:lvlJc w:val="left"/>
       <w:pPr>
@@ -7368,10 +7482,10 @@
         <w:rFonts w:hint="default"/>
       </w:rPr>
     </w:lvl>
-    <w:lvl w:ilvl="2">
+    <w:lvl w:ilvl="2" w:tentative="0">
       <w:start w:val="1"/>
       <w:numFmt w:val="decimal"/>
-      <w:pStyle w:val="Heading3"/>
+      <w:pStyle w:val="4"/>
       <w:lvlText w:val="%1.%2.%3."/>
       <w:lvlJc w:val="left"/>
       <w:pPr>
@@ -7381,10 +7495,10 @@
         <w:rFonts w:hint="default"/>
       </w:rPr>
     </w:lvl>
-    <w:lvl w:ilvl="3">
+    <w:lvl w:ilvl="3" w:tentative="0">
       <w:start w:val="1"/>
       <w:numFmt w:val="decimal"/>
-      <w:pStyle w:val="Heading4"/>
+      <w:pStyle w:val="5"/>
       <w:lvlText w:val="%1.%2.%3.%4."/>
       <w:lvlJc w:val="left"/>
       <w:pPr>
@@ -7394,10 +7508,10 @@
         <w:rFonts w:hint="default"/>
       </w:rPr>
     </w:lvl>
-    <w:lvl w:ilvl="4">
+    <w:lvl w:ilvl="4" w:tentative="0">
       <w:start w:val="1"/>
       <w:numFmt w:val="decimal"/>
-      <w:pStyle w:val="Heading5"/>
+      <w:pStyle w:val="6"/>
       <w:lvlText w:val="%1.%2.%3.%4.%5."/>
       <w:lvlJc w:val="left"/>
       <w:pPr>
@@ -7407,10 +7521,10 @@
         <w:rFonts w:hint="default"/>
       </w:rPr>
     </w:lvl>
-    <w:lvl w:ilvl="5">
+    <w:lvl w:ilvl="5" w:tentative="0">
       <w:start w:val="1"/>
       <w:numFmt w:val="decimal"/>
-      <w:pStyle w:val="Heading6"/>
+      <w:pStyle w:val="7"/>
       <w:lvlText w:val="%1.%2.%3.%4.%5.%6."/>
       <w:lvlJc w:val="left"/>
       <w:pPr>
@@ -7420,10 +7534,10 @@
         <w:rFonts w:hint="default"/>
       </w:rPr>
     </w:lvl>
-    <w:lvl w:ilvl="6">
+    <w:lvl w:ilvl="6" w:tentative="0">
       <w:start w:val="1"/>
       <w:numFmt w:val="decimal"/>
-      <w:pStyle w:val="Heading7"/>
+      <w:pStyle w:val="8"/>
       <w:lvlText w:val="%1.%2.%3.%4.%5.%6.%7."/>
       <w:lvlJc w:val="left"/>
       <w:pPr>
@@ -7433,10 +7547,10 @@
         <w:rFonts w:hint="default"/>
       </w:rPr>
     </w:lvl>
-    <w:lvl w:ilvl="7">
+    <w:lvl w:ilvl="7" w:tentative="0">
       <w:start w:val="1"/>
       <w:numFmt w:val="decimal"/>
-      <w:pStyle w:val="Heading8"/>
+      <w:pStyle w:val="9"/>
       <w:lvlText w:val="%1.%2.%3.%4.%5.%6.%7.%8."/>
       <w:lvlJc w:val="left"/>
       <w:pPr>
@@ -7446,10 +7560,10 @@
         <w:rFonts w:hint="default"/>
       </w:rPr>
     </w:lvl>
-    <w:lvl w:ilvl="8">
+    <w:lvl w:ilvl="8" w:tentative="0">
       <w:start w:val="1"/>
       <w:numFmt w:val="decimal"/>
-      <w:pStyle w:val="Heading9"/>
+      <w:pStyle w:val="10"/>
       <w:lvlText w:val="%1.%2.%3.%4.%5.%6.%7.%8.%9."/>
       <w:lvlJc w:val="left"/>
       <w:pPr>
@@ -7464,7 +7578,7 @@
     <w:nsid w:val="07E8E1D8"/>
     <w:multiLevelType w:val="singleLevel"/>
     <w:tmpl w:val="07E8E1D8"/>
-    <w:lvl w:ilvl="0">
+    <w:lvl w:ilvl="0" w:tentative="0">
       <w:start w:val="1"/>
       <w:numFmt w:val="decimal"/>
       <w:lvlText w:val="%1."/>
@@ -7481,7 +7595,7 @@
     <w:nsid w:val="5FD2F046"/>
     <w:multiLevelType w:val="singleLevel"/>
     <w:tmpl w:val="5FD2F046"/>
-    <w:lvl w:ilvl="0">
+    <w:lvl w:ilvl="0" w:tentative="0">
       <w:start w:val="1"/>
       <w:numFmt w:val="decimal"/>
       <w:lvlText w:val="%1."/>
@@ -7516,267 +7630,269 @@
 </file>
 
 <file path=word/styles.xml><?xml version="1.0" encoding="utf-8"?>
-<w:styles xmlns:mc="http://schemas.openxmlformats.org/markup-compatibility/2006" xmlns:r="http://schemas.openxmlformats.org/officeDocument/2006/relationships" xmlns:w="http://schemas.openxmlformats.org/wordprocessingml/2006/main" xmlns:w14="http://schemas.microsoft.com/office/word/2010/wordml" xmlns:w15="http://schemas.microsoft.com/office/word/2012/wordml" mc:Ignorable="w14 w15">
+<w:styles xmlns:mc="http://schemas.openxmlformats.org/markup-compatibility/2006" xmlns:o="urn:schemas-microsoft-com:office:office" xmlns:r="http://schemas.openxmlformats.org/officeDocument/2006/relationships" xmlns:m="http://schemas.openxmlformats.org/officeDocument/2006/math" xmlns:v="urn:schemas-microsoft-com:vml" xmlns:w="http://schemas.openxmlformats.org/wordprocessingml/2006/main" xmlns:w14="http://schemas.microsoft.com/office/word/2010/wordml" xmlns:w10="urn:schemas-microsoft-com:office:word" xmlns:sl="http://schemas.openxmlformats.org/schemaLibrary/2006/main" xmlns:wpsCustomData="http://www.wps.cn/officeDocument/2013/wpsCustomData" mc:Ignorable="w14">
   <w:docDefaults>
     <w:rPrDefault>
       <w:rPr>
-        <w:rFonts w:ascii="Times New Roman" w:eastAsia="宋体" w:hAnsi="Times New Roman" w:cs="Times New Roman"/>
+        <w:rFonts w:ascii="Times New Roman" w:hAnsi="Times New Roman" w:eastAsia="宋体" w:cs="Times New Roman"/>
       </w:rPr>
     </w:rPrDefault>
     <w:pPrDefault/>
   </w:docDefaults>
-  <w:latentStyles w:defLockedState="0" w:defUIPriority="99" w:defSemiHidden="1" w:defUnhideWhenUsed="1" w:defQFormat="0" w:count="260">
-    <w:lsdException w:name="Normal" w:semiHidden="0" w:uiPriority="0" w:unhideWhenUsed="0" w:qFormat="1"/>
-    <w:lsdException w:name="heading 1" w:semiHidden="0" w:uiPriority="0" w:unhideWhenUsed="0" w:qFormat="1"/>
-    <w:lsdException w:name="heading 2" w:semiHidden="0" w:uiPriority="0" w:qFormat="1"/>
-    <w:lsdException w:name="heading 3" w:uiPriority="0" w:qFormat="1"/>
-    <w:lsdException w:name="heading 4" w:semiHidden="0" w:uiPriority="0" w:qFormat="1"/>
-    <w:lsdException w:name="heading 5" w:uiPriority="0" w:qFormat="1"/>
-    <w:lsdException w:name="heading 6" w:uiPriority="0" w:qFormat="1"/>
-    <w:lsdException w:name="heading 7" w:uiPriority="0" w:qFormat="1"/>
-    <w:lsdException w:name="heading 8" w:uiPriority="0" w:qFormat="1"/>
-    <w:lsdException w:name="heading 9" w:uiPriority="0" w:qFormat="1"/>
-    <w:lsdException w:name="index 1" w:semiHidden="0" w:uiPriority="0" w:unhideWhenUsed="0"/>
-    <w:lsdException w:name="index 2" w:semiHidden="0" w:uiPriority="0" w:unhideWhenUsed="0"/>
-    <w:lsdException w:name="index 3" w:semiHidden="0" w:uiPriority="0" w:unhideWhenUsed="0"/>
-    <w:lsdException w:name="index 4" w:semiHidden="0" w:uiPriority="0" w:unhideWhenUsed="0"/>
-    <w:lsdException w:name="index 5" w:semiHidden="0" w:uiPriority="0" w:unhideWhenUsed="0"/>
-    <w:lsdException w:name="index 6" w:semiHidden="0" w:uiPriority="0" w:unhideWhenUsed="0"/>
-    <w:lsdException w:name="index 7" w:semiHidden="0" w:uiPriority="0" w:unhideWhenUsed="0"/>
-    <w:lsdException w:name="index 8" w:semiHidden="0" w:uiPriority="0" w:unhideWhenUsed="0"/>
-    <w:lsdException w:name="index 9" w:semiHidden="0" w:uiPriority="0" w:unhideWhenUsed="0"/>
-    <w:lsdException w:name="toc 1" w:semiHidden="0" w:uiPriority="0" w:unhideWhenUsed="0" w:qFormat="1"/>
-    <w:lsdException w:name="toc 2" w:semiHidden="0" w:uiPriority="0" w:unhideWhenUsed="0" w:qFormat="1"/>
-    <w:lsdException w:name="toc 3" w:semiHidden="0" w:uiPriority="0" w:unhideWhenUsed="0" w:qFormat="1"/>
-    <w:lsdException w:name="toc 4" w:semiHidden="0" w:uiPriority="0" w:unhideWhenUsed="0"/>
-    <w:lsdException w:name="toc 5" w:semiHidden="0" w:uiPriority="0" w:unhideWhenUsed="0"/>
-    <w:lsdException w:name="toc 6" w:semiHidden="0" w:uiPriority="0" w:unhideWhenUsed="0"/>
-    <w:lsdException w:name="toc 7" w:semiHidden="0" w:uiPriority="0" w:unhideWhenUsed="0"/>
-    <w:lsdException w:name="toc 8" w:semiHidden="0" w:uiPriority="0" w:unhideWhenUsed="0"/>
-    <w:lsdException w:name="toc 9" w:semiHidden="0" w:uiPriority="0" w:unhideWhenUsed="0"/>
-    <w:lsdException w:name="Normal Indent" w:semiHidden="0" w:uiPriority="0" w:unhideWhenUsed="0"/>
-    <w:lsdException w:name="footnote text" w:semiHidden="0" w:uiPriority="0" w:unhideWhenUsed="0"/>
-    <w:lsdException w:name="annotation text" w:semiHidden="0" w:uiPriority="0" w:unhideWhenUsed="0" w:qFormat="1"/>
-    <w:lsdException w:name="header" w:semiHidden="0" w:uiPriority="0" w:unhideWhenUsed="0" w:qFormat="1"/>
-    <w:lsdException w:name="footer" w:semiHidden="0" w:uiPriority="0" w:unhideWhenUsed="0" w:qFormat="1"/>
-    <w:lsdException w:name="index heading" w:semiHidden="0" w:uiPriority="0" w:unhideWhenUsed="0"/>
-    <w:lsdException w:name="caption" w:uiPriority="0" w:qFormat="1"/>
-    <w:lsdException w:name="table of figures" w:semiHidden="0" w:uiPriority="0" w:unhideWhenUsed="0"/>
-    <w:lsdException w:name="envelope address" w:semiHidden="0" w:uiPriority="0" w:unhideWhenUsed="0"/>
-    <w:lsdException w:name="envelope return" w:semiHidden="0" w:uiPriority="0" w:unhideWhenUsed="0"/>
-    <w:lsdException w:name="footnote reference" w:semiHidden="0" w:uiPriority="0" w:unhideWhenUsed="0"/>
-    <w:lsdException w:name="annotation reference" w:semiHidden="0" w:uiPriority="0" w:unhideWhenUsed="0"/>
-    <w:lsdException w:name="line number" w:semiHidden="0" w:uiPriority="0" w:unhideWhenUsed="0"/>
-    <w:lsdException w:name="page number" w:semiHidden="0" w:uiPriority="0" w:unhideWhenUsed="0"/>
-    <w:lsdException w:name="endnote reference" w:semiHidden="0" w:uiPriority="0" w:unhideWhenUsed="0"/>
-    <w:lsdException w:name="endnote text" w:semiHidden="0" w:uiPriority="0" w:unhideWhenUsed="0"/>
-    <w:lsdException w:name="table of authorities" w:semiHidden="0" w:uiPriority="0" w:unhideWhenUsed="0"/>
-    <w:lsdException w:name="macro" w:semiHidden="0" w:uiPriority="0" w:unhideWhenUsed="0"/>
-    <w:lsdException w:name="toa heading" w:semiHidden="0" w:uiPriority="0" w:unhideWhenUsed="0"/>
-    <w:lsdException w:name="List" w:semiHidden="0" w:uiPriority="0" w:unhideWhenUsed="0"/>
-    <w:lsdException w:name="List Bullet" w:semiHidden="0" w:uiPriority="0" w:unhideWhenUsed="0"/>
-    <w:lsdException w:name="List Number" w:semiHidden="0" w:uiPriority="0" w:unhideWhenUsed="0"/>
-    <w:lsdException w:name="List 2" w:semiHidden="0" w:uiPriority="0" w:unhideWhenUsed="0"/>
-    <w:lsdException w:name="List 3" w:semiHidden="0" w:uiPriority="0" w:unhideWhenUsed="0"/>
-    <w:lsdException w:name="List 4" w:semiHidden="0" w:uiPriority="0" w:unhideWhenUsed="0"/>
-    <w:lsdException w:name="List 5" w:semiHidden="0" w:uiPriority="0" w:unhideWhenUsed="0"/>
-    <w:lsdException w:name="List Bullet 2" w:semiHidden="0" w:uiPriority="0" w:unhideWhenUsed="0"/>
-    <w:lsdException w:name="List Bullet 3" w:semiHidden="0" w:uiPriority="0" w:unhideWhenUsed="0"/>
-    <w:lsdException w:name="List Bullet 4" w:semiHidden="0" w:uiPriority="0" w:unhideWhenUsed="0"/>
-    <w:lsdException w:name="List Bullet 5" w:semiHidden="0" w:uiPriority="0" w:unhideWhenUsed="0"/>
-    <w:lsdException w:name="List Number 2" w:semiHidden="0" w:uiPriority="0" w:unhideWhenUsed="0"/>
-    <w:lsdException w:name="List Number 3" w:semiHidden="0" w:uiPriority="0" w:unhideWhenUsed="0"/>
-    <w:lsdException w:name="List Number 4" w:semiHidden="0" w:uiPriority="0" w:unhideWhenUsed="0"/>
-    <w:lsdException w:name="List Number 5" w:semiHidden="0" w:uiPriority="0" w:unhideWhenUsed="0"/>
-    <w:lsdException w:name="Title" w:semiHidden="0" w:uiPriority="0" w:unhideWhenUsed="0" w:qFormat="1"/>
-    <w:lsdException w:name="Closing" w:semiHidden="0" w:uiPriority="0" w:unhideWhenUsed="0"/>
-    <w:lsdException w:name="Signature" w:semiHidden="0" w:uiPriority="0" w:unhideWhenUsed="0"/>
-    <w:lsdException w:name="Default Paragraph Font" w:uiPriority="0" w:unhideWhenUsed="0" w:qFormat="1"/>
-    <w:lsdException w:name="Body Text" w:uiPriority="0" w:unhideWhenUsed="0" w:qFormat="1"/>
-    <w:lsdException w:name="Body Text Indent" w:semiHidden="0" w:uiPriority="0" w:unhideWhenUsed="0"/>
-    <w:lsdException w:name="List Continue" w:semiHidden="0" w:uiPriority="0" w:unhideWhenUsed="0"/>
-    <w:lsdException w:name="List Continue 2" w:semiHidden="0" w:uiPriority="0" w:unhideWhenUsed="0"/>
-    <w:lsdException w:name="List Continue 3" w:semiHidden="0" w:uiPriority="0" w:unhideWhenUsed="0"/>
-    <w:lsdException w:name="List Continue 4" w:semiHidden="0" w:uiPriority="0" w:unhideWhenUsed="0"/>
-    <w:lsdException w:name="List Continue 5" w:semiHidden="0" w:uiPriority="0" w:unhideWhenUsed="0"/>
-    <w:lsdException w:name="Message Header" w:semiHidden="0" w:uiPriority="0" w:unhideWhenUsed="0"/>
-    <w:lsdException w:name="Subtitle" w:semiHidden="0" w:uiPriority="0" w:unhideWhenUsed="0" w:qFormat="1"/>
-    <w:lsdException w:name="Salutation" w:semiHidden="0" w:uiPriority="0" w:unhideWhenUsed="0"/>
-    <w:lsdException w:name="Date" w:semiHidden="0" w:uiPriority="0" w:unhideWhenUsed="0"/>
-    <w:lsdException w:name="Body Text First Indent" w:semiHidden="0" w:uiPriority="0" w:unhideWhenUsed="0"/>
-    <w:lsdException w:name="Body Text First Indent 2" w:semiHidden="0" w:uiPriority="0" w:unhideWhenUsed="0"/>
-    <w:lsdException w:name="Body Text 2" w:semiHidden="0" w:uiPriority="0" w:unhideWhenUsed="0"/>
-    <w:lsdException w:name="Body Text 3" w:semiHidden="0" w:uiPriority="0" w:unhideWhenUsed="0"/>
-    <w:lsdException w:name="Body Text Indent 2" w:semiHidden="0" w:uiPriority="0" w:unhideWhenUsed="0"/>
-    <w:lsdException w:name="Body Text Indent 3" w:semiHidden="0" w:uiPriority="0" w:unhideWhenUsed="0"/>
-    <w:lsdException w:name="Block Text" w:semiHidden="0" w:uiPriority="0" w:unhideWhenUsed="0"/>
-    <w:lsdException w:name="Hyperlink" w:semiHidden="0" w:uiPriority="0" w:unhideWhenUsed="0"/>
-    <w:lsdException w:name="FollowedHyperlink" w:semiHidden="0" w:uiPriority="0" w:unhideWhenUsed="0"/>
-    <w:lsdException w:name="Strong" w:semiHidden="0" w:uiPriority="0" w:unhideWhenUsed="0" w:qFormat="1"/>
-    <w:lsdException w:name="Emphasis" w:semiHidden="0" w:uiPriority="0" w:unhideWhenUsed="0" w:qFormat="1"/>
-    <w:lsdException w:name="Document Map" w:semiHidden="0" w:uiPriority="0" w:unhideWhenUsed="0"/>
-    <w:lsdException w:name="Plain Text" w:semiHidden="0" w:uiPriority="0" w:unhideWhenUsed="0"/>
-    <w:lsdException w:name="E-mail Signature" w:semiHidden="0" w:uiPriority="0" w:unhideWhenUsed="0"/>
-    <w:lsdException w:name="Normal (Web)" w:semiHidden="0" w:uiPriority="0" w:unhideWhenUsed="0" w:qFormat="1"/>
-    <w:lsdException w:name="HTML Acronym" w:semiHidden="0" w:uiPriority="0" w:unhideWhenUsed="0"/>
-    <w:lsdException w:name="HTML Address" w:semiHidden="0" w:uiPriority="0" w:unhideWhenUsed="0"/>
-    <w:lsdException w:name="HTML Cite" w:semiHidden="0" w:uiPriority="0" w:unhideWhenUsed="0"/>
-    <w:lsdException w:name="HTML Code" w:semiHidden="0" w:uiPriority="0" w:unhideWhenUsed="0"/>
-    <w:lsdException w:name="HTML Definition" w:semiHidden="0" w:uiPriority="0" w:unhideWhenUsed="0"/>
-    <w:lsdException w:name="HTML Keyboard" w:semiHidden="0" w:uiPriority="0" w:unhideWhenUsed="0"/>
-    <w:lsdException w:name="HTML Preformatted" w:semiHidden="0" w:uiPriority="0" w:unhideWhenUsed="0"/>
-    <w:lsdException w:name="HTML Sample" w:semiHidden="0" w:uiPriority="0" w:unhideWhenUsed="0"/>
-    <w:lsdException w:name="HTML Typewriter" w:semiHidden="0" w:uiPriority="0" w:unhideWhenUsed="0"/>
-    <w:lsdException w:name="HTML Variable" w:semiHidden="0" w:uiPriority="0" w:unhideWhenUsed="0"/>
-    <w:lsdException w:name="Normal Table" w:uiPriority="0" w:unhideWhenUsed="0" w:qFormat="1"/>
-    <w:lsdException w:name="annotation subject" w:semiHidden="0" w:uiPriority="0" w:unhideWhenUsed="0"/>
-    <w:lsdException w:name="Table Simple 1" w:semiHidden="0" w:uiPriority="0" w:unhideWhenUsed="0"/>
-    <w:lsdException w:name="Table Simple 2" w:semiHidden="0" w:uiPriority="0" w:unhideWhenUsed="0"/>
-    <w:lsdException w:name="Table Simple 3" w:semiHidden="0" w:uiPriority="0" w:unhideWhenUsed="0"/>
-    <w:lsdException w:name="Table Classic 1" w:semiHidden="0" w:uiPriority="0" w:unhideWhenUsed="0"/>
-    <w:lsdException w:name="Table Classic 2" w:semiHidden="0" w:uiPriority="0" w:unhideWhenUsed="0"/>
-    <w:lsdException w:name="Table Classic 3" w:semiHidden="0" w:uiPriority="0" w:unhideWhenUsed="0"/>
-    <w:lsdException w:name="Table Classic 4" w:semiHidden="0" w:uiPriority="0" w:unhideWhenUsed="0"/>
-    <w:lsdException w:name="Table Colorful 1" w:semiHidden="0" w:uiPriority="0" w:unhideWhenUsed="0"/>
-    <w:lsdException w:name="Table Colorful 2" w:semiHidden="0" w:uiPriority="0" w:unhideWhenUsed="0"/>
-    <w:lsdException w:name="Table Colorful 3" w:semiHidden="0" w:uiPriority="0" w:unhideWhenUsed="0"/>
-    <w:lsdException w:name="Table Columns 1" w:semiHidden="0" w:uiPriority="0" w:unhideWhenUsed="0"/>
-    <w:lsdException w:name="Table Columns 2" w:semiHidden="0" w:uiPriority="0" w:unhideWhenUsed="0"/>
-    <w:lsdException w:name="Table Columns 3" w:semiHidden="0" w:uiPriority="0" w:unhideWhenUsed="0"/>
-    <w:lsdException w:name="Table Columns 4" w:semiHidden="0" w:uiPriority="0" w:unhideWhenUsed="0"/>
-    <w:lsdException w:name="Table Columns 5" w:semiHidden="0" w:uiPriority="0" w:unhideWhenUsed="0"/>
-    <w:lsdException w:name="Table Grid 1" w:semiHidden="0" w:uiPriority="0" w:unhideWhenUsed="0"/>
-    <w:lsdException w:name="Table Grid 2" w:semiHidden="0" w:uiPriority="0" w:unhideWhenUsed="0"/>
-    <w:lsdException w:name="Table Grid 3" w:semiHidden="0" w:uiPriority="0" w:unhideWhenUsed="0"/>
-    <w:lsdException w:name="Table Grid 4" w:semiHidden="0" w:uiPriority="0" w:unhideWhenUsed="0"/>
-    <w:lsdException w:name="Table Grid 5" w:semiHidden="0" w:uiPriority="0" w:unhideWhenUsed="0"/>
-    <w:lsdException w:name="Table Grid 6" w:semiHidden="0" w:uiPriority="0" w:unhideWhenUsed="0"/>
-    <w:lsdException w:name="Table Grid 7" w:semiHidden="0" w:uiPriority="0" w:unhideWhenUsed="0"/>
-    <w:lsdException w:name="Table Grid 8" w:semiHidden="0" w:uiPriority="0" w:unhideWhenUsed="0"/>
-    <w:lsdException w:name="Table List 1" w:semiHidden="0" w:uiPriority="0" w:unhideWhenUsed="0"/>
-    <w:lsdException w:name="Table List 2" w:semiHidden="0" w:uiPriority="0" w:unhideWhenUsed="0"/>
-    <w:lsdException w:name="Table List 3" w:semiHidden="0" w:uiPriority="0" w:unhideWhenUsed="0"/>
-    <w:lsdException w:name="Table List 4" w:semiHidden="0" w:uiPriority="0" w:unhideWhenUsed="0"/>
-    <w:lsdException w:name="Table List 5" w:semiHidden="0" w:uiPriority="0" w:unhideWhenUsed="0"/>
-    <w:lsdException w:name="Table List 6" w:semiHidden="0" w:uiPriority="0" w:unhideWhenUsed="0"/>
-    <w:lsdException w:name="Table List 7" w:semiHidden="0" w:uiPriority="0" w:unhideWhenUsed="0"/>
-    <w:lsdException w:name="Table List 8" w:semiHidden="0" w:uiPriority="0" w:unhideWhenUsed="0"/>
-    <w:lsdException w:name="Table 3D effects 1" w:semiHidden="0" w:uiPriority="0" w:unhideWhenUsed="0"/>
-    <w:lsdException w:name="Table 3D effects 2" w:semiHidden="0" w:uiPriority="0" w:unhideWhenUsed="0"/>
-    <w:lsdException w:name="Table 3D effects 3" w:semiHidden="0" w:uiPriority="0" w:unhideWhenUsed="0"/>
-    <w:lsdException w:name="Table Contemporary" w:semiHidden="0" w:uiPriority="0" w:unhideWhenUsed="0"/>
-    <w:lsdException w:name="Table Elegant" w:semiHidden="0" w:uiPriority="0" w:unhideWhenUsed="0"/>
-    <w:lsdException w:name="Table Professional" w:semiHidden="0" w:uiPriority="0" w:unhideWhenUsed="0"/>
-    <w:lsdException w:name="Table Subtle 1" w:semiHidden="0" w:uiPriority="0" w:unhideWhenUsed="0"/>
-    <w:lsdException w:name="Table Subtle 2" w:semiHidden="0" w:uiPriority="0" w:unhideWhenUsed="0"/>
-    <w:lsdException w:name="Table Web 1" w:semiHidden="0" w:uiPriority="0" w:unhideWhenUsed="0"/>
-    <w:lsdException w:name="Table Web 2" w:semiHidden="0" w:uiPriority="0" w:unhideWhenUsed="0"/>
-    <w:lsdException w:name="Table Web 3" w:semiHidden="0" w:uiPriority="0" w:unhideWhenUsed="0"/>
-    <w:lsdException w:name="Balloon Text" w:semiHidden="0" w:uiPriority="0" w:unhideWhenUsed="0"/>
-    <w:lsdException w:name="Table Grid" w:semiHidden="0" w:uiPriority="0" w:unhideWhenUsed="0" w:qFormat="1"/>
-    <w:lsdException w:name="Table Theme" w:semiHidden="0" w:uiPriority="0" w:unhideWhenUsed="0"/>
-    <w:lsdException w:name="Light Shading" w:semiHidden="0" w:uiPriority="60" w:unhideWhenUsed="0"/>
-    <w:lsdException w:name="Light List" w:semiHidden="0" w:uiPriority="61" w:unhideWhenUsed="0"/>
-    <w:lsdException w:name="Light Grid" w:semiHidden="0" w:uiPriority="62" w:unhideWhenUsed="0"/>
-    <w:lsdException w:name="Medium Shading 1" w:semiHidden="0" w:uiPriority="63" w:unhideWhenUsed="0"/>
-    <w:lsdException w:name="Medium Shading 2" w:semiHidden="0" w:uiPriority="64" w:unhideWhenUsed="0"/>
-    <w:lsdException w:name="Medium List 1" w:semiHidden="0" w:uiPriority="65" w:unhideWhenUsed="0"/>
-    <w:lsdException w:name="Medium List 2" w:semiHidden="0" w:uiPriority="66" w:unhideWhenUsed="0"/>
-    <w:lsdException w:name="Medium Grid 1" w:semiHidden="0" w:uiPriority="67" w:unhideWhenUsed="0"/>
-    <w:lsdException w:name="Medium Grid 2" w:semiHidden="0" w:uiPriority="68" w:unhideWhenUsed="0"/>
-    <w:lsdException w:name="Medium Grid 3" w:semiHidden="0" w:uiPriority="69" w:unhideWhenUsed="0"/>
-    <w:lsdException w:name="Dark List" w:semiHidden="0" w:uiPriority="70" w:unhideWhenUsed="0"/>
-    <w:lsdException w:name="Colorful Shading" w:semiHidden="0" w:uiPriority="71" w:unhideWhenUsed="0"/>
-    <w:lsdException w:name="Colorful List" w:semiHidden="0" w:uiPriority="72" w:unhideWhenUsed="0"/>
-    <w:lsdException w:name="Colorful Grid" w:semiHidden="0" w:uiPriority="73" w:unhideWhenUsed="0"/>
-    <w:lsdException w:name="Light Shading Accent 1" w:semiHidden="0" w:uiPriority="60" w:unhideWhenUsed="0"/>
-    <w:lsdException w:name="Light List Accent 1" w:semiHidden="0" w:uiPriority="61" w:unhideWhenUsed="0"/>
-    <w:lsdException w:name="Light Grid Accent 1" w:semiHidden="0" w:uiPriority="62" w:unhideWhenUsed="0"/>
-    <w:lsdException w:name="Medium Shading 1 Accent 1" w:semiHidden="0" w:uiPriority="63" w:unhideWhenUsed="0"/>
-    <w:lsdException w:name="Medium Shading 2 Accent 1" w:semiHidden="0" w:uiPriority="64" w:unhideWhenUsed="0"/>
-    <w:lsdException w:name="Medium List 1 Accent 1" w:semiHidden="0" w:uiPriority="65" w:unhideWhenUsed="0"/>
-    <w:lsdException w:name="Medium List 2 Accent 1" w:semiHidden="0" w:uiPriority="66" w:unhideWhenUsed="0"/>
-    <w:lsdException w:name="Medium Grid 1 Accent 1" w:semiHidden="0" w:uiPriority="67" w:unhideWhenUsed="0"/>
-    <w:lsdException w:name="Medium Grid 2 Accent 1" w:semiHidden="0" w:uiPriority="68" w:unhideWhenUsed="0"/>
-    <w:lsdException w:name="Medium Grid 3 Accent 1" w:semiHidden="0" w:uiPriority="69" w:unhideWhenUsed="0"/>
-    <w:lsdException w:name="Dark List Accent 1" w:semiHidden="0" w:uiPriority="70" w:unhideWhenUsed="0"/>
-    <w:lsdException w:name="Colorful Shading Accent 1" w:semiHidden="0" w:uiPriority="71" w:unhideWhenUsed="0"/>
-    <w:lsdException w:name="Colorful List Accent 1" w:semiHidden="0" w:uiPriority="72" w:unhideWhenUsed="0"/>
-    <w:lsdException w:name="Colorful Grid Accent 1" w:semiHidden="0" w:uiPriority="73" w:unhideWhenUsed="0"/>
-    <w:lsdException w:name="Light Shading Accent 2" w:semiHidden="0" w:uiPriority="60" w:unhideWhenUsed="0"/>
-    <w:lsdException w:name="Light List Accent 2" w:semiHidden="0" w:uiPriority="61" w:unhideWhenUsed="0"/>
-    <w:lsdException w:name="Light Grid Accent 2" w:semiHidden="0" w:uiPriority="62" w:unhideWhenUsed="0"/>
-    <w:lsdException w:name="Medium Shading 1 Accent 2" w:semiHidden="0" w:uiPriority="63" w:unhideWhenUsed="0"/>
-    <w:lsdException w:name="Medium Shading 2 Accent 2" w:semiHidden="0" w:uiPriority="64" w:unhideWhenUsed="0"/>
-    <w:lsdException w:name="Medium List 1 Accent 2" w:semiHidden="0" w:uiPriority="65" w:unhideWhenUsed="0"/>
-    <w:lsdException w:name="Medium List 2 Accent 2" w:semiHidden="0" w:uiPriority="66" w:unhideWhenUsed="0"/>
-    <w:lsdException w:name="Medium Grid 1 Accent 2" w:semiHidden="0" w:uiPriority="67" w:unhideWhenUsed="0"/>
-    <w:lsdException w:name="Medium Grid 2 Accent 2" w:semiHidden="0" w:uiPriority="68" w:unhideWhenUsed="0"/>
-    <w:lsdException w:name="Medium Grid 3 Accent 2" w:semiHidden="0" w:uiPriority="69" w:unhideWhenUsed="0"/>
-    <w:lsdException w:name="Dark List Accent 2" w:semiHidden="0" w:uiPriority="70" w:unhideWhenUsed="0"/>
-    <w:lsdException w:name="Colorful Shading Accent 2" w:semiHidden="0" w:uiPriority="71" w:unhideWhenUsed="0"/>
-    <w:lsdException w:name="Colorful List Accent 2" w:semiHidden="0" w:uiPriority="72" w:unhideWhenUsed="0"/>
-    <w:lsdException w:name="Colorful Grid Accent 2" w:semiHidden="0" w:uiPriority="73" w:unhideWhenUsed="0"/>
-    <w:lsdException w:name="Light Shading Accent 3" w:semiHidden="0" w:uiPriority="60" w:unhideWhenUsed="0"/>
-    <w:lsdException w:name="Light List Accent 3" w:semiHidden="0" w:uiPriority="61" w:unhideWhenUsed="0"/>
-    <w:lsdException w:name="Light Grid Accent 3" w:semiHidden="0" w:uiPriority="62" w:unhideWhenUsed="0"/>
-    <w:lsdException w:name="Medium Shading 1 Accent 3" w:semiHidden="0" w:uiPriority="63" w:unhideWhenUsed="0"/>
-    <w:lsdException w:name="Medium Shading 2 Accent 3" w:semiHidden="0" w:uiPriority="64" w:unhideWhenUsed="0"/>
-    <w:lsdException w:name="Medium List 1 Accent 3" w:semiHidden="0" w:uiPriority="65" w:unhideWhenUsed="0"/>
-    <w:lsdException w:name="Medium List 2 Accent 3" w:semiHidden="0" w:uiPriority="66" w:unhideWhenUsed="0"/>
-    <w:lsdException w:name="Medium Grid 1 Accent 3" w:semiHidden="0" w:uiPriority="67" w:unhideWhenUsed="0"/>
-    <w:lsdException w:name="Medium Grid 2 Accent 3" w:semiHidden="0" w:uiPriority="68" w:unhideWhenUsed="0"/>
-    <w:lsdException w:name="Medium Grid 3 Accent 3" w:semiHidden="0" w:uiPriority="69" w:unhideWhenUsed="0"/>
-    <w:lsdException w:name="Dark List Accent 3" w:semiHidden="0" w:uiPriority="70" w:unhideWhenUsed="0"/>
-    <w:lsdException w:name="Colorful Shading Accent 3" w:semiHidden="0" w:uiPriority="71" w:unhideWhenUsed="0"/>
-    <w:lsdException w:name="Colorful List Accent 3" w:semiHidden="0" w:uiPriority="72" w:unhideWhenUsed="0"/>
-    <w:lsdException w:name="Colorful Grid Accent 3" w:semiHidden="0" w:uiPriority="73" w:unhideWhenUsed="0"/>
-    <w:lsdException w:name="Light Shading Accent 4" w:semiHidden="0" w:uiPriority="60" w:unhideWhenUsed="0"/>
-    <w:lsdException w:name="Light List Accent 4" w:semiHidden="0" w:uiPriority="61" w:unhideWhenUsed="0"/>
-    <w:lsdException w:name="Light Grid Accent 4" w:semiHidden="0" w:uiPriority="62" w:unhideWhenUsed="0"/>
-    <w:lsdException w:name="Medium Shading 1 Accent 4" w:semiHidden="0" w:uiPriority="63" w:unhideWhenUsed="0"/>
-    <w:lsdException w:name="Medium Shading 2 Accent 4" w:semiHidden="0" w:uiPriority="64" w:unhideWhenUsed="0"/>
-    <w:lsdException w:name="Medium List 1 Accent 4" w:semiHidden="0" w:uiPriority="65" w:unhideWhenUsed="0"/>
-    <w:lsdException w:name="Medium List 2 Accent 4" w:semiHidden="0" w:uiPriority="66" w:unhideWhenUsed="0"/>
-    <w:lsdException w:name="Medium Grid 1 Accent 4" w:semiHidden="0" w:uiPriority="67" w:unhideWhenUsed="0"/>
-    <w:lsdException w:name="Medium Grid 2 Accent 4" w:semiHidden="0" w:uiPriority="68" w:unhideWhenUsed="0"/>
-    <w:lsdException w:name="Medium Grid 3 Accent 4" w:semiHidden="0" w:uiPriority="69" w:unhideWhenUsed="0"/>
-    <w:lsdException w:name="Dark List Accent 4" w:semiHidden="0" w:uiPriority="70" w:unhideWhenUsed="0"/>
-    <w:lsdException w:name="Colorful Shading Accent 4" w:semiHidden="0" w:uiPriority="71" w:unhideWhenUsed="0"/>
-    <w:lsdException w:name="Colorful List Accent 4" w:semiHidden="0" w:uiPriority="72" w:unhideWhenUsed="0"/>
-    <w:lsdException w:name="Colorful Grid Accent 4" w:semiHidden="0" w:uiPriority="73" w:unhideWhenUsed="0"/>
-    <w:lsdException w:name="Light Shading Accent 5" w:semiHidden="0" w:uiPriority="60" w:unhideWhenUsed="0"/>
-    <w:lsdException w:name="Light List Accent 5" w:semiHidden="0" w:uiPriority="61" w:unhideWhenUsed="0"/>
-    <w:lsdException w:name="Light Grid Accent 5" w:semiHidden="0" w:uiPriority="62" w:unhideWhenUsed="0"/>
-    <w:lsdException w:name="Medium Shading 1 Accent 5" w:semiHidden="0" w:uiPriority="63" w:unhideWhenUsed="0"/>
-    <w:lsdException w:name="Medium Shading 2 Accent 5" w:semiHidden="0" w:uiPriority="64" w:unhideWhenUsed="0"/>
-    <w:lsdException w:name="Medium List 1 Accent 5" w:semiHidden="0" w:uiPriority="65" w:unhideWhenUsed="0"/>
-    <w:lsdException w:name="Medium List 2 Accent 5" w:semiHidden="0" w:uiPriority="66" w:unhideWhenUsed="0"/>
-    <w:lsdException w:name="Medium Grid 1 Accent 5" w:semiHidden="0" w:uiPriority="67" w:unhideWhenUsed="0"/>
-    <w:lsdException w:name="Medium Grid 2 Accent 5" w:semiHidden="0" w:uiPriority="68" w:unhideWhenUsed="0"/>
-    <w:lsdException w:name="Medium Grid 3 Accent 5" w:semiHidden="0" w:uiPriority="69" w:unhideWhenUsed="0"/>
-    <w:lsdException w:name="Dark List Accent 5" w:semiHidden="0" w:uiPriority="70" w:unhideWhenUsed="0"/>
-    <w:lsdException w:name="Colorful Shading Accent 5" w:semiHidden="0" w:uiPriority="71" w:unhideWhenUsed="0"/>
-    <w:lsdException w:name="Colorful List Accent 5" w:semiHidden="0" w:uiPriority="72" w:unhideWhenUsed="0"/>
-    <w:lsdException w:name="Colorful Grid Accent 5" w:semiHidden="0" w:uiPriority="73" w:unhideWhenUsed="0"/>
-    <w:lsdException w:name="Light Shading Accent 6" w:semiHidden="0" w:uiPriority="60" w:unhideWhenUsed="0"/>
-    <w:lsdException w:name="Light List Accent 6" w:semiHidden="0" w:uiPriority="61" w:unhideWhenUsed="0"/>
-    <w:lsdException w:name="Light Grid Accent 6" w:semiHidden="0" w:uiPriority="62" w:unhideWhenUsed="0"/>
-    <w:lsdException w:name="Medium Shading 1 Accent 6" w:semiHidden="0" w:uiPriority="63" w:unhideWhenUsed="0"/>
-    <w:lsdException w:name="Medium Shading 2 Accent 6" w:semiHidden="0" w:uiPriority="64" w:unhideWhenUsed="0"/>
-    <w:lsdException w:name="Medium List 1 Accent 6" w:semiHidden="0" w:uiPriority="65" w:unhideWhenUsed="0"/>
-    <w:lsdException w:name="Medium List 2 Accent 6" w:semiHidden="0" w:uiPriority="66" w:unhideWhenUsed="0"/>
-    <w:lsdException w:name="Medium Grid 1 Accent 6" w:semiHidden="0" w:uiPriority="67" w:unhideWhenUsed="0"/>
-    <w:lsdException w:name="Medium Grid 2 Accent 6" w:semiHidden="0" w:uiPriority="68" w:unhideWhenUsed="0"/>
-    <w:lsdException w:name="Medium Grid 3 Accent 6" w:semiHidden="0" w:uiPriority="69" w:unhideWhenUsed="0"/>
-    <w:lsdException w:name="Dark List Accent 6" w:semiHidden="0" w:uiPriority="70" w:unhideWhenUsed="0"/>
-    <w:lsdException w:name="Colorful Shading Accent 6" w:semiHidden="0" w:uiPriority="71" w:unhideWhenUsed="0"/>
-    <w:lsdException w:name="Colorful List Accent 6" w:semiHidden="0" w:uiPriority="72" w:unhideWhenUsed="0"/>
-    <w:lsdException w:name="Colorful Grid Accent 6" w:semiHidden="0" w:uiPriority="73" w:unhideWhenUsed="0"/>
+  <w:latentStyles w:count="260" w:defQFormat="0" w:defUnhideWhenUsed="1" w:defSemiHidden="1" w:defUIPriority="99" w:defLockedState="0">
+    <w:lsdException w:qFormat="1" w:unhideWhenUsed="0" w:uiPriority="0" w:semiHidden="0" w:name="Normal"/>
+    <w:lsdException w:qFormat="1" w:unhideWhenUsed="0" w:uiPriority="0" w:semiHidden="0" w:name="heading 1"/>
+    <w:lsdException w:qFormat="1" w:uiPriority="0" w:semiHidden="0" w:name="heading 2"/>
+    <w:lsdException w:qFormat="1" w:uiPriority="0" w:name="heading 3"/>
+    <w:lsdException w:qFormat="1" w:uiPriority="0" w:semiHidden="0" w:name="heading 4"/>
+    <w:lsdException w:qFormat="1" w:uiPriority="0" w:name="heading 5"/>
+    <w:lsdException w:qFormat="1" w:uiPriority="0" w:name="heading 6"/>
+    <w:lsdException w:qFormat="1" w:uiPriority="0" w:name="heading 7"/>
+    <w:lsdException w:qFormat="1" w:uiPriority="0" w:name="heading 8"/>
+    <w:lsdException w:qFormat="1" w:uiPriority="0" w:name="heading 9"/>
+    <w:lsdException w:unhideWhenUsed="0" w:uiPriority="0" w:semiHidden="0" w:name="index 1"/>
+    <w:lsdException w:unhideWhenUsed="0" w:uiPriority="0" w:semiHidden="0" w:name="index 2"/>
+    <w:lsdException w:unhideWhenUsed="0" w:uiPriority="0" w:semiHidden="0" w:name="index 3"/>
+    <w:lsdException w:unhideWhenUsed="0" w:uiPriority="0" w:semiHidden="0" w:name="index 4"/>
+    <w:lsdException w:unhideWhenUsed="0" w:uiPriority="0" w:semiHidden="0" w:name="index 5"/>
+    <w:lsdException w:unhideWhenUsed="0" w:uiPriority="0" w:semiHidden="0" w:name="index 6"/>
+    <w:lsdException w:unhideWhenUsed="0" w:uiPriority="0" w:semiHidden="0" w:name="index 7"/>
+    <w:lsdException w:unhideWhenUsed="0" w:uiPriority="0" w:semiHidden="0" w:name="index 8"/>
+    <w:lsdException w:unhideWhenUsed="0" w:uiPriority="0" w:semiHidden="0" w:name="index 9"/>
+    <w:lsdException w:qFormat="1" w:unhideWhenUsed="0" w:uiPriority="0" w:semiHidden="0" w:name="toc 1"/>
+    <w:lsdException w:qFormat="1" w:unhideWhenUsed="0" w:uiPriority="0" w:semiHidden="0" w:name="toc 2"/>
+    <w:lsdException w:qFormat="1" w:unhideWhenUsed="0" w:uiPriority="0" w:semiHidden="0" w:name="toc 3"/>
+    <w:lsdException w:unhideWhenUsed="0" w:uiPriority="0" w:semiHidden="0" w:name="toc 4"/>
+    <w:lsdException w:unhideWhenUsed="0" w:uiPriority="0" w:semiHidden="0" w:name="toc 5"/>
+    <w:lsdException w:unhideWhenUsed="0" w:uiPriority="0" w:semiHidden="0" w:name="toc 6"/>
+    <w:lsdException w:unhideWhenUsed="0" w:uiPriority="0" w:semiHidden="0" w:name="toc 7"/>
+    <w:lsdException w:unhideWhenUsed="0" w:uiPriority="0" w:semiHidden="0" w:name="toc 8"/>
+    <w:lsdException w:unhideWhenUsed="0" w:uiPriority="0" w:semiHidden="0" w:name="toc 9"/>
+    <w:lsdException w:unhideWhenUsed="0" w:uiPriority="0" w:semiHidden="0" w:name="Normal Indent"/>
+    <w:lsdException w:unhideWhenUsed="0" w:uiPriority="0" w:semiHidden="0" w:name="footnote text"/>
+    <w:lsdException w:qFormat="1" w:unhideWhenUsed="0" w:uiPriority="0" w:semiHidden="0" w:name="annotation text"/>
+    <w:lsdException w:qFormat="1" w:unhideWhenUsed="0" w:uiPriority="0" w:semiHidden="0" w:name="header"/>
+    <w:lsdException w:qFormat="1" w:unhideWhenUsed="0" w:uiPriority="0" w:semiHidden="0" w:name="footer"/>
+    <w:lsdException w:unhideWhenUsed="0" w:uiPriority="0" w:semiHidden="0" w:name="index heading"/>
+    <w:lsdException w:qFormat="1" w:uiPriority="0" w:name="caption"/>
+    <w:lsdException w:unhideWhenUsed="0" w:uiPriority="0" w:semiHidden="0" w:name="table of figures"/>
+    <w:lsdException w:unhideWhenUsed="0" w:uiPriority="0" w:semiHidden="0" w:name="envelope address"/>
+    <w:lsdException w:unhideWhenUsed="0" w:uiPriority="0" w:semiHidden="0" w:name="envelope return"/>
+    <w:lsdException w:unhideWhenUsed="0" w:uiPriority="0" w:semiHidden="0" w:name="footnote reference"/>
+    <w:lsdException w:unhideWhenUsed="0" w:uiPriority="0" w:semiHidden="0" w:name="annotation reference"/>
+    <w:lsdException w:unhideWhenUsed="0" w:uiPriority="0" w:semiHidden="0" w:name="line number"/>
+    <w:lsdException w:unhideWhenUsed="0" w:uiPriority="0" w:semiHidden="0" w:name="page number"/>
+    <w:lsdException w:unhideWhenUsed="0" w:uiPriority="0" w:semiHidden="0" w:name="endnote reference"/>
+    <w:lsdException w:unhideWhenUsed="0" w:uiPriority="0" w:semiHidden="0" w:name="endnote text"/>
+    <w:lsdException w:unhideWhenUsed="0" w:uiPriority="0" w:semiHidden="0" w:name="table of authorities"/>
+    <w:lsdException w:unhideWhenUsed="0" w:uiPriority="0" w:semiHidden="0" w:name="macro"/>
+    <w:lsdException w:unhideWhenUsed="0" w:uiPriority="0" w:semiHidden="0" w:name="toa heading"/>
+    <w:lsdException w:unhideWhenUsed="0" w:uiPriority="0" w:semiHidden="0" w:name="List"/>
+    <w:lsdException w:unhideWhenUsed="0" w:uiPriority="0" w:semiHidden="0" w:name="List Bullet"/>
+    <w:lsdException w:unhideWhenUsed="0" w:uiPriority="0" w:semiHidden="0" w:name="List Number"/>
+    <w:lsdException w:unhideWhenUsed="0" w:uiPriority="0" w:semiHidden="0" w:name="List 2"/>
+    <w:lsdException w:unhideWhenUsed="0" w:uiPriority="0" w:semiHidden="0" w:name="List 3"/>
+    <w:lsdException w:unhideWhenUsed="0" w:uiPriority="0" w:semiHidden="0" w:name="List 4"/>
+    <w:lsdException w:unhideWhenUsed="0" w:uiPriority="0" w:semiHidden="0" w:name="List 5"/>
+    <w:lsdException w:unhideWhenUsed="0" w:uiPriority="0" w:semiHidden="0" w:name="List Bullet 2"/>
+    <w:lsdException w:unhideWhenUsed="0" w:uiPriority="0" w:semiHidden="0" w:name="List Bullet 3"/>
+    <w:lsdException w:unhideWhenUsed="0" w:uiPriority="0" w:semiHidden="0" w:name="List Bullet 4"/>
+    <w:lsdException w:unhideWhenUsed="0" w:uiPriority="0" w:semiHidden="0" w:name="List Bullet 5"/>
+    <w:lsdException w:unhideWhenUsed="0" w:uiPriority="0" w:semiHidden="0" w:name="List Number 2"/>
+    <w:lsdException w:unhideWhenUsed="0" w:uiPriority="0" w:semiHidden="0" w:name="List Number 3"/>
+    <w:lsdException w:unhideWhenUsed="0" w:uiPriority="0" w:semiHidden="0" w:name="List Number 4"/>
+    <w:lsdException w:unhideWhenUsed="0" w:uiPriority="0" w:semiHidden="0" w:name="List Number 5"/>
+    <w:lsdException w:qFormat="1" w:unhideWhenUsed="0" w:uiPriority="0" w:semiHidden="0" w:name="Title"/>
+    <w:lsdException w:unhideWhenUsed="0" w:uiPriority="0" w:semiHidden="0" w:name="Closing"/>
+    <w:lsdException w:unhideWhenUsed="0" w:uiPriority="0" w:semiHidden="0" w:name="Signature"/>
+    <w:lsdException w:qFormat="1" w:unhideWhenUsed="0" w:uiPriority="0" w:name="Default Paragraph Font"/>
+    <w:lsdException w:qFormat="1" w:unhideWhenUsed="0" w:uiPriority="0" w:name="Body Text"/>
+    <w:lsdException w:unhideWhenUsed="0" w:uiPriority="0" w:semiHidden="0" w:name="Body Text Indent"/>
+    <w:lsdException w:unhideWhenUsed="0" w:uiPriority="0" w:semiHidden="0" w:name="List Continue"/>
+    <w:lsdException w:unhideWhenUsed="0" w:uiPriority="0" w:semiHidden="0" w:name="List Continue 2"/>
+    <w:lsdException w:unhideWhenUsed="0" w:uiPriority="0" w:semiHidden="0" w:name="List Continue 3"/>
+    <w:lsdException w:unhideWhenUsed="0" w:uiPriority="0" w:semiHidden="0" w:name="List Continue 4"/>
+    <w:lsdException w:unhideWhenUsed="0" w:uiPriority="0" w:semiHidden="0" w:name="List Continue 5"/>
+    <w:lsdException w:unhideWhenUsed="0" w:uiPriority="0" w:semiHidden="0" w:name="Message Header"/>
+    <w:lsdException w:qFormat="1" w:unhideWhenUsed="0" w:uiPriority="0" w:semiHidden="0" w:name="Subtitle"/>
+    <w:lsdException w:unhideWhenUsed="0" w:uiPriority="0" w:semiHidden="0" w:name="Salutation"/>
+    <w:lsdException w:unhideWhenUsed="0" w:uiPriority="0" w:semiHidden="0" w:name="Date"/>
+    <w:lsdException w:unhideWhenUsed="0" w:uiPriority="0" w:semiHidden="0" w:name="Body Text First Indent"/>
+    <w:lsdException w:unhideWhenUsed="0" w:uiPriority="0" w:semiHidden="0" w:name="Body Text First Indent 2"/>
+    <w:lsdException w:uiPriority="99" w:name="Note Heading"/>
+    <w:lsdException w:unhideWhenUsed="0" w:uiPriority="0" w:semiHidden="0" w:name="Body Text 2"/>
+    <w:lsdException w:unhideWhenUsed="0" w:uiPriority="0" w:semiHidden="0" w:name="Body Text 3"/>
+    <w:lsdException w:unhideWhenUsed="0" w:uiPriority="0" w:semiHidden="0" w:name="Body Text Indent 2"/>
+    <w:lsdException w:unhideWhenUsed="0" w:uiPriority="0" w:semiHidden="0" w:name="Body Text Indent 3"/>
+    <w:lsdException w:unhideWhenUsed="0" w:uiPriority="0" w:semiHidden="0" w:name="Block Text"/>
+    <w:lsdException w:unhideWhenUsed="0" w:uiPriority="0" w:semiHidden="0" w:name="Hyperlink"/>
+    <w:lsdException w:unhideWhenUsed="0" w:uiPriority="0" w:semiHidden="0" w:name="FollowedHyperlink"/>
+    <w:lsdException w:qFormat="1" w:unhideWhenUsed="0" w:uiPriority="0" w:semiHidden="0" w:name="Strong"/>
+    <w:lsdException w:qFormat="1" w:unhideWhenUsed="0" w:uiPriority="0" w:semiHidden="0" w:name="Emphasis"/>
+    <w:lsdException w:unhideWhenUsed="0" w:uiPriority="0" w:semiHidden="0" w:name="Document Map"/>
+    <w:lsdException w:unhideWhenUsed="0" w:uiPriority="0" w:semiHidden="0" w:name="Plain Text"/>
+    <w:lsdException w:unhideWhenUsed="0" w:uiPriority="0" w:semiHidden="0" w:name="E-mail Signature"/>
+    <w:lsdException w:qFormat="1" w:unhideWhenUsed="0" w:uiPriority="0" w:semiHidden="0" w:name="Normal (Web)"/>
+    <w:lsdException w:unhideWhenUsed="0" w:uiPriority="0" w:semiHidden="0" w:name="HTML Acronym"/>
+    <w:lsdException w:unhideWhenUsed="0" w:uiPriority="0" w:semiHidden="0" w:name="HTML Address"/>
+    <w:lsdException w:unhideWhenUsed="0" w:uiPriority="0" w:semiHidden="0" w:name="HTML Cite"/>
+    <w:lsdException w:unhideWhenUsed="0" w:uiPriority="0" w:semiHidden="0" w:name="HTML Code"/>
+    <w:lsdException w:unhideWhenUsed="0" w:uiPriority="0" w:semiHidden="0" w:name="HTML Definition"/>
+    <w:lsdException w:unhideWhenUsed="0" w:uiPriority="0" w:semiHidden="0" w:name="HTML Keyboard"/>
+    <w:lsdException w:unhideWhenUsed="0" w:uiPriority="0" w:semiHidden="0" w:name="HTML Preformatted"/>
+    <w:lsdException w:unhideWhenUsed="0" w:uiPriority="0" w:semiHidden="0" w:name="HTML Sample"/>
+    <w:lsdException w:unhideWhenUsed="0" w:uiPriority="0" w:semiHidden="0" w:name="HTML Typewriter"/>
+    <w:lsdException w:unhideWhenUsed="0" w:uiPriority="0" w:semiHidden="0" w:name="HTML Variable"/>
+    <w:lsdException w:qFormat="1" w:unhideWhenUsed="0" w:uiPriority="0" w:name="Normal Table"/>
+    <w:lsdException w:unhideWhenUsed="0" w:uiPriority="0" w:semiHidden="0" w:name="annotation subject"/>
+    <w:lsdException w:unhideWhenUsed="0" w:uiPriority="0" w:semiHidden="0" w:name="Table Simple 1"/>
+    <w:lsdException w:unhideWhenUsed="0" w:uiPriority="0" w:semiHidden="0" w:name="Table Simple 2"/>
+    <w:lsdException w:unhideWhenUsed="0" w:uiPriority="0" w:semiHidden="0" w:name="Table Simple 3"/>
+    <w:lsdException w:unhideWhenUsed="0" w:uiPriority="0" w:semiHidden="0" w:name="Table Classic 1"/>
+    <w:lsdException w:unhideWhenUsed="0" w:uiPriority="0" w:semiHidden="0" w:name="Table Classic 2"/>
+    <w:lsdException w:unhideWhenUsed="0" w:uiPriority="0" w:semiHidden="0" w:name="Table Classic 3"/>
+    <w:lsdException w:unhideWhenUsed="0" w:uiPriority="0" w:semiHidden="0" w:name="Table Classic 4"/>
+    <w:lsdException w:unhideWhenUsed="0" w:uiPriority="0" w:semiHidden="0" w:name="Table Colorful 1"/>
+    <w:lsdException w:unhideWhenUsed="0" w:uiPriority="0" w:semiHidden="0" w:name="Table Colorful 2"/>
+    <w:lsdException w:unhideWhenUsed="0" w:uiPriority="0" w:semiHidden="0" w:name="Table Colorful 3"/>
+    <w:lsdException w:unhideWhenUsed="0" w:uiPriority="0" w:semiHidden="0" w:name="Table Columns 1"/>
+    <w:lsdException w:unhideWhenUsed="0" w:uiPriority="0" w:semiHidden="0" w:name="Table Columns 2"/>
+    <w:lsdException w:unhideWhenUsed="0" w:uiPriority="0" w:semiHidden="0" w:name="Table Columns 3"/>
+    <w:lsdException w:unhideWhenUsed="0" w:uiPriority="0" w:semiHidden="0" w:name="Table Columns 4"/>
+    <w:lsdException w:unhideWhenUsed="0" w:uiPriority="0" w:semiHidden="0" w:name="Table Columns 5"/>
+    <w:lsdException w:unhideWhenUsed="0" w:uiPriority="0" w:semiHidden="0" w:name="Table Grid 1"/>
+    <w:lsdException w:unhideWhenUsed="0" w:uiPriority="0" w:semiHidden="0" w:name="Table Grid 2"/>
+    <w:lsdException w:unhideWhenUsed="0" w:uiPriority="0" w:semiHidden="0" w:name="Table Grid 3"/>
+    <w:lsdException w:unhideWhenUsed="0" w:uiPriority="0" w:semiHidden="0" w:name="Table Grid 4"/>
+    <w:lsdException w:unhideWhenUsed="0" w:uiPriority="0" w:semiHidden="0" w:name="Table Grid 5"/>
+    <w:lsdException w:unhideWhenUsed="0" w:uiPriority="0" w:semiHidden="0" w:name="Table Grid 6"/>
+    <w:lsdException w:unhideWhenUsed="0" w:uiPriority="0" w:semiHidden="0" w:name="Table Grid 7"/>
+    <w:lsdException w:unhideWhenUsed="0" w:uiPriority="0" w:semiHidden="0" w:name="Table Grid 8"/>
+    <w:lsdException w:unhideWhenUsed="0" w:uiPriority="0" w:semiHidden="0" w:name="Table List 1"/>
+    <w:lsdException w:unhideWhenUsed="0" w:uiPriority="0" w:semiHidden="0" w:name="Table List 2"/>
+    <w:lsdException w:unhideWhenUsed="0" w:uiPriority="0" w:semiHidden="0" w:name="Table List 3"/>
+    <w:lsdException w:unhideWhenUsed="0" w:uiPriority="0" w:semiHidden="0" w:name="Table List 4"/>
+    <w:lsdException w:unhideWhenUsed="0" w:uiPriority="0" w:semiHidden="0" w:name="Table List 5"/>
+    <w:lsdException w:unhideWhenUsed="0" w:uiPriority="0" w:semiHidden="0" w:name="Table List 6"/>
+    <w:lsdException w:unhideWhenUsed="0" w:uiPriority="0" w:semiHidden="0" w:name="Table List 7"/>
+    <w:lsdException w:unhideWhenUsed="0" w:uiPriority="0" w:semiHidden="0" w:name="Table List 8"/>
+    <w:lsdException w:unhideWhenUsed="0" w:uiPriority="0" w:semiHidden="0" w:name="Table 3D effects 1"/>
+    <w:lsdException w:unhideWhenUsed="0" w:uiPriority="0" w:semiHidden="0" w:name="Table 3D effects 2"/>
+    <w:lsdException w:unhideWhenUsed="0" w:uiPriority="0" w:semiHidden="0" w:name="Table 3D effects 3"/>
+    <w:lsdException w:unhideWhenUsed="0" w:uiPriority="0" w:semiHidden="0" w:name="Table Contemporary"/>
+    <w:lsdException w:unhideWhenUsed="0" w:uiPriority="0" w:semiHidden="0" w:name="Table Elegant"/>
+    <w:lsdException w:unhideWhenUsed="0" w:uiPriority="0" w:semiHidden="0" w:name="Table Professional"/>
+    <w:lsdException w:unhideWhenUsed="0" w:uiPriority="0" w:semiHidden="0" w:name="Table Subtle 1"/>
+    <w:lsdException w:unhideWhenUsed="0" w:uiPriority="0" w:semiHidden="0" w:name="Table Subtle 2"/>
+    <w:lsdException w:unhideWhenUsed="0" w:uiPriority="0" w:semiHidden="0" w:name="Table Web 1"/>
+    <w:lsdException w:unhideWhenUsed="0" w:uiPriority="0" w:semiHidden="0" w:name="Table Web 2"/>
+    <w:lsdException w:unhideWhenUsed="0" w:uiPriority="0" w:semiHidden="0" w:name="Table Web 3"/>
+    <w:lsdException w:unhideWhenUsed="0" w:uiPriority="0" w:semiHidden="0" w:name="Balloon Text"/>
+    <w:lsdException w:qFormat="1" w:unhideWhenUsed="0" w:uiPriority="0" w:semiHidden="0" w:name="Table Grid"/>
+    <w:lsdException w:unhideWhenUsed="0" w:uiPriority="0" w:semiHidden="0" w:name="Table Theme"/>
+    <w:lsdException w:unhideWhenUsed="0" w:uiPriority="60" w:semiHidden="0" w:name="Light Shading"/>
+    <w:lsdException w:unhideWhenUsed="0" w:uiPriority="61" w:semiHidden="0" w:name="Light List"/>
+    <w:lsdException w:unhideWhenUsed="0" w:uiPriority="62" w:semiHidden="0" w:name="Light Grid"/>
+    <w:lsdException w:unhideWhenUsed="0" w:uiPriority="63" w:semiHidden="0" w:name="Medium Shading 1"/>
+    <w:lsdException w:unhideWhenUsed="0" w:uiPriority="64" w:semiHidden="0" w:name="Medium Shading 2"/>
+    <w:lsdException w:unhideWhenUsed="0" w:uiPriority="65" w:semiHidden="0" w:name="Medium List 1"/>
+    <w:lsdException w:unhideWhenUsed="0" w:uiPriority="66" w:semiHidden="0" w:name="Medium List 2"/>
+    <w:lsdException w:unhideWhenUsed="0" w:uiPriority="67" w:semiHidden="0" w:name="Medium Grid 1"/>
+    <w:lsdException w:unhideWhenUsed="0" w:uiPriority="68" w:semiHidden="0" w:name="Medium Grid 2"/>
+    <w:lsdException w:unhideWhenUsed="0" w:uiPriority="69" w:semiHidden="0" w:name="Medium Grid 3"/>
+    <w:lsdException w:unhideWhenUsed="0" w:uiPriority="70" w:semiHidden="0" w:name="Dark List"/>
+    <w:lsdException w:unhideWhenUsed="0" w:uiPriority="71" w:semiHidden="0" w:name="Colorful Shading"/>
+    <w:lsdException w:unhideWhenUsed="0" w:uiPriority="72" w:semiHidden="0" w:name="Colorful List"/>
+    <w:lsdException w:unhideWhenUsed="0" w:uiPriority="73" w:semiHidden="0" w:name="Colorful Grid"/>
+    <w:lsdException w:unhideWhenUsed="0" w:uiPriority="60" w:semiHidden="0" w:name="Light Shading Accent 1"/>
+    <w:lsdException w:unhideWhenUsed="0" w:uiPriority="61" w:semiHidden="0" w:name="Light List Accent 1"/>
+    <w:lsdException w:unhideWhenUsed="0" w:uiPriority="62" w:semiHidden="0" w:name="Light Grid Accent 1"/>
+    <w:lsdException w:unhideWhenUsed="0" w:uiPriority="63" w:semiHidden="0" w:name="Medium Shading 1 Accent 1"/>
+    <w:lsdException w:unhideWhenUsed="0" w:uiPriority="64" w:semiHidden="0" w:name="Medium Shading 2 Accent 1"/>
+    <w:lsdException w:unhideWhenUsed="0" w:uiPriority="65" w:semiHidden="0" w:name="Medium List 1 Accent 1"/>
+    <w:lsdException w:unhideWhenUsed="0" w:uiPriority="66" w:semiHidden="0" w:name="Medium List 2 Accent 1"/>
+    <w:lsdException w:unhideWhenUsed="0" w:uiPriority="67" w:semiHidden="0" w:name="Medium Grid 1 Accent 1"/>
+    <w:lsdException w:unhideWhenUsed="0" w:uiPriority="68" w:semiHidden="0" w:name="Medium Grid 2 Accent 1"/>
+    <w:lsdException w:unhideWhenUsed="0" w:uiPriority="69" w:semiHidden="0" w:name="Medium Grid 3 Accent 1"/>
+    <w:lsdException w:unhideWhenUsed="0" w:uiPriority="70" w:semiHidden="0" w:name="Dark List Accent 1"/>
+    <w:lsdException w:unhideWhenUsed="0" w:uiPriority="71" w:semiHidden="0" w:name="Colorful Shading Accent 1"/>
+    <w:lsdException w:unhideWhenUsed="0" w:uiPriority="72" w:semiHidden="0" w:name="Colorful List Accent 1"/>
+    <w:lsdException w:unhideWhenUsed="0" w:uiPriority="73" w:semiHidden="0" w:name="Colorful Grid Accent 1"/>
+    <w:lsdException w:unhideWhenUsed="0" w:uiPriority="60" w:semiHidden="0" w:name="Light Shading Accent 2"/>
+    <w:lsdException w:unhideWhenUsed="0" w:uiPriority="61" w:semiHidden="0" w:name="Light List Accent 2"/>
+    <w:lsdException w:unhideWhenUsed="0" w:uiPriority="62" w:semiHidden="0" w:name="Light Grid Accent 2"/>
+    <w:lsdException w:unhideWhenUsed="0" w:uiPriority="63" w:semiHidden="0" w:name="Medium Shading 1 Accent 2"/>
+    <w:lsdException w:unhideWhenUsed="0" w:uiPriority="64" w:semiHidden="0" w:name="Medium Shading 2 Accent 2"/>
+    <w:lsdException w:unhideWhenUsed="0" w:uiPriority="65" w:semiHidden="0" w:name="Medium List 1 Accent 2"/>
+    <w:lsdException w:unhideWhenUsed="0" w:uiPriority="66" w:semiHidden="0" w:name="Medium List 2 Accent 2"/>
+    <w:lsdException w:unhideWhenUsed="0" w:uiPriority="67" w:semiHidden="0" w:name="Medium Grid 1 Accent 2"/>
+    <w:lsdException w:unhideWhenUsed="0" w:uiPriority="68" w:semiHidden="0" w:name="Medium Grid 2 Accent 2"/>
+    <w:lsdException w:unhideWhenUsed="0" w:uiPriority="69" w:semiHidden="0" w:name="Medium Grid 3 Accent 2"/>
+    <w:lsdException w:unhideWhenUsed="0" w:uiPriority="70" w:semiHidden="0" w:name="Dark List Accent 2"/>
+    <w:lsdException w:unhideWhenUsed="0" w:uiPriority="71" w:semiHidden="0" w:name="Colorful Shading Accent 2"/>
+    <w:lsdException w:unhideWhenUsed="0" w:uiPriority="72" w:semiHidden="0" w:name="Colorful List Accent 2"/>
+    <w:lsdException w:unhideWhenUsed="0" w:uiPriority="73" w:semiHidden="0" w:name="Colorful Grid Accent 2"/>
+    <w:lsdException w:unhideWhenUsed="0" w:uiPriority="60" w:semiHidden="0" w:name="Light Shading Accent 3"/>
+    <w:lsdException w:unhideWhenUsed="0" w:uiPriority="61" w:semiHidden="0" w:name="Light List Accent 3"/>
+    <w:lsdException w:unhideWhenUsed="0" w:uiPriority="62" w:semiHidden="0" w:name="Light Grid Accent 3"/>
+    <w:lsdException w:unhideWhenUsed="0" w:uiPriority="63" w:semiHidden="0" w:name="Medium Shading 1 Accent 3"/>
+    <w:lsdException w:unhideWhenUsed="0" w:uiPriority="64" w:semiHidden="0" w:name="Medium Shading 2 Accent 3"/>
+    <w:lsdException w:unhideWhenUsed="0" w:uiPriority="65" w:semiHidden="0" w:name="Medium List 1 Accent 3"/>
+    <w:lsdException w:unhideWhenUsed="0" w:uiPriority="66" w:semiHidden="0" w:name="Medium List 2 Accent 3"/>
+    <w:lsdException w:unhideWhenUsed="0" w:uiPriority="67" w:semiHidden="0" w:name="Medium Grid 1 Accent 3"/>
+    <w:lsdException w:unhideWhenUsed="0" w:uiPriority="68" w:semiHidden="0" w:name="Medium Grid 2 Accent 3"/>
+    <w:lsdException w:unhideWhenUsed="0" w:uiPriority="69" w:semiHidden="0" w:name="Medium Grid 3 Accent 3"/>
+    <w:lsdException w:unhideWhenUsed="0" w:uiPriority="70" w:semiHidden="0" w:name="Dark List Accent 3"/>
+    <w:lsdException w:unhideWhenUsed="0" w:uiPriority="71" w:semiHidden="0" w:name="Colorful Shading Accent 3"/>
+    <w:lsdException w:unhideWhenUsed="0" w:uiPriority="72" w:semiHidden="0" w:name="Colorful List Accent 3"/>
+    <w:lsdException w:unhideWhenUsed="0" w:uiPriority="73" w:semiHidden="0" w:name="Colorful Grid Accent 3"/>
+    <w:lsdException w:unhideWhenUsed="0" w:uiPriority="60" w:semiHidden="0" w:name="Light Shading Accent 4"/>
+    <w:lsdException w:unhideWhenUsed="0" w:uiPriority="61" w:semiHidden="0" w:name="Light List Accent 4"/>
+    <w:lsdException w:unhideWhenUsed="0" w:uiPriority="62" w:semiHidden="0" w:name="Light Grid Accent 4"/>
+    <w:lsdException w:unhideWhenUsed="0" w:uiPriority="63" w:semiHidden="0" w:name="Medium Shading 1 Accent 4"/>
+    <w:lsdException w:unhideWhenUsed="0" w:uiPriority="64" w:semiHidden="0" w:name="Medium Shading 2 Accent 4"/>
+    <w:lsdException w:unhideWhenUsed="0" w:uiPriority="65" w:semiHidden="0" w:name="Medium List 1 Accent 4"/>
+    <w:lsdException w:unhideWhenUsed="0" w:uiPriority="66" w:semiHidden="0" w:name="Medium List 2 Accent 4"/>
+    <w:lsdException w:unhideWhenUsed="0" w:uiPriority="67" w:semiHidden="0" w:name="Medium Grid 1 Accent 4"/>
+    <w:lsdException w:unhideWhenUsed="0" w:uiPriority="68" w:semiHidden="0" w:name="Medium Grid 2 Accent 4"/>
+    <w:lsdException w:unhideWhenUsed="0" w:uiPriority="69" w:semiHidden="0" w:name="Medium Grid 3 Accent 4"/>
+    <w:lsdException w:unhideWhenUsed="0" w:uiPriority="70" w:semiHidden="0" w:name="Dark List Accent 4"/>
+    <w:lsdException w:unhideWhenUsed="0" w:uiPriority="71" w:semiHidden="0" w:name="Colorful Shading Accent 4"/>
+    <w:lsdException w:unhideWhenUsed="0" w:uiPriority="72" w:semiHidden="0" w:name="Colorful List Accent 4"/>
+    <w:lsdException w:unhideWhenUsed="0" w:uiPriority="73" w:semiHidden="0" w:name="Colorful Grid Accent 4"/>
+    <w:lsdException w:unhideWhenUsed="0" w:uiPriority="60" w:semiHidden="0" w:name="Light Shading Accent 5"/>
+    <w:lsdException w:unhideWhenUsed="0" w:uiPriority="61" w:semiHidden="0" w:name="Light List Accent 5"/>
+    <w:lsdException w:unhideWhenUsed="0" w:uiPriority="62" w:semiHidden="0" w:name="Light Grid Accent 5"/>
+    <w:lsdException w:unhideWhenUsed="0" w:uiPriority="63" w:semiHidden="0" w:name="Medium Shading 1 Accent 5"/>
+    <w:lsdException w:unhideWhenUsed="0" w:uiPriority="64" w:semiHidden="0" w:name="Medium Shading 2 Accent 5"/>
+    <w:lsdException w:unhideWhenUsed="0" w:uiPriority="65" w:semiHidden="0" w:name="Medium List 1 Accent 5"/>
+    <w:lsdException w:unhideWhenUsed="0" w:uiPriority="66" w:semiHidden="0" w:name="Medium List 2 Accent 5"/>
+    <w:lsdException w:unhideWhenUsed="0" w:uiPriority="67" w:semiHidden="0" w:name="Medium Grid 1 Accent 5"/>
+    <w:lsdException w:unhideWhenUsed="0" w:uiPriority="68" w:semiHidden="0" w:name="Medium Grid 2 Accent 5"/>
+    <w:lsdException w:unhideWhenUsed="0" w:uiPriority="69" w:semiHidden="0" w:name="Medium Grid 3 Accent 5"/>
+    <w:lsdException w:unhideWhenUsed="0" w:uiPriority="70" w:semiHidden="0" w:name="Dark List Accent 5"/>
+    <w:lsdException w:unhideWhenUsed="0" w:uiPriority="71" w:semiHidden="0" w:name="Colorful Shading Accent 5"/>
+    <w:lsdException w:unhideWhenUsed="0" w:uiPriority="72" w:semiHidden="0" w:name="Colorful List Accent 5"/>
+    <w:lsdException w:unhideWhenUsed="0" w:uiPriority="73" w:semiHidden="0" w:name="Colorful Grid Accent 5"/>
+    <w:lsdException w:unhideWhenUsed="0" w:uiPriority="60" w:semiHidden="0" w:name="Light Shading Accent 6"/>
+    <w:lsdException w:unhideWhenUsed="0" w:uiPriority="61" w:semiHidden="0" w:name="Light List Accent 6"/>
+    <w:lsdException w:unhideWhenUsed="0" w:uiPriority="62" w:semiHidden="0" w:name="Light Grid Accent 6"/>
+    <w:lsdException w:unhideWhenUsed="0" w:uiPriority="63" w:semiHidden="0" w:name="Medium Shading 1 Accent 6"/>
+    <w:lsdException w:unhideWhenUsed="0" w:uiPriority="64" w:semiHidden="0" w:name="Medium Shading 2 Accent 6"/>
+    <w:lsdException w:unhideWhenUsed="0" w:uiPriority="65" w:semiHidden="0" w:name="Medium List 1 Accent 6"/>
+    <w:lsdException w:unhideWhenUsed="0" w:uiPriority="66" w:semiHidden="0" w:name="Medium List 2 Accent 6"/>
+    <w:lsdException w:unhideWhenUsed="0" w:uiPriority="67" w:semiHidden="0" w:name="Medium Grid 1 Accent 6"/>
+    <w:lsdException w:unhideWhenUsed="0" w:uiPriority="68" w:semiHidden="0" w:name="Medium Grid 2 Accent 6"/>
+    <w:lsdException w:unhideWhenUsed="0" w:uiPriority="69" w:semiHidden="0" w:name="Medium Grid 3 Accent 6"/>
+    <w:lsdException w:unhideWhenUsed="0" w:uiPriority="70" w:semiHidden="0" w:name="Dark List Accent 6"/>
+    <w:lsdException w:unhideWhenUsed="0" w:uiPriority="71" w:semiHidden="0" w:name="Colorful Shading Accent 6"/>
+    <w:lsdException w:unhideWhenUsed="0" w:uiPriority="72" w:semiHidden="0" w:name="Colorful List Accent 6"/>
+    <w:lsdException w:unhideWhenUsed="0" w:uiPriority="73" w:semiHidden="0" w:name="Colorful Grid Accent 6"/>
   </w:latentStyles>
-  <w:style w:type="paragraph" w:default="1" w:styleId="Normal">
+  <w:style w:type="paragraph" w:default="1" w:styleId="1">
     <w:name w:val="Normal"/>
     <w:qFormat/>
+    <w:uiPriority w:val="0"/>
     <w:pPr>
       <w:kinsoku w:val="0"/>
       <w:autoSpaceDE w:val="0"/>
@@ -7788,7 +7904,7 @@
       <w:textAlignment w:val="baseline"/>
     </w:pPr>
     <w:rPr>
-      <w:rFonts w:ascii="Arial" w:eastAsia="宋体" w:hAnsi="Arial" w:cs="Arial"/>
+      <w:rFonts w:ascii="Arial" w:hAnsi="Arial" w:eastAsia="宋体" w:cs="Arial"/>
       <w:snapToGrid w:val="0"/>
       <w:color w:val="000000"/>
       <w:kern w:val="0"/>
@@ -7797,11 +7913,12 @@
       <w:lang w:val="en-US" w:eastAsia="en-US" w:bidi="ar-SA"/>
     </w:rPr>
   </w:style>
-  <w:style w:type="paragraph" w:styleId="Heading1">
+  <w:style w:type="paragraph" w:styleId="2">
     <w:name w:val="heading 1"/>
-    <w:basedOn w:val="Normal"/>
-    <w:next w:val="Normal"/>
+    <w:basedOn w:val="1"/>
+    <w:next w:val="1"/>
     <w:qFormat/>
+    <w:uiPriority w:val="0"/>
     <w:pPr>
       <w:keepNext/>
       <w:keepLines/>
@@ -7819,12 +7936,13 @@
       <w:sz w:val="44"/>
     </w:rPr>
   </w:style>
-  <w:style w:type="paragraph" w:styleId="Heading2">
+  <w:style w:type="paragraph" w:styleId="3">
     <w:name w:val="heading 2"/>
-    <w:basedOn w:val="Normal"/>
-    <w:next w:val="Normal"/>
+    <w:basedOn w:val="1"/>
+    <w:next w:val="1"/>
     <w:unhideWhenUsed/>
     <w:qFormat/>
+    <w:uiPriority w:val="0"/>
     <w:pPr>
       <w:keepNext/>
       <w:keepLines/>
@@ -7837,18 +7955,19 @@
       <w:outlineLvl w:val="1"/>
     </w:pPr>
     <w:rPr>
-      <w:rFonts w:ascii="Arial" w:eastAsia="黑体" w:hAnsi="Arial"/>
+      <w:rFonts w:ascii="Arial" w:hAnsi="Arial" w:eastAsia="黑体"/>
       <w:b/>
       <w:sz w:val="32"/>
     </w:rPr>
   </w:style>
-  <w:style w:type="paragraph" w:styleId="Heading3">
+  <w:style w:type="paragraph" w:styleId="4">
     <w:name w:val="heading 3"/>
-    <w:basedOn w:val="Normal"/>
-    <w:next w:val="Normal"/>
+    <w:basedOn w:val="1"/>
+    <w:next w:val="1"/>
     <w:semiHidden/>
     <w:unhideWhenUsed/>
     <w:qFormat/>
+    <w:uiPriority w:val="0"/>
     <w:pPr>
       <w:keepNext/>
       <w:keepLines/>
@@ -7865,12 +7984,13 @@
       <w:sz w:val="32"/>
     </w:rPr>
   </w:style>
-  <w:style w:type="paragraph" w:styleId="Heading4">
+  <w:style w:type="paragraph" w:styleId="5">
     <w:name w:val="heading 4"/>
-    <w:basedOn w:val="Normal"/>
-    <w:next w:val="Normal"/>
+    <w:basedOn w:val="1"/>
+    <w:next w:val="1"/>
     <w:unhideWhenUsed/>
     <w:qFormat/>
+    <w:uiPriority w:val="0"/>
     <w:pPr>
       <w:keepNext/>
       <w:keepLines/>
@@ -7883,18 +8003,19 @@
       <w:outlineLvl w:val="3"/>
     </w:pPr>
     <w:rPr>
-      <w:rFonts w:ascii="Arial" w:eastAsia="黑体" w:hAnsi="Arial"/>
+      <w:rFonts w:ascii="Arial" w:hAnsi="Arial" w:eastAsia="黑体"/>
       <w:b/>
       <w:sz w:val="28"/>
     </w:rPr>
   </w:style>
-  <w:style w:type="paragraph" w:styleId="Heading5">
+  <w:style w:type="paragraph" w:styleId="6">
     <w:name w:val="heading 5"/>
-    <w:basedOn w:val="Normal"/>
-    <w:next w:val="Normal"/>
+    <w:basedOn w:val="1"/>
+    <w:next w:val="1"/>
     <w:semiHidden/>
     <w:unhideWhenUsed/>
     <w:qFormat/>
+    <w:uiPriority w:val="0"/>
     <w:pPr>
       <w:keepNext/>
       <w:keepLines/>
@@ -7911,13 +8032,14 @@
       <w:sz w:val="28"/>
     </w:rPr>
   </w:style>
-  <w:style w:type="paragraph" w:styleId="Heading6">
+  <w:style w:type="paragraph" w:styleId="7">
     <w:name w:val="heading 6"/>
-    <w:basedOn w:val="Normal"/>
-    <w:next w:val="Normal"/>
+    <w:basedOn w:val="1"/>
+    <w:next w:val="1"/>
     <w:semiHidden/>
     <w:unhideWhenUsed/>
     <w:qFormat/>
+    <w:uiPriority w:val="0"/>
     <w:pPr>
       <w:keepNext/>
       <w:keepLines/>
@@ -7930,18 +8052,19 @@
       <w:outlineLvl w:val="5"/>
     </w:pPr>
     <w:rPr>
-      <w:rFonts w:ascii="Arial" w:eastAsia="黑体" w:hAnsi="Arial"/>
+      <w:rFonts w:ascii="Arial" w:hAnsi="Arial" w:eastAsia="黑体"/>
       <w:b/>
       <w:sz w:val="24"/>
     </w:rPr>
   </w:style>
-  <w:style w:type="paragraph" w:styleId="Heading7">
+  <w:style w:type="paragraph" w:styleId="8">
     <w:name w:val="heading 7"/>
-    <w:basedOn w:val="Normal"/>
-    <w:next w:val="Normal"/>
+    <w:basedOn w:val="1"/>
+    <w:next w:val="1"/>
     <w:semiHidden/>
     <w:unhideWhenUsed/>
     <w:qFormat/>
+    <w:uiPriority w:val="0"/>
     <w:pPr>
       <w:keepNext/>
       <w:keepLines/>
@@ -7958,13 +8081,14 @@
       <w:sz w:val="24"/>
     </w:rPr>
   </w:style>
-  <w:style w:type="paragraph" w:styleId="Heading8">
+  <w:style w:type="paragraph" w:styleId="9">
     <w:name w:val="heading 8"/>
-    <w:basedOn w:val="Normal"/>
-    <w:next w:val="Normal"/>
+    <w:basedOn w:val="1"/>
+    <w:next w:val="1"/>
     <w:semiHidden/>
     <w:unhideWhenUsed/>
     <w:qFormat/>
+    <w:uiPriority w:val="0"/>
     <w:pPr>
       <w:keepNext/>
       <w:keepLines/>
@@ -7977,17 +8101,18 @@
       <w:outlineLvl w:val="7"/>
     </w:pPr>
     <w:rPr>
-      <w:rFonts w:ascii="Arial" w:eastAsia="黑体" w:hAnsi="Arial"/>
+      <w:rFonts w:ascii="Arial" w:hAnsi="Arial" w:eastAsia="黑体"/>
       <w:sz w:val="24"/>
     </w:rPr>
   </w:style>
-  <w:style w:type="paragraph" w:styleId="Heading9">
+  <w:style w:type="paragraph" w:styleId="10">
     <w:name w:val="heading 9"/>
-    <w:basedOn w:val="Normal"/>
-    <w:next w:val="Normal"/>
+    <w:basedOn w:val="1"/>
+    <w:next w:val="1"/>
     <w:semiHidden/>
     <w:unhideWhenUsed/>
     <w:qFormat/>
+    <w:uiPriority w:val="0"/>
     <w:pPr>
       <w:keepNext/>
       <w:keepLines/>
@@ -8000,19 +8125,21 @@
       <w:outlineLvl w:val="8"/>
     </w:pPr>
     <w:rPr>
-      <w:rFonts w:ascii="Arial" w:eastAsia="黑体" w:hAnsi="Arial"/>
+      <w:rFonts w:ascii="Arial" w:hAnsi="Arial" w:eastAsia="黑体"/>
       <w:sz w:val="21"/>
     </w:rPr>
   </w:style>
-  <w:style w:type="character" w:default="1" w:styleId="DefaultParagraphFont">
+  <w:style w:type="character" w:default="1" w:styleId="22">
     <w:name w:val="Default Paragraph Font"/>
     <w:semiHidden/>
     <w:qFormat/>
+    <w:uiPriority w:val="0"/>
   </w:style>
-  <w:style w:type="table" w:default="1" w:styleId="TableNormal">
+  <w:style w:type="table" w:default="1" w:styleId="20">
     <w:name w:val="Normal Table"/>
     <w:semiHidden/>
     <w:qFormat/>
+    <w:uiPriority w:val="0"/>
     <w:tblPr>
       <w:tblCellMar>
         <w:top w:w="0" w:type="dxa"/>
@@ -8022,39 +8149,43 @@
       </w:tblCellMar>
     </w:tblPr>
   </w:style>
-  <w:style w:type="paragraph" w:styleId="CommentText">
+  <w:style w:type="paragraph" w:styleId="11">
     <w:name w:val="annotation text"/>
-    <w:basedOn w:val="Normal"/>
+    <w:basedOn w:val="1"/>
     <w:qFormat/>
+    <w:uiPriority w:val="0"/>
     <w:pPr>
       <w:jc w:val="left"/>
     </w:pPr>
   </w:style>
-  <w:style w:type="paragraph" w:styleId="BodyText">
+  <w:style w:type="paragraph" w:styleId="12">
     <w:name w:val="Body Text"/>
-    <w:basedOn w:val="Normal"/>
+    <w:basedOn w:val="1"/>
     <w:semiHidden/>
     <w:qFormat/>
+    <w:uiPriority w:val="0"/>
     <w:rPr>
-      <w:rFonts w:ascii="Arial" w:eastAsia="Arial" w:hAnsi="Arial" w:cs="Arial"/>
+      <w:rFonts w:ascii="Arial" w:hAnsi="Arial" w:eastAsia="Arial" w:cs="Arial"/>
       <w:sz w:val="21"/>
       <w:szCs w:val="21"/>
       <w:lang w:val="en-US" w:eastAsia="en-US" w:bidi="ar-SA"/>
     </w:rPr>
   </w:style>
-  <w:style w:type="paragraph" w:styleId="TOC3">
+  <w:style w:type="paragraph" w:styleId="13">
     <w:name w:val="toc 3"/>
-    <w:basedOn w:val="Normal"/>
-    <w:next w:val="Normal"/>
+    <w:basedOn w:val="1"/>
+    <w:next w:val="1"/>
     <w:qFormat/>
+    <w:uiPriority w:val="0"/>
     <w:pPr>
       <w:ind w:left="840" w:leftChars="400"/>
     </w:pPr>
   </w:style>
-  <w:style w:type="paragraph" w:styleId="Footer">
+  <w:style w:type="paragraph" w:styleId="14">
     <w:name w:val="footer"/>
-    <w:basedOn w:val="Normal"/>
+    <w:basedOn w:val="1"/>
     <w:qFormat/>
+    <w:uiPriority w:val="0"/>
     <w:pPr>
       <w:tabs>
         <w:tab w:val="center" w:pos="4153"/>
@@ -8067,16 +8198,17 @@
       <w:sz w:val="18"/>
     </w:rPr>
   </w:style>
-  <w:style w:type="paragraph" w:styleId="Header">
+  <w:style w:type="paragraph" w:styleId="15">
     <w:name w:val="header"/>
-    <w:basedOn w:val="Normal"/>
+    <w:basedOn w:val="1"/>
     <w:qFormat/>
+    <w:uiPriority w:val="0"/>
     <w:pPr>
       <w:pBdr>
-        <w:top w:val="nil"/>
-        <w:left w:val="nil"/>
-        <w:bottom w:val="nil"/>
-        <w:right w:val="nil"/>
+        <w:top w:val="none" w:color="auto" w:sz="0" w:space="0"/>
+        <w:left w:val="none" w:color="auto" w:sz="0" w:space="0"/>
+        <w:bottom w:val="none" w:color="auto" w:sz="0" w:space="0"/>
+        <w:right w:val="none" w:color="auto" w:sz="0" w:space="0"/>
       </w:pBdr>
       <w:tabs>
         <w:tab w:val="center" w:pos="4153"/>
@@ -8091,37 +8223,41 @@
       <w:sz w:val="18"/>
     </w:rPr>
   </w:style>
-  <w:style w:type="paragraph" w:styleId="TOC1">
+  <w:style w:type="paragraph" w:styleId="16">
     <w:name w:val="toc 1"/>
-    <w:basedOn w:val="Normal"/>
-    <w:next w:val="Normal"/>
+    <w:basedOn w:val="1"/>
+    <w:next w:val="1"/>
     <w:qFormat/>
+    <w:uiPriority w:val="0"/>
     <w:rPr>
-      <w:rFonts w:ascii="Arial" w:eastAsia="Microsoft JhengHei" w:hAnsi="Arial"/>
+      <w:rFonts w:ascii="Arial" w:hAnsi="Arial" w:eastAsia="Microsoft JhengHei"/>
       <w:sz w:val="24"/>
     </w:rPr>
   </w:style>
-  <w:style w:type="paragraph" w:styleId="TOC2">
+  <w:style w:type="paragraph" w:styleId="17">
     <w:name w:val="toc 2"/>
-    <w:basedOn w:val="Normal"/>
-    <w:next w:val="Normal"/>
+    <w:basedOn w:val="1"/>
+    <w:next w:val="1"/>
     <w:qFormat/>
+    <w:uiPriority w:val="0"/>
     <w:pPr>
       <w:ind w:left="420" w:leftChars="200"/>
     </w:pPr>
   </w:style>
-  <w:style w:type="paragraph" w:styleId="NormalWeb">
+  <w:style w:type="paragraph" w:styleId="18">
     <w:name w:val="Normal (Web)"/>
-    <w:basedOn w:val="Normal"/>
+    <w:basedOn w:val="1"/>
     <w:qFormat/>
+    <w:uiPriority w:val="0"/>
     <w:rPr>
       <w:sz w:val="24"/>
     </w:rPr>
   </w:style>
-  <w:style w:type="paragraph" w:styleId="Title">
+  <w:style w:type="paragraph" w:styleId="19">
     <w:name w:val="Title"/>
-    <w:basedOn w:val="Normal"/>
+    <w:basedOn w:val="1"/>
     <w:qFormat/>
+    <w:uiPriority w:val="0"/>
     <w:pPr>
       <w:spacing w:before="240" w:beforeLines="0" w:beforeAutospacing="0" w:after="60" w:afterLines="0" w:afterAutospacing="0"/>
       <w:jc w:val="center"/>
@@ -8133,38 +8269,41 @@
       <w:sz w:val="32"/>
     </w:rPr>
   </w:style>
-  <w:style w:type="table" w:styleId="TableGrid">
+  <w:style w:type="table" w:styleId="21">
     <w:name w:val="Table Grid"/>
-    <w:basedOn w:val="TableNormal"/>
+    <w:basedOn w:val="20"/>
     <w:qFormat/>
+    <w:uiPriority w:val="0"/>
     <w:pPr>
       <w:widowControl w:val="0"/>
       <w:jc w:val="both"/>
     </w:pPr>
     <w:tblPr>
       <w:tblBorders>
-        <w:top w:val="single" w:sz="4" w:space="0" w:color="auto"/>
-        <w:left w:val="single" w:sz="4" w:space="0" w:color="auto"/>
-        <w:bottom w:val="single" w:sz="4" w:space="0" w:color="auto"/>
-        <w:right w:val="single" w:sz="4" w:space="0" w:color="auto"/>
-        <w:insideH w:val="single" w:sz="4" w:space="0" w:color="auto"/>
-        <w:insideV w:val="single" w:sz="4" w:space="0" w:color="auto"/>
+        <w:top w:val="single" w:color="auto" w:sz="4" w:space="0"/>
+        <w:left w:val="single" w:color="auto" w:sz="4" w:space="0"/>
+        <w:bottom w:val="single" w:color="auto" w:sz="4" w:space="0"/>
+        <w:right w:val="single" w:color="auto" w:sz="4" w:space="0"/>
+        <w:insideH w:val="single" w:color="auto" w:sz="4" w:space="0"/>
+        <w:insideV w:val="single" w:color="auto" w:sz="4" w:space="0"/>
       </w:tblBorders>
     </w:tblPr>
   </w:style>
-  <w:style w:type="character" w:styleId="Strong">
+  <w:style w:type="character" w:styleId="23">
     <w:name w:val="Strong"/>
-    <w:basedOn w:val="DefaultParagraphFont"/>
+    <w:basedOn w:val="22"/>
     <w:qFormat/>
+    <w:uiPriority w:val="0"/>
     <w:rPr>
       <w:b/>
     </w:rPr>
   </w:style>
-  <w:style w:type="table" w:customStyle="1" w:styleId="TableNormal0">
+  <w:style w:type="table" w:customStyle="1" w:styleId="24">
     <w:name w:val="Table Normal_0"/>
     <w:semiHidden/>
     <w:unhideWhenUsed/>
     <w:qFormat/>
+    <w:uiPriority w:val="0"/>
     <w:tblPr>
       <w:tblCellMar>
         <w:top w:w="0" w:type="dxa"/>
@@ -8174,81 +8313,87 @@
       </w:tblCellMar>
     </w:tblPr>
   </w:style>
-  <w:style w:type="paragraph" w:customStyle="1" w:styleId="TableText">
+  <w:style w:type="paragraph" w:customStyle="1" w:styleId="25">
     <w:name w:val="Table Text"/>
-    <w:basedOn w:val="Normal"/>
+    <w:basedOn w:val="1"/>
     <w:semiHidden/>
     <w:qFormat/>
+    <w:uiPriority w:val="0"/>
     <w:rPr>
-      <w:rFonts w:ascii="宋体" w:eastAsia="宋体" w:hAnsi="宋体" w:cs="宋体"/>
+      <w:rFonts w:ascii="宋体" w:hAnsi="宋体" w:eastAsia="宋体" w:cs="宋体"/>
       <w:sz w:val="21"/>
       <w:szCs w:val="21"/>
       <w:lang w:val="en-US" w:eastAsia="en-US" w:bidi="ar-SA"/>
     </w:rPr>
   </w:style>
-  <w:style w:type="paragraph" w:customStyle="1" w:styleId="1">
+  <w:style w:type="paragraph" w:customStyle="1" w:styleId="26">
     <w:name w:val="柴_标题1"/>
-    <w:basedOn w:val="Heading1"/>
-    <w:next w:val="a"/>
-    <w:link w:val="1Char"/>
+    <w:basedOn w:val="2"/>
+    <w:next w:val="27"/>
+    <w:link w:val="40"/>
     <w:qFormat/>
+    <w:uiPriority w:val="0"/>
     <w:pPr>
       <w:spacing w:before="100" w:after="90" w:line="360" w:lineRule="auto"/>
     </w:pPr>
     <w:rPr>
-      <w:rFonts w:ascii="Arial" w:eastAsia="宋体" w:hAnsi="Arial"/>
+      <w:rFonts w:ascii="Arial" w:hAnsi="Arial" w:eastAsia="宋体"/>
       <w:sz w:val="32"/>
     </w:rPr>
   </w:style>
-  <w:style w:type="paragraph" w:customStyle="1" w:styleId="a">
+  <w:style w:type="paragraph" w:customStyle="1" w:styleId="27">
     <w:name w:val="柴_正文"/>
-    <w:basedOn w:val="BodyText"/>
-    <w:link w:val="Char"/>
+    <w:basedOn w:val="12"/>
+    <w:link w:val="43"/>
     <w:qFormat/>
+    <w:uiPriority w:val="0"/>
     <w:pPr>
       <w:spacing w:line="360" w:lineRule="auto"/>
       <w:ind w:firstLine="470" w:firstLineChars="200"/>
     </w:pPr>
     <w:rPr>
-      <w:rFonts w:ascii="Arial" w:eastAsia="宋体" w:hAnsi="Arial"/>
+      <w:rFonts w:ascii="Arial" w:hAnsi="Arial" w:eastAsia="宋体"/>
       <w:sz w:val="24"/>
       <w:lang w:eastAsia="zh-CN"/>
     </w:rPr>
   </w:style>
-  <w:style w:type="paragraph" w:customStyle="1" w:styleId="2">
+  <w:style w:type="paragraph" w:customStyle="1" w:styleId="28">
     <w:name w:val="柴_标题2"/>
-    <w:basedOn w:val="Heading2"/>
-    <w:next w:val="a"/>
+    <w:basedOn w:val="3"/>
+    <w:next w:val="27"/>
     <w:qFormat/>
+    <w:uiPriority w:val="0"/>
     <w:pPr>
       <w:spacing w:line="360" w:lineRule="auto"/>
     </w:pPr>
     <w:rPr>
-      <w:rFonts w:ascii="Arial" w:eastAsia="宋体" w:hAnsi="Arial"/>
+      <w:rFonts w:ascii="Arial" w:hAnsi="Arial" w:eastAsia="宋体"/>
       <w:sz w:val="28"/>
     </w:rPr>
   </w:style>
-  <w:style w:type="paragraph" w:customStyle="1" w:styleId="3">
+  <w:style w:type="paragraph" w:customStyle="1" w:styleId="29">
     <w:name w:val="柴_标题3"/>
-    <w:basedOn w:val="Heading3"/>
-    <w:next w:val="a"/>
+    <w:basedOn w:val="4"/>
+    <w:next w:val="27"/>
     <w:qFormat/>
+    <w:uiPriority w:val="0"/>
     <w:pPr>
       <w:spacing w:line="360" w:lineRule="auto"/>
       <w:ind w:left="0" w:firstLine="472" w:firstLineChars="200"/>
     </w:pPr>
     <w:rPr>
-      <w:rFonts w:ascii="宋体" w:eastAsia="宋体" w:hAnsi="宋体" w:cs="宋体"/>
+      <w:rFonts w:ascii="宋体" w:hAnsi="宋体" w:eastAsia="宋体" w:cs="宋体"/>
       <w:spacing w:val="-2"/>
       <w:sz w:val="24"/>
       <w:szCs w:val="24"/>
     </w:rPr>
   </w:style>
-  <w:style w:type="paragraph" w:customStyle="1" w:styleId="a0">
+  <w:style w:type="paragraph" w:customStyle="1" w:styleId="30">
     <w:name w:val="柴_目录"/>
-    <w:basedOn w:val="Normal"/>
-    <w:next w:val="BodyText"/>
+    <w:basedOn w:val="1"/>
+    <w:next w:val="12"/>
     <w:qFormat/>
+    <w:uiPriority w:val="0"/>
     <w:pPr>
       <w:tabs>
         <w:tab w:val="right" w:leader="dot" w:pos="8442"/>
@@ -8256,28 +8401,30 @@
       <w:ind w:left="0" w:leftChars="0"/>
     </w:pPr>
     <w:rPr>
-      <w:rFonts w:ascii="Arial" w:eastAsia="Microsoft JhengHei" w:hAnsi="Arial"/>
+      <w:rFonts w:ascii="Arial" w:hAnsi="Arial" w:eastAsia="Microsoft JhengHei"/>
       <w:sz w:val="24"/>
     </w:rPr>
   </w:style>
-  <w:style w:type="character" w:customStyle="1" w:styleId="font21">
+  <w:style w:type="character" w:customStyle="1" w:styleId="31">
     <w:name w:val="font21"/>
-    <w:basedOn w:val="DefaultParagraphFont"/>
+    <w:basedOn w:val="22"/>
     <w:qFormat/>
+    <w:uiPriority w:val="0"/>
     <w:rPr>
-      <w:rFonts w:ascii="宋体" w:eastAsia="宋体" w:hAnsi="宋体" w:cs="宋体" w:hint="eastAsia"/>
+      <w:rFonts w:hint="eastAsia" w:ascii="宋体" w:hAnsi="宋体" w:eastAsia="宋体" w:cs="宋体"/>
       <w:color w:val="000000"/>
       <w:sz w:val="24"/>
       <w:szCs w:val="24"/>
       <w:u w:val="none"/>
     </w:rPr>
   </w:style>
-  <w:style w:type="character" w:customStyle="1" w:styleId="font11">
+  <w:style w:type="character" w:customStyle="1" w:styleId="32">
     <w:name w:val="font11"/>
-    <w:basedOn w:val="DefaultParagraphFont"/>
+    <w:basedOn w:val="22"/>
     <w:qFormat/>
+    <w:uiPriority w:val="0"/>
     <w:rPr>
-      <w:rFonts w:ascii="宋体" w:eastAsia="宋体" w:hAnsi="宋体" w:cs="宋体" w:hint="eastAsia"/>
+      <w:rFonts w:hint="eastAsia" w:ascii="宋体" w:hAnsi="宋体" w:eastAsia="宋体" w:cs="宋体"/>
       <w:b/>
       <w:bCs/>
       <w:color w:val="000000"/>
@@ -8286,85 +8433,92 @@
       <w:u w:val="none"/>
     </w:rPr>
   </w:style>
-  <w:style w:type="paragraph" w:customStyle="1" w:styleId="a1">
+  <w:style w:type="paragraph" w:customStyle="1" w:styleId="33">
     <w:name w:val="柴_公司名"/>
-    <w:basedOn w:val="Title"/>
+    <w:basedOn w:val="19"/>
     <w:qFormat/>
+    <w:uiPriority w:val="0"/>
     <w:pPr>
       <w:spacing w:after="600" w:afterLines="600"/>
     </w:pPr>
     <w:rPr>
-      <w:rFonts w:ascii="宋体" w:eastAsia="宋体" w:hAnsi="宋体" w:cs="宋体" w:hint="eastAsia"/>
+      <w:rFonts w:hint="eastAsia" w:ascii="宋体" w:hAnsi="宋体" w:eastAsia="宋体" w:cs="宋体"/>
       <w:bCs/>
       <w:spacing w:val="-6"/>
       <w:sz w:val="52"/>
       <w:szCs w:val="52"/>
     </w:rPr>
   </w:style>
-  <w:style w:type="paragraph" w:customStyle="1" w:styleId="a2">
+  <w:style w:type="paragraph" w:customStyle="1" w:styleId="34">
     <w:name w:val="柴_文档名"/>
-    <w:basedOn w:val="Title"/>
+    <w:basedOn w:val="19"/>
     <w:qFormat/>
+    <w:uiPriority w:val="0"/>
     <w:pPr>
       <w:spacing w:after="900" w:afterLines="900"/>
     </w:pPr>
     <w:rPr>
-      <w:rFonts w:ascii="黑体" w:eastAsia="黑体" w:hAnsi="黑体" w:cs="黑体"/>
+      <w:rFonts w:ascii="黑体" w:hAnsi="黑体" w:eastAsia="黑体" w:cs="黑体"/>
       <w:bCs/>
       <w:spacing w:val="-7"/>
       <w:sz w:val="52"/>
       <w:szCs w:val="52"/>
     </w:rPr>
   </w:style>
-  <w:style w:type="paragraph" w:customStyle="1" w:styleId="WPSOffice1">
+  <w:style w:type="paragraph" w:customStyle="1" w:styleId="35">
     <w:name w:val="WPSOffice手动目录 1"/>
     <w:qFormat/>
+    <w:uiPriority w:val="0"/>
     <w:pPr>
       <w:ind w:leftChars="0"/>
     </w:pPr>
     <w:rPr>
-      <w:rFonts w:ascii="Times New Roman" w:eastAsia="宋体" w:hAnsi="Times New Roman" w:cs="Times New Roman"/>
+      <w:rFonts w:ascii="Times New Roman" w:hAnsi="Times New Roman" w:eastAsia="宋体" w:cs="Times New Roman"/>
       <w:sz w:val="20"/>
       <w:szCs w:val="20"/>
     </w:rPr>
   </w:style>
-  <w:style w:type="paragraph" w:customStyle="1" w:styleId="WPSOffice2">
+  <w:style w:type="paragraph" w:customStyle="1" w:styleId="36">
     <w:name w:val="WPSOffice手动目录 2"/>
     <w:qFormat/>
+    <w:uiPriority w:val="0"/>
     <w:pPr>
       <w:ind w:leftChars="200"/>
     </w:pPr>
     <w:rPr>
-      <w:rFonts w:ascii="Times New Roman" w:eastAsia="宋体" w:hAnsi="Times New Roman" w:cs="Times New Roman"/>
+      <w:rFonts w:ascii="Times New Roman" w:hAnsi="Times New Roman" w:eastAsia="宋体" w:cs="Times New Roman"/>
       <w:sz w:val="20"/>
       <w:szCs w:val="20"/>
     </w:rPr>
   </w:style>
-  <w:style w:type="paragraph" w:customStyle="1" w:styleId="WPSOffice3">
+  <w:style w:type="paragraph" w:customStyle="1" w:styleId="37">
     <w:name w:val="WPSOffice手动目录 3"/>
     <w:qFormat/>
+    <w:uiPriority w:val="0"/>
     <w:pPr>
       <w:ind w:leftChars="400"/>
     </w:pPr>
     <w:rPr>
-      <w:rFonts w:ascii="Times New Roman" w:eastAsia="宋体" w:hAnsi="Times New Roman" w:cs="Times New Roman"/>
+      <w:rFonts w:ascii="Times New Roman" w:hAnsi="Times New Roman" w:eastAsia="宋体" w:cs="Times New Roman"/>
       <w:sz w:val="20"/>
       <w:szCs w:val="20"/>
     </w:rPr>
   </w:style>
-  <w:style w:type="paragraph" w:customStyle="1" w:styleId="Compact">
+  <w:style w:type="paragraph" w:customStyle="1" w:styleId="38">
     <w:name w:val="Compact"/>
-    <w:basedOn w:val="BodyText"/>
+    <w:basedOn w:val="12"/>
     <w:qFormat/>
+    <w:uiPriority w:val="0"/>
     <w:pPr>
       <w:spacing w:before="36" w:after="36"/>
     </w:pPr>
   </w:style>
-  <w:style w:type="table" w:customStyle="1" w:styleId="Table">
+  <w:style w:type="table" w:customStyle="1" w:styleId="39">
     <w:name w:val="Table"/>
     <w:semiHidden/>
     <w:unhideWhenUsed/>
     <w:qFormat/>
+    <w:uiPriority w:val="0"/>
     <w:tblPr>
       <w:tblCellMar>
         <w:top w:w="0" w:type="dxa"/>
@@ -8376,25 +8530,27 @@
     <w:tblStylePr w:type="firstRow">
       <w:tcPr>
         <w:tcBorders>
-          <w:bottom w:val="single" w:sz="0" w:space="0" w:color="auto"/>
+          <w:bottom w:val="single" w:color="auto" w:sz="0" w:space="0"/>
         </w:tcBorders>
         <w:vAlign w:val="bottom"/>
       </w:tcPr>
     </w:tblStylePr>
   </w:style>
-  <w:style w:type="character" w:customStyle="1" w:styleId="1Char">
+  <w:style w:type="character" w:customStyle="1" w:styleId="40">
     <w:name w:val="柴_标题1 Char"/>
-    <w:link w:val="1"/>
+    <w:link w:val="26"/>
     <w:qFormat/>
+    <w:uiPriority w:val="0"/>
     <w:rPr>
-      <w:rFonts w:ascii="Arial" w:eastAsia="宋体" w:hAnsi="Arial"/>
+      <w:rFonts w:ascii="Arial" w:hAnsi="Arial" w:eastAsia="宋体"/>
       <w:sz w:val="32"/>
     </w:rPr>
   </w:style>
-  <w:style w:type="paragraph" w:customStyle="1" w:styleId="a3">
+  <w:style w:type="paragraph" w:customStyle="1" w:styleId="41">
     <w:name w:val="柴_正文_无缩进"/>
-    <w:basedOn w:val="Normal"/>
+    <w:basedOn w:val="1"/>
     <w:qFormat/>
+    <w:uiPriority w:val="0"/>
     <w:pPr>
       <w:ind w:firstLine="0" w:firstLineChars="0"/>
     </w:pPr>
@@ -8404,29 +8560,31 @@
       <w:lang w:eastAsia="zh-CN"/>
     </w:rPr>
   </w:style>
-  <w:style w:type="paragraph" w:customStyle="1" w:styleId="4">
+  <w:style w:type="paragraph" w:customStyle="1" w:styleId="42">
     <w:name w:val="柴_标题4"/>
-    <w:basedOn w:val="Heading4"/>
-    <w:next w:val="Normal"/>
+    <w:basedOn w:val="5"/>
+    <w:next w:val="1"/>
     <w:qFormat/>
+    <w:uiPriority w:val="0"/>
     <w:pPr>
       <w:widowControl w:val="0"/>
       <w:spacing w:before="160" w:line="360" w:lineRule="auto"/>
-      <w:ind w:left="981" w:hanging="862" w:leftChars="300"/>
+      <w:ind w:left="981" w:leftChars="300" w:hanging="862"/>
     </w:pPr>
     <w:rPr>
-      <w:rFonts w:ascii="Calibri" w:eastAsia="宋体" w:hAnsi="Calibri" w:cs="宋体" w:hint="eastAsia"/>
+      <w:rFonts w:hint="eastAsia" w:ascii="Calibri" w:hAnsi="Calibri" w:eastAsia="宋体" w:cs="宋体"/>
       <w:sz w:val="24"/>
       <w:szCs w:val="24"/>
       <w:lang w:eastAsia="zh-CN" w:bidi="zh-CN"/>
     </w:rPr>
   </w:style>
-  <w:style w:type="character" w:customStyle="1" w:styleId="Char">
+  <w:style w:type="character" w:customStyle="1" w:styleId="43">
     <w:name w:val="柴_正文 Char"/>
-    <w:link w:val="a"/>
+    <w:link w:val="27"/>
     <w:qFormat/>
+    <w:uiPriority w:val="0"/>
     <w:rPr>
-      <w:rFonts w:ascii="Arial" w:eastAsia="宋体" w:hAnsi="Arial"/>
+      <w:rFonts w:ascii="Arial" w:hAnsi="Arial" w:eastAsia="宋体"/>
       <w:sz w:val="24"/>
       <w:lang w:eastAsia="zh-CN"/>
     </w:rPr>
